--- a/docs/Additional Material/Changes made timeline.docx
+++ b/docs/Additional Material/Changes made timeline.docx
@@ -1243,19 +1243,11 @@
       </w:r>
       <w:proofErr w:type="spellStart"/>
       <w:r>
-        <w:t>load_</w:t>
-      </w:r>
-      <w:proofErr w:type="gramStart"/>
-      <w:r>
-        <w:t>dotenv</w:t>
-      </w:r>
-      <w:proofErr w:type="spellEnd"/>
-      <w:r>
-        <w:t>(</w:t>
-      </w:r>
-      <w:proofErr w:type="gramEnd"/>
-      <w:r>
-        <w:t xml:space="preserve">) and remaps my project's WA_* variable names onto the bare names </w:t>
+        <w:t>load_dotenv</w:t>
+      </w:r>
+      <w:proofErr w:type="spellEnd"/>
+      <w:r>
+        <w:t xml:space="preserve">() and remaps my project's WA_* variable names onto the bare names </w:t>
       </w:r>
       <w:proofErr w:type="spellStart"/>
       <w:r>
@@ -1266,12 +1258,10 @@
         <w:t xml:space="preserve"> expects (SHOPPING, SHOPPING_ADMIN, REDDIT, etc.) before importing </w:t>
       </w:r>
       <w:proofErr w:type="spellStart"/>
-      <w:proofErr w:type="gramStart"/>
       <w:r>
         <w:t>browsergym.webarena</w:t>
       </w:r>
       <w:proofErr w:type="spellEnd"/>
-      <w:proofErr w:type="gramEnd"/>
       <w:r>
         <w:t>. Ordering matters here: importing first would leave the environment unconfigured. Sites I am not using are given placeholder URLs so that registration succeeds without those services running.</w:t>
       </w:r>
@@ -1378,19 +1368,11 @@
       </w:r>
       <w:proofErr w:type="spellStart"/>
       <w:r>
-        <w:t>send_msg_to_</w:t>
-      </w:r>
-      <w:proofErr w:type="gramStart"/>
-      <w:r>
-        <w:t>user</w:t>
-      </w:r>
-      <w:proofErr w:type="spellEnd"/>
-      <w:r>
-        <w:t>(</w:t>
-      </w:r>
-      <w:proofErr w:type="gramEnd"/>
-      <w:r>
-        <w:t>) has been called with the answer.</w:t>
+        <w:t>send_msg_to_user</w:t>
+      </w:r>
+      <w:proofErr w:type="spellEnd"/>
+      <w:r>
+        <w:t>() has been called with the answer.</w:t>
       </w:r>
     </w:p>
     <w:p>
@@ -1431,12 +1413,10 @@
         <w:t xml:space="preserve"> environment via </w:t>
       </w:r>
       <w:proofErr w:type="spellStart"/>
-      <w:proofErr w:type="gramStart"/>
       <w:r>
         <w:t>gym.make</w:t>
       </w:r>
       <w:proofErr w:type="spellEnd"/>
-      <w:proofErr w:type="gramEnd"/>
       <w:r>
         <w:t>() and then iterates:</w:t>
       </w:r>
@@ -1454,19 +1434,11 @@
       </w:r>
       <w:proofErr w:type="spellStart"/>
       <w:r>
-        <w:t>flatten_axtree_to_</w:t>
-      </w:r>
-      <w:proofErr w:type="gramStart"/>
-      <w:r>
-        <w:t>str</w:t>
-      </w:r>
-      <w:proofErr w:type="spellEnd"/>
-      <w:r>
-        <w:t>(</w:t>
-      </w:r>
-      <w:proofErr w:type="gramEnd"/>
-      <w:r>
-        <w:t>) and combined with the task goal, the current URL, and any error returned by the previous action.</w:t>
+        <w:t>flatten_axtree_to_str</w:t>
+      </w:r>
+      <w:proofErr w:type="spellEnd"/>
+      <w:r>
+        <w:t>() and combined with the task goal, the current URL, and any error returned by the previous action.</w:t>
       </w:r>
     </w:p>
     <w:p>
@@ -1493,12 +1465,10 @@
         <w:t xml:space="preserve">Token usage is read from </w:t>
       </w:r>
       <w:proofErr w:type="spellStart"/>
-      <w:proofErr w:type="gramStart"/>
       <w:r>
         <w:t>result.usage</w:t>
       </w:r>
       <w:proofErr w:type="spellEnd"/>
-      <w:proofErr w:type="gramEnd"/>
       <w:r>
         <w:t xml:space="preserve">() and accumulated. Because </w:t>
       </w:r>
@@ -1523,12 +1493,10 @@
         <w:t xml:space="preserve">The action is executed with </w:t>
       </w:r>
       <w:proofErr w:type="spellStart"/>
-      <w:proofErr w:type="gramStart"/>
       <w:r>
         <w:t>env.step</w:t>
       </w:r>
       <w:proofErr w:type="spellEnd"/>
-      <w:proofErr w:type="gramEnd"/>
       <w:r>
         <w:t xml:space="preserve">(), which returns the next observation and the reward computed by </w:t>
       </w:r>
@@ -1551,15 +1519,7 @@
         <w:t xml:space="preserve">For the output, each </w:t>
       </w:r>
       <w:r>
-        <w:t xml:space="preserve">step prints the agent's reasoning, its chosen action, the tokens consumed, and whether the action was accepted or produced an error. Each episode reports success, termination reason, step count, input/output/total tokens, and wall-clock duration. A summary table is printed across all three </w:t>
-      </w:r>
-      <w:proofErr w:type="gramStart"/>
-      <w:r>
-        <w:t>sites</w:t>
-      </w:r>
-      <w:proofErr w:type="gramEnd"/>
-      <w:r>
-        <w:t xml:space="preserve"> and the full per-step log is written to JSON. Episode failures are caught individually so that a problem on one site does not abort the remaining runs.</w:t>
+        <w:t>step prints the agent's reasoning, its chosen action, the tokens consumed, and whether the action was accepted or produced an error. Each episode reports success, termination reason, step count, input/output/total tokens, and wall-clock duration. A summary table is printed across all three sites and the full per-step log is written to JSON. Episode failures are caught individually so that a problem on one site does not abort the remaining runs.</w:t>
       </w:r>
     </w:p>
     <w:p>
@@ -1572,15 +1532,7 @@
         <w:t xml:space="preserve">I also note a measurement consideration for GPT-5 Mini specifically: it is a reasoning model, and its hidden reasoning tokens are billed as output tokens. This is correct for budget accounting </w:t>
       </w:r>
       <w:r>
-        <w:t xml:space="preserve">as those tokens are a real </w:t>
-      </w:r>
-      <w:proofErr w:type="gramStart"/>
-      <w:r>
-        <w:t>cost</w:t>
-      </w:r>
-      <w:proofErr w:type="gramEnd"/>
-      <w:r>
-        <w:t xml:space="preserve"> </w:t>
+        <w:t xml:space="preserve">as those tokens are a real cost </w:t>
       </w:r>
       <w:r>
         <w:t xml:space="preserve">but it means </w:t>
@@ -1846,15 +1798,7 @@
           </w:tcPr>
           <w:p>
             <w:r>
-              <w:t xml:space="preserve">0 – </w:t>
-            </w:r>
-            <w:proofErr w:type="gramStart"/>
-            <w:r>
-              <w:t>cant</w:t>
-            </w:r>
-            <w:proofErr w:type="gramEnd"/>
-            <w:r>
-              <w:t xml:space="preserve"> complete 1 step</w:t>
+              <w:t>0 – cant complete 1 step</w:t>
             </w:r>
           </w:p>
         </w:tc>
@@ -1949,15 +1893,7 @@
         <w:t xml:space="preserve"> which should remove the 500ms timeouts</w:t>
       </w:r>
       <w:r>
-        <w:t xml:space="preserve"> and should progress through the task and give a true read on how many steps this task </w:t>
-      </w:r>
-      <w:proofErr w:type="gramStart"/>
-      <w:r>
-        <w:t>actually needs</w:t>
-      </w:r>
-      <w:proofErr w:type="gramEnd"/>
-      <w:r>
-        <w:t xml:space="preserve">. </w:t>
+        <w:t xml:space="preserve"> and should progress through the task and give a true read on how many steps this task actually needs. </w:t>
       </w:r>
       <w:r>
         <w:t xml:space="preserve">Tokens per step may even drop. </w:t>
@@ -2064,13 +2000,8 @@
       </w:r>
     </w:p>
     <w:p>
-      <w:proofErr w:type="gramStart"/>
-      <w:r>
-        <w:t>So</w:t>
-      </w:r>
-      <w:proofErr w:type="gramEnd"/>
-      <w:r>
-        <w:t xml:space="preserve"> I had to install all the libraries </w:t>
+      <w:r>
+        <w:t xml:space="preserve">So I had to install all the libraries </w:t>
       </w:r>
       <w:proofErr w:type="spellStart"/>
       <w:r>
@@ -2251,15 +2182,7 @@
       </w:r>
       <w:proofErr w:type="spellEnd"/>
       <w:r>
-        <w:t xml:space="preserve"> repository including its </w:t>
-      </w:r>
-      <w:proofErr w:type="gramStart"/>
-      <w:r>
-        <w:t>top level</w:t>
-      </w:r>
-      <w:proofErr w:type="gramEnd"/>
-      <w:r>
-        <w:t xml:space="preserve"> modules.</w:t>
+        <w:t xml:space="preserve"> repository including its top level modules.</w:t>
       </w:r>
     </w:p>
     <w:p>
@@ -2289,15 +2212,7 @@
         <w:t xml:space="preserve"> directly into the code</w:t>
       </w:r>
       <w:r>
-        <w:t xml:space="preserve">, the results </w:t>
-      </w:r>
-      <w:proofErr w:type="gramStart"/>
-      <w:r>
-        <w:t>looks</w:t>
-      </w:r>
-      <w:proofErr w:type="gramEnd"/>
-      <w:r>
-        <w:t xml:space="preserve"> better. </w:t>
+        <w:t xml:space="preserve">, the results looks better. </w:t>
       </w:r>
       <w:r>
         <w:t>However, the issue with the budget ladder is consistent</w:t>
@@ -2536,15 +2451,7 @@
     </w:p>
     <w:p>
       <w:r>
-        <w:t xml:space="preserve">2 things </w:t>
-      </w:r>
-      <w:proofErr w:type="gramStart"/>
-      <w:r>
-        <w:t>needs</w:t>
-      </w:r>
-      <w:proofErr w:type="gramEnd"/>
-      <w:r>
-        <w:t xml:space="preserve"> to change now:</w:t>
+        <w:t>2 things needs to change now:</w:t>
       </w:r>
     </w:p>
     <w:p>
@@ -2558,13 +2465,8 @@
       <w:r>
         <w:t xml:space="preserve">Cut cost per step by pinning the reasoning effort to low as the output is between 429-1198/step and reasoning tokens take a big chunk of that. </w:t>
       </w:r>
-      <w:proofErr w:type="gramStart"/>
-      <w:r>
-        <w:t>Also</w:t>
-      </w:r>
-      <w:proofErr w:type="gramEnd"/>
-      <w:r>
-        <w:t xml:space="preserve"> I need to trim the </w:t>
+      <w:r>
+        <w:t xml:space="preserve">Also I need to trim the </w:t>
       </w:r>
       <w:proofErr w:type="spellStart"/>
       <w:r>
@@ -2575,15 +2477,7 @@
         <w:t xml:space="preserve">, as this also has filtering options by dropping non-interactive elements (this can cut input tokens substantially). </w:t>
       </w:r>
       <w:r>
-        <w:t>If I get 2,000/</w:t>
-      </w:r>
-      <w:proofErr w:type="gramStart"/>
-      <w:r>
-        <w:t>step</w:t>
-      </w:r>
-      <w:proofErr w:type="gramEnd"/>
-      <w:r>
-        <w:t xml:space="preserve"> then a 16k budget gives me 8 steps which is more realistic. </w:t>
+        <w:t xml:space="preserve">If I get 2,000/step then a 16k budget gives me 8 steps which is more realistic. </w:t>
       </w:r>
     </w:p>
     <w:p>
@@ -2607,15 +2501,7 @@
         <w:t xml:space="preserve">The reasoning pin worked, output tokens fell 47% (from 2,887 to 1,539) with reasoning tokens now visible at 64-448/step. However, step 4 </w:t>
       </w:r>
       <w:r>
-        <w:t xml:space="preserve">shows that input tokens </w:t>
-      </w:r>
-      <w:proofErr w:type="gramStart"/>
-      <w:r>
-        <w:t>is</w:t>
-      </w:r>
-      <w:proofErr w:type="gramEnd"/>
-      <w:r>
-        <w:t xml:space="preserve"> 97% of my cost. </w:t>
+        <w:t xml:space="preserve">shows that input tokens is 97% of my cost. </w:t>
       </w:r>
     </w:p>
     <w:p>
@@ -2837,15 +2723,7 @@
     </w:p>
     <w:p>
       <w:r>
-        <w:t xml:space="preserve">To fix this, I need to estimate the calls input cost BEFORE paying for it. </w:t>
-      </w:r>
-      <w:proofErr w:type="gramStart"/>
-      <w:r>
-        <w:t>So</w:t>
-      </w:r>
-      <w:proofErr w:type="gramEnd"/>
-      <w:r>
-        <w:t xml:space="preserve"> an episode must NEVER exceed its stated budget. </w:t>
+        <w:t xml:space="preserve">To fix this, I need to estimate the calls input cost BEFORE paying for it. So an episode must NEVER exceed its stated budget. </w:t>
       </w:r>
     </w:p>
     <w:p>
@@ -2964,15 +2842,7 @@
         <w:t xml:space="preserve">This is at 1,800 tokens/step on average. </w:t>
       </w:r>
       <w:r>
-        <w:t xml:space="preserve">And this specific task finished at 10.8k tokens. Now I can </w:t>
-      </w:r>
-      <w:proofErr w:type="gramStart"/>
-      <w:r>
-        <w:t>actually continue</w:t>
-      </w:r>
-      <w:proofErr w:type="gramEnd"/>
-      <w:r>
-        <w:t xml:space="preserve"> with my proposed </w:t>
+        <w:t xml:space="preserve">And this specific task finished at 10.8k tokens. Now I can actually continue with my proposed </w:t>
       </w:r>
       <w:r>
         <w:t xml:space="preserve">ladder of 2k/4k/8k/16k as this now validated the original design once the observation cost was controlled. </w:t>
@@ -3299,15 +3169,7 @@
         <w:t>For Task 0 on CMS (</w:t>
       </w:r>
       <w:r>
-        <w:t xml:space="preserve">What is the </w:t>
-      </w:r>
-      <w:proofErr w:type="gramStart"/>
-      <w:r>
-        <w:t>top-1</w:t>
-      </w:r>
-      <w:proofErr w:type="gramEnd"/>
-      <w:r>
-        <w:t xml:space="preserve"> best-selling product in 2022</w:t>
+        <w:t>What is the top-1 best-selling product in 2022</w:t>
       </w:r>
       <w:r>
         <w:t xml:space="preserve">): </w:t>
@@ -3459,13 +3321,8 @@
             <w:tcW w:w="3969" w:type="dxa"/>
           </w:tcPr>
           <w:p>
-            <w:proofErr w:type="gramStart"/>
-            <w:r>
-              <w:t>Scroll(</w:t>
-            </w:r>
-            <w:proofErr w:type="gramEnd"/>
-            <w:r>
-              <w:t>0,400) to find the forum</w:t>
+            <w:r>
+              <w:t>Scroll(0,400) to find the forum</w:t>
             </w:r>
           </w:p>
         </w:tc>
@@ -3496,13 +3353,8 @@
             <w:tcW w:w="3969" w:type="dxa"/>
           </w:tcPr>
           <w:p>
-            <w:proofErr w:type="gramStart"/>
-            <w:r>
-              <w:t>Fill(</w:t>
-            </w:r>
-            <w:proofErr w:type="gramEnd"/>
-            <w:r>
-              <w:t>‘50’, ‘</w:t>
+            <w:r>
+              <w:t>Fill(‘50’, ‘</w:t>
             </w:r>
             <w:proofErr w:type="spellStart"/>
             <w:r>
@@ -3529,13 +3381,8 @@
     <w:p/>
     <w:p>
       <w:r>
-        <w:t xml:space="preserve">Ran the same task again with no changes to the code, and I am seeing a lot of </w:t>
-      </w:r>
-      <w:proofErr w:type="gramStart"/>
-      <w:r>
-        <w:t>variance</w:t>
-      </w:r>
-      <w:proofErr w:type="gramEnd"/>
+        <w:t>Ran the same task again with no changes to the code, and I am seeing a lot of variance</w:t>
+      </w:r>
       <w:r>
         <w:t>:</w:t>
       </w:r>
@@ -3739,19 +3586,11 @@
       </w:r>
       <w:proofErr w:type="spellStart"/>
       <w:r>
-        <w:t>build_</w:t>
-      </w:r>
-      <w:proofErr w:type="gramStart"/>
-      <w:r>
-        <w:t>prompt</w:t>
-      </w:r>
-      <w:proofErr w:type="spellEnd"/>
-      <w:r>
-        <w:t>(</w:t>
-      </w:r>
-      <w:proofErr w:type="gramEnd"/>
-      <w:r>
-        <w:t xml:space="preserve">)” </w:t>
+        <w:t>build_prompt</w:t>
+      </w:r>
+      <w:proofErr w:type="spellEnd"/>
+      <w:r>
+        <w:t xml:space="preserve">()” </w:t>
       </w:r>
       <w:r>
         <w:t xml:space="preserve">sends the goal, URL, last error, and current </w:t>
@@ -3977,15 +3816,7 @@
     </w:p>
     <w:p>
       <w:r>
-        <w:t xml:space="preserve">Since action timeout is NOT a module constant I </w:t>
-      </w:r>
-      <w:proofErr w:type="gramStart"/>
-      <w:r>
-        <w:t>cant</w:t>
-      </w:r>
-      <w:proofErr w:type="gramEnd"/>
-      <w:r>
-        <w:t xml:space="preserve"> raise it at runtime</w:t>
+        <w:t>Since action timeout is NOT a module constant I cant raise it at runtime</w:t>
       </w:r>
       <w:r>
         <w:t xml:space="preserve">. This means its </w:t>
@@ -4016,26 +3847,10 @@
         <w:t xml:space="preserve"> So instead, ill need to stop the false error misleading the agent. </w:t>
       </w:r>
       <w:r>
-        <w:t xml:space="preserve">The click </w:t>
-      </w:r>
-      <w:proofErr w:type="gramStart"/>
-      <w:r>
-        <w:t>actually lands</w:t>
-      </w:r>
-      <w:proofErr w:type="gramEnd"/>
-      <w:r>
-        <w:t>; the timeout is Playwright giving up on the post-click navigation wait.</w:t>
-      </w:r>
-      <w:r>
-        <w:t xml:space="preserve"> The prompt tells the agent </w:t>
-      </w:r>
-      <w:proofErr w:type="gramStart"/>
-      <w:r>
-        <w:t>“error</w:t>
-      </w:r>
-      <w:proofErr w:type="gramEnd"/>
-      <w:r>
-        <w:t>”, so it wastes a step re-</w:t>
+        <w:t>The click actually lands; the timeout is Playwright giving up on the post-click navigation wait.</w:t>
+      </w:r>
+      <w:r>
+        <w:t xml:space="preserve"> The prompt tells the agent “error”, so it wastes a step re-</w:t>
       </w:r>
       <w:proofErr w:type="spellStart"/>
       <w:r>
@@ -4079,15 +3894,7 @@
         <w:t xml:space="preserve">Changing </w:t>
       </w:r>
       <w:r>
-        <w:t xml:space="preserve">timeout set from 60,000 to 10,000 showed no variance. </w:t>
-      </w:r>
-      <w:proofErr w:type="gramStart"/>
-      <w:r>
-        <w:t>So</w:t>
-      </w:r>
-      <w:proofErr w:type="gramEnd"/>
-      <w:r>
-        <w:t xml:space="preserve"> keeping to 10,000. </w:t>
+        <w:t xml:space="preserve">timeout set from 60,000 to 10,000 showed no variance. So keeping to 10,000. </w:t>
       </w:r>
     </w:p>
     <w:p>
@@ -4108,35 +3915,17 @@
       </w:r>
     </w:p>
     <w:p>
-      <w:proofErr w:type="gramStart"/>
-      <w:r>
-        <w:t>So</w:t>
-      </w:r>
-      <w:proofErr w:type="gramEnd"/>
-      <w:r>
-        <w:t xml:space="preserve"> what I can do now is my </w:t>
-      </w:r>
-      <w:r>
-        <w:t xml:space="preserve">RQ2 which is </w:t>
-      </w:r>
-      <w:proofErr w:type="gramStart"/>
-      <w:r>
-        <w:t>actually labelling</w:t>
-      </w:r>
-      <w:proofErr w:type="gramEnd"/>
-      <w:r>
-        <w:t xml:space="preserve"> the tasks </w:t>
+      <w:r>
+        <w:t xml:space="preserve">So what I can do now is my </w:t>
+      </w:r>
+      <w:r>
+        <w:t xml:space="preserve">RQ2 which is actually labelling the tasks </w:t>
       </w:r>
       <w:r>
         <w:t xml:space="preserve">based on difficulty, so in this case task 0 would be classed as easy based on my own rubric scale. </w:t>
       </w:r>
-      <w:proofErr w:type="gramStart"/>
-      <w:r>
-        <w:t>So</w:t>
-      </w:r>
-      <w:proofErr w:type="gramEnd"/>
-      <w:r>
-        <w:t xml:space="preserve"> the way I will score each task will be based on 4 observable properties which will band together to provide </w:t>
+      <w:r>
+        <w:t xml:space="preserve">So the way I will score each task will be based on 4 observable properties which will band together to provide </w:t>
       </w:r>
       <w:r>
         <w:t>the final score (or difficulty):</w:t>
@@ -4850,15 +4639,7 @@
       </w:r>
       <w:proofErr w:type="spellEnd"/>
       <w:r>
-        <w:t xml:space="preserve"> good I found this before the </w:t>
-      </w:r>
-      <w:proofErr w:type="gramStart"/>
-      <w:r>
-        <w:t>200 task</w:t>
-      </w:r>
-      <w:proofErr w:type="gramEnd"/>
-      <w:r>
-        <w:t xml:space="preserve"> collection. </w:t>
+        <w:t xml:space="preserve"> good I found this before the 200 task collection. </w:t>
       </w:r>
       <w:r>
         <w:t>I confirmed the cause by running the grep command on “</w:t>
@@ -4978,15 +4759,7 @@
     </w:p>
     <w:p>
       <w:r>
-        <w:t xml:space="preserve">Ok so now I can match the signature </w:t>
-      </w:r>
-      <w:proofErr w:type="gramStart"/>
-      <w:r>
-        <w:t>exactly</w:t>
-      </w:r>
-      <w:proofErr w:type="gramEnd"/>
-      <w:r>
-        <w:t xml:space="preserve"> but I do need to clarify in the report/here is that evaluation API costs do NOT contribute to the token ladder </w:t>
+        <w:t xml:space="preserve">Ok so now I can match the signature exactly but I do need to clarify in the report/here is that evaluation API costs do NOT contribute to the token ladder </w:t>
       </w:r>
       <w:proofErr w:type="spellStart"/>
       <w:r>
@@ -5375,13 +5148,8 @@
             <w:tcW w:w="1418" w:type="dxa"/>
           </w:tcPr>
           <w:p>
-            <w:proofErr w:type="gramStart"/>
-            <w:r>
-              <w:t>Click(</w:t>
-            </w:r>
-            <w:proofErr w:type="gramEnd"/>
-            <w:r>
-              <w:t>‘1075’)</w:t>
+            <w:r>
+              <w:t>Click(‘1075’)</w:t>
             </w:r>
           </w:p>
         </w:tc>
@@ -5412,13 +5180,8 @@
             <w:tcW w:w="1418" w:type="dxa"/>
           </w:tcPr>
           <w:p>
-            <w:proofErr w:type="gramStart"/>
-            <w:r>
-              <w:t>Click(</w:t>
-            </w:r>
-            <w:proofErr w:type="gramEnd"/>
-            <w:r>
-              <w:t>‘1223’)</w:t>
+            <w:r>
+              <w:t>Click(‘1223’)</w:t>
             </w:r>
           </w:p>
         </w:tc>
@@ -5449,13 +5212,8 @@
             <w:tcW w:w="1418" w:type="dxa"/>
           </w:tcPr>
           <w:p>
-            <w:proofErr w:type="gramStart"/>
-            <w:r>
-              <w:t>Click(</w:t>
-            </w:r>
-            <w:proofErr w:type="gramEnd"/>
-            <w:r>
-              <w:t>‘1019’)</w:t>
+            <w:r>
+              <w:t>Click(‘1019’)</w:t>
             </w:r>
           </w:p>
         </w:tc>
@@ -5486,13 +5244,8 @@
             <w:tcW w:w="1418" w:type="dxa"/>
           </w:tcPr>
           <w:p>
-            <w:proofErr w:type="gramStart"/>
-            <w:r>
-              <w:t>Click(</w:t>
-            </w:r>
-            <w:proofErr w:type="gramEnd"/>
-            <w:r>
-              <w:t>‘927’)</w:t>
+            <w:r>
+              <w:t>Click(‘927’)</w:t>
             </w:r>
           </w:p>
         </w:tc>
@@ -5514,15 +5267,7 @@
         <w:t xml:space="preserve">4 visits </w:t>
       </w:r>
       <w:r>
-        <w:t xml:space="preserve">to the same category, and my action-history rule doesn’t catch </w:t>
-      </w:r>
-      <w:proofErr w:type="gramStart"/>
-      <w:r>
-        <w:t>a single one</w:t>
-      </w:r>
-      <w:proofErr w:type="gramEnd"/>
-      <w:r>
-        <w:t xml:space="preserve"> because the bids differ every page </w:t>
+        <w:t xml:space="preserve">to the same category, and my action-history rule doesn’t catch a single one because the bids differ every page </w:t>
       </w:r>
       <w:proofErr w:type="spellStart"/>
       <w:r>
@@ -5532,21 +5277,8 @@
       <w:r>
         <w:t xml:space="preserve">. The strings </w:t>
       </w:r>
-      <w:proofErr w:type="gramStart"/>
-      <w:r>
-        <w:t>click(</w:t>
-      </w:r>
-      <w:proofErr w:type="gramEnd"/>
-      <w:r>
-        <w:t xml:space="preserve">'1075') and </w:t>
-      </w:r>
-      <w:proofErr w:type="gramStart"/>
-      <w:r>
-        <w:t>click(</w:t>
-      </w:r>
-      <w:proofErr w:type="gramEnd"/>
-      <w:r>
-        <w:t>'927') look completely different to the model, so "never repeat an action" is trivially satisfied while the agent goes in circles.</w:t>
+      <w:r>
+        <w:t>click('1075') and click('927') look completely different to the model, so "never repeat an action" is trivially satisfied while the agent goes in circles.</w:t>
       </w:r>
       <w:r>
         <w:t xml:space="preserve"> This burnt around 26,000 tokens and hit the step limit. This means that its not task difficulty, but a </w:t>
@@ -5555,26 +5287,13 @@
         <w:lastRenderedPageBreak/>
         <w:t xml:space="preserve">memory defect in my current history format </w:t>
       </w:r>
-      <w:proofErr w:type="gramStart"/>
-      <w:r>
-        <w:t>cant</w:t>
-      </w:r>
-      <w:proofErr w:type="gramEnd"/>
-      <w:r>
-        <w:t xml:space="preserve"> detect. To fix this, I need to track URL’s and not just actions. </w:t>
-      </w:r>
-    </w:p>
-    <w:p>
-      <w:r>
-        <w:t xml:space="preserve">Another change ill </w:t>
-      </w:r>
-      <w:proofErr w:type="gramStart"/>
-      <w:r>
-        <w:t>need</w:t>
-      </w:r>
-      <w:proofErr w:type="gramEnd"/>
-      <w:r>
-        <w:t xml:space="preserve"> to make is the max steps limit. Since </w:t>
+      <w:r>
+        <w:t xml:space="preserve">cant detect. To fix this, I need to track URL’s and not just actions. </w:t>
+      </w:r>
+    </w:p>
+    <w:p>
+      <w:r>
+        <w:t xml:space="preserve">Another change ill need to make is the max steps limit. Since </w:t>
       </w:r>
       <w:proofErr w:type="spellStart"/>
       <w:r>
@@ -5582,15 +5301,7 @@
       </w:r>
       <w:proofErr w:type="spellEnd"/>
       <w:r>
-        <w:t xml:space="preserve"> binding my 32k token cap with max steps, ill need to raise the steps limit to fit a 32k token cap so the probe measures the unconstrained cost and not the </w:t>
-      </w:r>
-      <w:proofErr w:type="gramStart"/>
-      <w:r>
-        <w:t>12 step</w:t>
-      </w:r>
-      <w:proofErr w:type="gramEnd"/>
-      <w:r>
-        <w:t xml:space="preserve"> cost. </w:t>
+        <w:t xml:space="preserve"> binding my 32k token cap with max steps, ill need to raise the steps limit to fit a 32k token cap so the probe measures the unconstrained cost and not the 12 step cost. </w:t>
       </w:r>
     </w:p>
     <w:p>
@@ -5645,23 +5356,7 @@
       </w:r>
       <w:proofErr w:type="spellEnd"/>
       <w:r>
-        <w:t xml:space="preserve"> file again, the agent is still looping. So ill need </w:t>
-      </w:r>
-      <w:proofErr w:type="gramStart"/>
-      <w:r>
-        <w:t>print</w:t>
-      </w:r>
-      <w:proofErr w:type="gramEnd"/>
-      <w:r>
-        <w:t xml:space="preserve"> the URL each step so I can see whether the history </w:t>
-      </w:r>
-      <w:proofErr w:type="gramStart"/>
-      <w:r>
-        <w:t>actually contains</w:t>
-      </w:r>
-      <w:proofErr w:type="gramEnd"/>
-      <w:r>
-        <w:t xml:space="preserve"> distinguishable URLs or whether magneto is returning the same URL with different bids </w:t>
+        <w:t xml:space="preserve"> file again, the agent is still looping. So ill need print the URL each step so I can see whether the history actually contains distinguishable URLs or whether magneto is returning the same URL with different bids </w:t>
       </w:r>
       <w:r>
         <w:t>(in this case, the model is seeing the repetition and ignoring it)</w:t>
@@ -5773,13 +5468,8 @@
       </w:r>
     </w:p>
     <w:p>
-      <w:proofErr w:type="gramStart"/>
-      <w:r>
-        <w:t>So</w:t>
-      </w:r>
-      <w:proofErr w:type="gramEnd"/>
-      <w:r>
-        <w:t xml:space="preserve"> I added the guard patch, however I receive a consistent error message</w:t>
+      <w:r>
+        <w:t>So I added the guard patch, however I receive a consistent error message</w:t>
       </w:r>
       <w:r>
         <w:t xml:space="preserve"> for task 574</w:t>
@@ -5844,15 +5534,7 @@
       </w:r>
       <w:proofErr w:type="spellEnd"/>
       <w:r>
-        <w:t xml:space="preserve"> is a string it </w:t>
-      </w:r>
-      <w:proofErr w:type="gramStart"/>
-      <w:r>
-        <w:t>can .split</w:t>
-      </w:r>
-      <w:proofErr w:type="gramEnd"/>
-      <w:r>
-        <w:t xml:space="preserve">(" |OR| "), but task 574's config supplies a </w:t>
+        <w:t xml:space="preserve"> is a string it can .split(" |OR| "), but task 574's config supplies a </w:t>
       </w:r>
       <w:proofErr w:type="spellStart"/>
       <w:r>
@@ -5912,13 +5594,8 @@
       </w:r>
       <w:proofErr w:type="spellEnd"/>
       <w:r>
-        <w:t xml:space="preserve"> as a string ("111 Magnolia Path"), and 0 of 480 tasks use a dict. Yet at runtime the evaluator received a dict. Those can't both be true of the same </w:t>
-      </w:r>
-      <w:proofErr w:type="gramStart"/>
-      <w:r>
-        <w:t>file</w:t>
-      </w:r>
-      <w:proofErr w:type="gramEnd"/>
+        <w:t xml:space="preserve"> as a string ("111 Magnolia Path"), and 0 of 480 tasks use a dict. Yet at runtime the evaluator received a dict. Those can't both be true of the same file</w:t>
+      </w:r>
       <w:r>
         <w:t xml:space="preserve"> </w:t>
       </w:r>
@@ -5935,27 +5612,11 @@
       </w:r>
       <w:proofErr w:type="spellStart"/>
       <w:r>
-        <w:t>smoke_</w:t>
-      </w:r>
-      <w:proofErr w:type="gramStart"/>
-      <w:r>
-        <w:t>a.load</w:t>
-      </w:r>
-      <w:proofErr w:type="gramEnd"/>
-      <w:r>
-        <w:t>_</w:t>
-      </w:r>
-      <w:proofErr w:type="gramStart"/>
-      <w:r>
-        <w:t>configs</w:t>
-      </w:r>
-      <w:proofErr w:type="spellEnd"/>
-      <w:r>
-        <w:t>(</w:t>
-      </w:r>
-      <w:proofErr w:type="gramEnd"/>
-      <w:r>
-        <w:t>) reads.</w:t>
+        <w:t>smoke_a.load_configs</w:t>
+      </w:r>
+      <w:proofErr w:type="spellEnd"/>
+      <w:r>
+        <w:t>() reads.</w:t>
       </w:r>
     </w:p>
     <w:p>
@@ -6106,15 +5767,7 @@
       </w:r>
       <w:proofErr w:type="spellEnd"/>
       <w:r>
-        <w:t xml:space="preserve"> evaluator function since I </w:t>
-      </w:r>
-      <w:proofErr w:type="gramStart"/>
-      <w:r>
-        <w:t>wont</w:t>
-      </w:r>
-      <w:proofErr w:type="gramEnd"/>
-      <w:r>
-        <w:t xml:space="preserve"> be needing that anymore</w:t>
+        <w:t xml:space="preserve"> evaluator function since I wont be needing that anymore</w:t>
       </w:r>
       <w:r>
         <w:t>.</w:t>
@@ -6305,15 +5958,7 @@
     <w:p>
       <w:r>
         <w:lastRenderedPageBreak/>
-        <w:t xml:space="preserve">The evaluator fix worked, so note to self: document this in my reproducibility readme as a </w:t>
-      </w:r>
-      <w:proofErr w:type="gramStart"/>
-      <w:r>
-        <w:t>one line</w:t>
-      </w:r>
-      <w:proofErr w:type="gramEnd"/>
-      <w:r>
-        <w:t xml:space="preserve"> fix to a known upstream format mismatch. </w:t>
+        <w:t xml:space="preserve">The evaluator fix worked, so note to self: document this in my reproducibility readme as a one line fix to a known upstream format mismatch. </w:t>
       </w:r>
       <w:r>
         <w:t xml:space="preserve">There is no more </w:t>
@@ -6324,15 +5969,7 @@
       </w:r>
       <w:proofErr w:type="spellEnd"/>
       <w:r>
-        <w:t xml:space="preserve">, the episode ran to </w:t>
-      </w:r>
-      <w:proofErr w:type="gramStart"/>
-      <w:r>
-        <w:t>completion</w:t>
-      </w:r>
-      <w:proofErr w:type="gramEnd"/>
-      <w:r>
-        <w:t xml:space="preserve"> and my stall guard works correctly at step 6. </w:t>
+        <w:t xml:space="preserve">, the episode ran to completion and my stall guard works correctly at step 6. </w:t>
       </w:r>
       <w:r>
         <w:t xml:space="preserve">However, another error is introduced, where the agent receives “previous action timed out – it may have succeeded. Check the current page before retrying”. This means the click is failing </w:t>
@@ -6345,21 +5982,8 @@
       </w:r>
     </w:p>
     <w:p>
-      <w:proofErr w:type="gramStart"/>
-      <w:r>
-        <w:t>So</w:t>
-      </w:r>
-      <w:proofErr w:type="gramEnd"/>
-      <w:r>
-        <w:t xml:space="preserve"> I need to </w:t>
-      </w:r>
-      <w:proofErr w:type="gramStart"/>
-      <w:r>
-        <w:t>actually distinguish</w:t>
-      </w:r>
-      <w:proofErr w:type="gramEnd"/>
-      <w:r>
-        <w:t xml:space="preserve"> between same action and same URL again. </w:t>
+      <w:r>
+        <w:t xml:space="preserve">So I need to actually distinguish between same action and same URL again. </w:t>
       </w:r>
     </w:p>
     <w:p>
@@ -6943,10 +6567,7 @@
         <w:t xml:space="preserve">Every action now reports “(action accepted)” instead of timing out. </w:t>
       </w:r>
       <w:r>
-        <w:t xml:space="preserve">Next is </w:t>
-      </w:r>
-      <w:r>
-        <w:t>to replace the guard with a (</w:t>
+        <w:t>Next is to replace the guard with a (</w:t>
       </w:r>
       <w:proofErr w:type="spellStart"/>
       <w:r>
@@ -7025,15 +6646,7 @@
         </w:numPr>
       </w:pPr>
       <w:r>
-        <w:t xml:space="preserve">What does a task </w:t>
-      </w:r>
-      <w:proofErr w:type="gramStart"/>
-      <w:r>
-        <w:t>actually cost</w:t>
-      </w:r>
-      <w:proofErr w:type="gramEnd"/>
-      <w:r>
-        <w:t xml:space="preserve"> when budget isn’t the binding constraint</w:t>
+        <w:t>What does a task actually cost when budget isn’t the binding constraint</w:t>
       </w:r>
     </w:p>
     <w:p>
@@ -7066,13 +6679,8 @@
       </w:r>
     </w:p>
     <w:p>
-      <w:proofErr w:type="gramStart"/>
-      <w:r>
-        <w:t>Also</w:t>
-      </w:r>
-      <w:proofErr w:type="gramEnd"/>
-      <w:r>
-        <w:t xml:space="preserve"> I renamed “smoke_a.py” to just “strategy_a.py” since I initially wanted the code to just test a few sites but due to the incompatibility with </w:t>
+      <w:r>
+        <w:t xml:space="preserve">Also I renamed “smoke_a.py” to just “strategy_a.py” since I initially wanted the code to just test a few sites but due to the incompatibility with </w:t>
       </w:r>
       <w:proofErr w:type="spellStart"/>
       <w:r>
@@ -7104,6 +6712,70 @@
         <w:t>.</w:t>
       </w:r>
     </w:p>
+    <w:p>
+      <w:r>
+        <w:rPr>
+          <w:noProof/>
+        </w:rPr>
+        <w:drawing>
+          <wp:inline distT="0" distB="0" distL="0" distR="0" wp14:anchorId="1EF11E72" wp14:editId="120160AF">
+            <wp:extent cx="5731510" cy="337820"/>
+            <wp:effectExtent l="0" t="0" r="2540" b="5080"/>
+            <wp:docPr id="4319457" name="Picture 1"/>
+            <wp:cNvGraphicFramePr>
+              <a:graphicFrameLocks xmlns:a="http://schemas.openxmlformats.org/drawingml/2006/main" noChangeAspect="1"/>
+            </wp:cNvGraphicFramePr>
+            <a:graphic xmlns:a="http://schemas.openxmlformats.org/drawingml/2006/main">
+              <a:graphicData uri="http://schemas.openxmlformats.org/drawingml/2006/picture">
+                <pic:pic xmlns:pic="http://schemas.openxmlformats.org/drawingml/2006/picture">
+                  <pic:nvPicPr>
+                    <pic:cNvPr id="4319457" name=""/>
+                    <pic:cNvPicPr/>
+                  </pic:nvPicPr>
+                  <pic:blipFill>
+                    <a:blip r:embed="rId53"/>
+                    <a:stretch>
+                      <a:fillRect/>
+                    </a:stretch>
+                  </pic:blipFill>
+                  <pic:spPr>
+                    <a:xfrm>
+                      <a:off x="0" y="0"/>
+                      <a:ext cx="5731510" cy="337820"/>
+                    </a:xfrm>
+                    <a:prstGeom prst="rect">
+                      <a:avLst/>
+                    </a:prstGeom>
+                  </pic:spPr>
+                </pic:pic>
+              </a:graphicData>
+            </a:graphic>
+          </wp:inline>
+        </w:drawing>
+      </w:r>
+    </w:p>
+    <w:p>
+      <w:r>
+        <w:t>Ive moved old results onto a new directory in the instance called “</w:t>
+      </w:r>
+      <w:proofErr w:type="spellStart"/>
+      <w:r>
+        <w:t>old_results</w:t>
+      </w:r>
+      <w:proofErr w:type="spellEnd"/>
+      <w:r>
+        <w:t xml:space="preserve">”. </w:t>
+      </w:r>
+    </w:p>
+    <w:p>
+      <w:r>
+        <w:t xml:space="preserve">Ive also removed the old code from the instance. And instead of always pushing 1 file at a time to the instance, ill be cloning the </w:t>
+      </w:r>
+      <w:r>
+        <w:t xml:space="preserve">project onto the instance so all I have to do is pull it once I push the changes locally. </w:t>
+      </w:r>
+    </w:p>
+    <w:p/>
     <w:p/>
     <w:sectPr>
       <w:pgSz w:w="11906" w:h="16838"/>

--- a/docs/Additional Material/Changes made timeline.docx
+++ b/docs/Additional Material/Changes made timeline.docx
@@ -83,15 +83,7 @@
         <w:t xml:space="preserve">The </w:t>
       </w:r>
       <w:r>
-        <w:t xml:space="preserve">decision to use AWS came directly from the </w:t>
-      </w:r>
-      <w:proofErr w:type="spellStart"/>
-      <w:r>
-        <w:t>WebArena</w:t>
-      </w:r>
-      <w:proofErr w:type="spellEnd"/>
-      <w:r>
-        <w:t xml:space="preserve"> </w:t>
+        <w:t xml:space="preserve">decision to use AWS came directly from the WebArena </w:t>
       </w:r>
       <w:r>
         <w:t xml:space="preserve">repository environment </w:t>
@@ -166,13 +158,8 @@
       </w:r>
     </w:p>
     <w:p>
-      <w:proofErr w:type="spellStart"/>
-      <w:r>
-        <w:t>WebArena</w:t>
-      </w:r>
-      <w:proofErr w:type="spellEnd"/>
-      <w:r>
-        <w:t xml:space="preserve"> requires 5 </w:t>
+      <w:r>
+        <w:t xml:space="preserve">WebArena requires 5 </w:t>
       </w:r>
       <w:r>
         <w:t>self-hosted</w:t>
@@ -321,15 +308,7 @@
         <w:t>. I will be noting down what I’ve learnt from this course (</w:t>
       </w:r>
       <w:r>
-        <w:t xml:space="preserve">I don’t need to specify what </w:t>
-      </w:r>
-      <w:proofErr w:type="spellStart"/>
-      <w:r>
-        <w:t>ive</w:t>
-      </w:r>
-      <w:proofErr w:type="spellEnd"/>
-      <w:r>
-        <w:t xml:space="preserve"> learnt in the report, just mention the certification of completion</w:t>
+        <w:t>I don’t need to specify what ive learnt in the report, just mention the certification of completion</w:t>
       </w:r>
       <w:r>
         <w:t xml:space="preserve"> as its related </w:t>
@@ -346,23 +325,7 @@
         <w:t xml:space="preserve">I setup the AWS instance </w:t>
       </w:r>
       <w:r>
-        <w:t xml:space="preserve">with these exact settings following the </w:t>
-      </w:r>
-      <w:proofErr w:type="spellStart"/>
-      <w:r>
-        <w:t>WebArena</w:t>
-      </w:r>
-      <w:proofErr w:type="spellEnd"/>
-      <w:r>
-        <w:t xml:space="preserve"> repository </w:t>
-      </w:r>
-      <w:proofErr w:type="spellStart"/>
-      <w:r>
-        <w:t>readMe</w:t>
-      </w:r>
-      <w:proofErr w:type="spellEnd"/>
-      <w:r>
-        <w:t xml:space="preserve"> EC2 setup instructions:</w:t>
+        <w:t>with these exact settings following the WebArena repository readMe EC2 setup instructions:</w:t>
       </w:r>
     </w:p>
     <w:p>
@@ -417,15 +380,7 @@
         <w:t>This is the in</w:t>
       </w:r>
       <w:r>
-        <w:t xml:space="preserve">stance type that is recommended by the </w:t>
-      </w:r>
-      <w:proofErr w:type="spellStart"/>
-      <w:r>
-        <w:t>webarena</w:t>
-      </w:r>
-      <w:proofErr w:type="spellEnd"/>
-      <w:r>
-        <w:t xml:space="preserve"> repo readme</w:t>
+        <w:t>stance type that is recommended by the webarena repo readme</w:t>
       </w:r>
       <w:r>
         <w:t xml:space="preserve">. </w:t>
@@ -480,15 +435,7 @@
     <w:p>
       <w:r>
         <w:lastRenderedPageBreak/>
-        <w:t>I set the key pair to “</w:t>
-      </w:r>
-      <w:proofErr w:type="spellStart"/>
-      <w:r>
-        <w:t>webarena</w:t>
-      </w:r>
-      <w:proofErr w:type="spellEnd"/>
-      <w:r>
-        <w:t xml:space="preserve">-key” (which is a public key) to encrypt and decrypt login information. </w:t>
+        <w:t xml:space="preserve">I set the key pair to “webarena-key” (which is a public key) to encrypt and decrypt login information. </w:t>
       </w:r>
       <w:r>
         <w:t>This allows me and only me to log into the instance when launching the instance.</w:t>
@@ -500,15 +447,7 @@
         <w:t>generated</w:t>
       </w:r>
       <w:r>
-        <w:t xml:space="preserve"> the private key (a .</w:t>
-      </w:r>
-      <w:proofErr w:type="spellStart"/>
-      <w:r>
-        <w:t>pem</w:t>
-      </w:r>
-      <w:proofErr w:type="spellEnd"/>
-      <w:r>
-        <w:t xml:space="preserve"> file) containing this key. </w:t>
+        <w:t xml:space="preserve"> the private key (a .pem file) containing this key. </w:t>
       </w:r>
     </w:p>
     <w:p>
@@ -631,15 +570,7 @@
         </w:numPr>
       </w:pPr>
       <w:r>
-        <w:t>Custom TCP with a port of 9999 and a source IP of anywhere, this is for the Forum sites (reddit/</w:t>
-      </w:r>
-      <w:proofErr w:type="spellStart"/>
-      <w:r>
-        <w:t>postmill</w:t>
-      </w:r>
-      <w:proofErr w:type="spellEnd"/>
-      <w:r>
-        <w:t>)</w:t>
+        <w:t>Custom TCP with a port of 9999 and a source IP of anywhere, this is for the Forum sites (reddit/postmill)</w:t>
       </w:r>
     </w:p>
     <w:p>
@@ -690,15 +621,7 @@
         <w:t xml:space="preserve">Next is setting the EBS root volume (elastic block store) </w:t>
       </w:r>
       <w:r>
-        <w:t xml:space="preserve">which is AWS’s disk service and the “root volume” is the boot disk holding the OS and all the </w:t>
-      </w:r>
-      <w:proofErr w:type="spellStart"/>
-      <w:r>
-        <w:t>WebArena</w:t>
-      </w:r>
-      <w:proofErr w:type="spellEnd"/>
-      <w:r>
-        <w:t xml:space="preserve"> data.</w:t>
+        <w:t>which is AWS’s disk service and the “root volume” is the boot disk holding the OS and all the WebArena data.</w:t>
       </w:r>
       <w:r>
         <w:t xml:space="preserve"> </w:t>
@@ -796,23 +719,7 @@
         <w:t>“</w:t>
       </w:r>
       <w:r>
-        <w:t>ssh -</w:t>
-      </w:r>
-      <w:proofErr w:type="spellStart"/>
-      <w:r>
-        <w:t>i</w:t>
-      </w:r>
-      <w:proofErr w:type="spellEnd"/>
-      <w:r>
-        <w:t xml:space="preserve"> </w:t>
-      </w:r>
-      <w:proofErr w:type="spellStart"/>
-      <w:r>
-        <w:t>webarena-key.pem</w:t>
-      </w:r>
-      <w:proofErr w:type="spellEnd"/>
-      <w:r>
-        <w:t xml:space="preserve"> </w:t>
+        <w:t xml:space="preserve">ssh -i webarena-key.pem </w:t>
       </w:r>
       <w:hyperlink r:id="rId12" w:history="1">
         <w:r>
@@ -1180,42 +1087,13 @@
         <w:t xml:space="preserve">So before </w:t>
       </w:r>
       <w:r>
-        <w:t>committing to the full data-collection sweep (200 tasks × 4 budget levels × 3 strategies), I wrote a minimal validation script that runs Strategy A on a single task from each of my three target sites: Shopping (</w:t>
-      </w:r>
-      <w:proofErr w:type="spellStart"/>
-      <w:r>
-        <w:t>OneStopShop</w:t>
-      </w:r>
-      <w:proofErr w:type="spellEnd"/>
-      <w:r>
-        <w:t>), the CMS (</w:t>
-      </w:r>
-      <w:proofErr w:type="spellStart"/>
-      <w:r>
-        <w:t>shopping_admin</w:t>
-      </w:r>
-      <w:proofErr w:type="spellEnd"/>
-      <w:r>
-        <w:t>), and the Forum (</w:t>
-      </w:r>
-      <w:proofErr w:type="spellStart"/>
-      <w:r>
-        <w:t>Postmill</w:t>
-      </w:r>
-      <w:proofErr w:type="spellEnd"/>
-      <w:r>
-        <w:t>/Reddit). The intent is not to succeed at the tasks</w:t>
+        <w:t>committing to the full data-collection sweep (200 tasks × 4 budget levels × 3 strategies), I wrote a minimal validation script that runs Strategy A on a single task from each of my three target sites: Shopping (OneStopShop), the CMS (shopping_admin), and the Forum (Postmill/Reddit). The intent is not to succeed at the tasks</w:t>
       </w:r>
       <w:r>
         <w:t xml:space="preserve"> as </w:t>
       </w:r>
-      <w:proofErr w:type="spellStart"/>
-      <w:r>
-        <w:t>WebArena</w:t>
-      </w:r>
-      <w:proofErr w:type="spellEnd"/>
-      <w:r>
-        <w:t xml:space="preserve"> is a deliberately difficult benchmark, with GPT-4 reported at only 14.41% success</w:t>
+      <w:r>
+        <w:t>WebArena is a deliberately difficult benchmark, with GPT-4 reported at only 14.41% success</w:t>
       </w:r>
       <w:r>
         <w:t xml:space="preserve"> </w:t>
@@ -1225,175 +1103,18 @@
       </w:r>
     </w:p>
     <w:p>
-      <w:proofErr w:type="spellStart"/>
-      <w:r>
-        <w:t>BrowserGym</w:t>
-      </w:r>
-      <w:proofErr w:type="spellEnd"/>
-      <w:r>
-        <w:t xml:space="preserve"> reads the </w:t>
-      </w:r>
-      <w:proofErr w:type="spellStart"/>
-      <w:r>
-        <w:t>WebArena</w:t>
-      </w:r>
-      <w:proofErr w:type="spellEnd"/>
-      <w:r>
-        <w:t xml:space="preserve"> site URLs from environment variables at import time. The script therefore calls </w:t>
-      </w:r>
-      <w:proofErr w:type="spellStart"/>
-      <w:r>
-        <w:t>load_dotenv</w:t>
-      </w:r>
-      <w:proofErr w:type="spellEnd"/>
-      <w:r>
-        <w:t xml:space="preserve">() and remaps my project's WA_* variable names onto the bare names </w:t>
-      </w:r>
-      <w:proofErr w:type="spellStart"/>
-      <w:r>
-        <w:t>WebArena</w:t>
-      </w:r>
-      <w:proofErr w:type="spellEnd"/>
-      <w:r>
-        <w:t xml:space="preserve"> expects (SHOPPING, SHOPPING_ADMIN, REDDIT, etc.) before importing </w:t>
-      </w:r>
-      <w:proofErr w:type="spellStart"/>
-      <w:r>
-        <w:t>browsergym.webarena</w:t>
-      </w:r>
-      <w:proofErr w:type="spellEnd"/>
-      <w:r>
-        <w:t>. Ordering matters here: importing first would leave the environment unconfigured. Sites I am not using are given placeholder URLs so that registration succeeds without those services running.</w:t>
-      </w:r>
-    </w:p>
-    <w:p>
-      <w:r>
-        <w:t xml:space="preserve">A single </w:t>
-      </w:r>
-      <w:proofErr w:type="spellStart"/>
-      <w:r>
-        <w:t>Pydantic</w:t>
-      </w:r>
-      <w:proofErr w:type="spellEnd"/>
-      <w:r>
-        <w:t xml:space="preserve"> AI agent is constructed with </w:t>
-      </w:r>
-      <w:proofErr w:type="spellStart"/>
-      <w:r>
-        <w:t>output_type</w:t>
-      </w:r>
-      <w:proofErr w:type="spellEnd"/>
-      <w:r>
-        <w:t>=</w:t>
-      </w:r>
-      <w:proofErr w:type="spellStart"/>
-      <w:r>
-        <w:t>AgentAction</w:t>
-      </w:r>
-      <w:proofErr w:type="spellEnd"/>
-      <w:r>
-        <w:t xml:space="preserve">, where </w:t>
-      </w:r>
-      <w:proofErr w:type="spellStart"/>
-      <w:r>
-        <w:t>AgentAction</w:t>
-      </w:r>
-      <w:proofErr w:type="spellEnd"/>
-      <w:r>
-        <w:t xml:space="preserve"> is a </w:t>
-      </w:r>
-      <w:proofErr w:type="spellStart"/>
-      <w:r>
-        <w:t>Pydantic</w:t>
-      </w:r>
-      <w:proofErr w:type="spellEnd"/>
-      <w:r>
-        <w:t xml:space="preserve"> model containing a short reasoning string and a single action string. Using a structured output type means the model's reply is parsed and validated automatically, removing the need for the regular-expression action extraction used in the canonical </w:t>
-      </w:r>
-      <w:proofErr w:type="spellStart"/>
-      <w:r>
-        <w:t>WebArena</w:t>
-      </w:r>
-      <w:proofErr w:type="spellEnd"/>
-      <w:r>
-        <w:t xml:space="preserve"> harness. The static instruction block enumerates the </w:t>
-      </w:r>
-      <w:proofErr w:type="spellStart"/>
-      <w:r>
-        <w:t>BrowserGym</w:t>
-      </w:r>
-      <w:proofErr w:type="spellEnd"/>
-      <w:r>
-        <w:t xml:space="preserve"> </w:t>
-      </w:r>
-      <w:proofErr w:type="spellStart"/>
-      <w:r>
-        <w:t>HighLevelActionSet</w:t>
-      </w:r>
-      <w:proofErr w:type="spellEnd"/>
-      <w:r>
-        <w:t xml:space="preserve"> verbs (click, fill, </w:t>
-      </w:r>
-      <w:proofErr w:type="spellStart"/>
-      <w:r>
-        <w:t>select_option</w:t>
-      </w:r>
-      <w:proofErr w:type="spellEnd"/>
-      <w:r>
-        <w:t xml:space="preserve">, press, scroll, </w:t>
-      </w:r>
-      <w:proofErr w:type="spellStart"/>
-      <w:r>
-        <w:t>goto</w:t>
-      </w:r>
-      <w:proofErr w:type="spellEnd"/>
-      <w:r>
-        <w:t xml:space="preserve">, </w:t>
-      </w:r>
-      <w:proofErr w:type="spellStart"/>
-      <w:r>
-        <w:t>go_back</w:t>
-      </w:r>
-      <w:proofErr w:type="spellEnd"/>
-      <w:r>
-        <w:t xml:space="preserve">, </w:t>
-      </w:r>
-      <w:proofErr w:type="spellStart"/>
-      <w:r>
-        <w:t>send_msg_to_user</w:t>
-      </w:r>
-      <w:proofErr w:type="spellEnd"/>
-      <w:r>
-        <w:t xml:space="preserve">, noop) and states the two rules that most affect validity: only element ids present in the current accessibility tree may be referenced, and information-seeking tasks are complete only once </w:t>
-      </w:r>
-      <w:proofErr w:type="spellStart"/>
-      <w:r>
-        <w:t>send_msg_to_user</w:t>
-      </w:r>
-      <w:proofErr w:type="spellEnd"/>
-      <w:r>
-        <w:t>() has been called with the answer.</w:t>
-      </w:r>
-    </w:p>
-    <w:p>
-      <w:r>
-        <w:t xml:space="preserve">The script reads the </w:t>
-      </w:r>
-      <w:proofErr w:type="spellStart"/>
-      <w:r>
-        <w:t>WebArena</w:t>
-      </w:r>
-      <w:proofErr w:type="spellEnd"/>
-      <w:r>
-        <w:t xml:space="preserve"> task configuration files bundled with the </w:t>
-      </w:r>
-      <w:proofErr w:type="spellStart"/>
-      <w:r>
-        <w:t>webarena</w:t>
-      </w:r>
-      <w:proofErr w:type="spellEnd"/>
-      <w:r>
-        <w:t xml:space="preserve"> package and selects the first single-site task for each of the three target sites. Restricting to single-site tasks </w:t>
+      <w:r>
+        <w:t>BrowserGym reads the WebArena site URLs from environment variables at import time. The script therefore calls load_dotenv() and remaps my project's WA_* variable names onto the bare names WebArena expects (SHOPPING, SHOPPING_ADMIN, REDDIT, etc.) before importing browsergym.webarena. Ordering matters here: importing first would leave the environment unconfigured. Sites I am not using are given placeholder URLs so that registration succeeds without those services running.</w:t>
+      </w:r>
+    </w:p>
+    <w:p>
+      <w:r>
+        <w:t>A single Pydantic AI agent is constructed with output_type=AgentAction, where AgentAction is a Pydantic model containing a short reasoning string and a single action string. Using a structured output type means the model's reply is parsed and validated automatically, removing the need for the regular-expression action extraction used in the canonical WebArena harness. The static instruction block enumerates the BrowserGym HighLevelActionSet verbs (click, fill, select_option, press, scroll, goto, go_back, send_msg_to_user, noop) and states the two rules that most affect validity: only element ids present in the current accessibility tree may be referenced, and information-seeking tasks are complete only once send_msg_to_user() has been called with the answer.</w:t>
+      </w:r>
+    </w:p>
+    <w:p>
+      <w:r>
+        <w:t xml:space="preserve">The script reads the WebArena task configuration files bundled with the webarena package and selects the first single-site task for each of the three target sites. Restricting to single-site tasks </w:t>
       </w:r>
       <w:r>
         <w:lastRenderedPageBreak/>
@@ -1402,23 +1123,7 @@
     </w:p>
     <w:p>
       <w:r>
-        <w:t xml:space="preserve">Each episode instantiates a </w:t>
-      </w:r>
-      <w:proofErr w:type="spellStart"/>
-      <w:r>
-        <w:t>BrowserGym</w:t>
-      </w:r>
-      <w:proofErr w:type="spellEnd"/>
-      <w:r>
-        <w:t xml:space="preserve"> environment via </w:t>
-      </w:r>
-      <w:proofErr w:type="spellStart"/>
-      <w:r>
-        <w:t>gym.make</w:t>
-      </w:r>
-      <w:proofErr w:type="spellEnd"/>
-      <w:r>
-        <w:t>() and then iterates:</w:t>
+        <w:t>Each episode instantiates a BrowserGym environment via gym.make() and then iterates:</w:t>
       </w:r>
     </w:p>
     <w:p>
@@ -1430,15 +1135,7 @@
         </w:numPr>
       </w:pPr>
       <w:r>
-        <w:t xml:space="preserve">The current observation is converted to text. The accessibility tree is flattened with </w:t>
-      </w:r>
-      <w:proofErr w:type="spellStart"/>
-      <w:r>
-        <w:t>flatten_axtree_to_str</w:t>
-      </w:r>
-      <w:proofErr w:type="spellEnd"/>
-      <w:r>
-        <w:t>() and combined with the task goal, the current URL, and any error returned by the previous action.</w:t>
+        <w:t>The current observation is converted to text. The accessibility tree is flattened with flatten_axtree_to_str() and combined with the task goal, the current URL, and any error returned by the previous action.</w:t>
       </w:r>
     </w:p>
     <w:p>
@@ -1462,23 +1159,7 @@
         </w:numPr>
       </w:pPr>
       <w:r>
-        <w:t xml:space="preserve">Token usage is read from </w:t>
-      </w:r>
-      <w:proofErr w:type="spellStart"/>
-      <w:r>
-        <w:t>result.usage</w:t>
-      </w:r>
-      <w:proofErr w:type="spellEnd"/>
-      <w:r>
-        <w:t xml:space="preserve">() and accumulated. Because </w:t>
-      </w:r>
-      <w:proofErr w:type="spellStart"/>
-      <w:r>
-        <w:t>Pydantic</w:t>
-      </w:r>
-      <w:proofErr w:type="spellEnd"/>
-      <w:r>
-        <w:t xml:space="preserve"> AI reports input and output token counts natively, this constitutes the token accounting mechanism described in my methodology — no interception of the underlying OpenAI client is required.</w:t>
+        <w:t>Token usage is read from result.usage() and accumulated. Because Pydantic AI reports input and output token counts natively, this constitutes the token accounting mechanism described in my methodology — no interception of the underlying OpenAI client is required.</w:t>
       </w:r>
     </w:p>
     <w:p>
@@ -1490,23 +1171,7 @@
         </w:numPr>
       </w:pPr>
       <w:r>
-        <w:t xml:space="preserve">The action is executed with </w:t>
-      </w:r>
-      <w:proofErr w:type="spellStart"/>
-      <w:r>
-        <w:t>env.step</w:t>
-      </w:r>
-      <w:proofErr w:type="spellEnd"/>
-      <w:r>
-        <w:t xml:space="preserve">(), which returns the next observation and the reward computed by </w:t>
-      </w:r>
-      <w:proofErr w:type="spellStart"/>
-      <w:r>
-        <w:t>WebArena's</w:t>
-      </w:r>
-      <w:proofErr w:type="spellEnd"/>
-      <w:r>
-        <w:t xml:space="preserve"> own evaluation function.</w:t>
+        <w:t>The action is executed with env.step(), which returns the next observation and the reward computed by WebArena's own evaluation function.</w:t>
       </w:r>
     </w:p>
     <w:p>
@@ -1535,15 +1200,7 @@
         <w:t xml:space="preserve">as those tokens are a real cost </w:t>
       </w:r>
       <w:r>
-        <w:t xml:space="preserve">but it means </w:t>
-      </w:r>
-      <w:proofErr w:type="spellStart"/>
-      <w:r>
-        <w:t>reasoning_effort</w:t>
-      </w:r>
-      <w:proofErr w:type="spellEnd"/>
-      <w:r>
-        <w:t xml:space="preserve"> must be pinned to a fixed value before collection begins, otherwise per-episode token totals could vary for reasons unrelated to the orchestration strategy under test, confounding the comparison.</w:t>
+        <w:t>but it means reasoning_effort must be pinned to a fixed value before collection begins, otherwise per-episode token totals could vary for reasons unrelated to the orchestration strategy under test, confounding the comparison.</w:t>
       </w:r>
     </w:p>
     <w:p>
@@ -1650,23 +1307,7 @@
         <w:t xml:space="preserve">Isolating task 27 for the reddit website shows interesting results which differentiates from past tests. </w:t>
       </w:r>
       <w:r>
-        <w:t xml:space="preserve">step 0 sees the front page, step 1 sees the </w:t>
-      </w:r>
-      <w:proofErr w:type="spellStart"/>
-      <w:r>
-        <w:t>Showerthoughts</w:t>
-      </w:r>
-      <w:proofErr w:type="spellEnd"/>
-      <w:r>
-        <w:t xml:space="preserve"> forum, step 2 sees a user link (/user/</w:t>
-      </w:r>
-      <w:proofErr w:type="spellStart"/>
-      <w:r>
-        <w:t>Waoonet</w:t>
-      </w:r>
-      <w:proofErr w:type="spellEnd"/>
-      <w:r>
-        <w:t xml:space="preserve">), step 3 sees a post. The page </w:t>
+        <w:t xml:space="preserve">step 0 sees the front page, step 1 sees the Showerthoughts forum, step 2 sees a user link (/user/Waoonet), step 3 sees a post. The page </w:t>
       </w:r>
       <w:r>
         <w:rPr>
@@ -1700,15 +1341,7 @@
         <w:t xml:space="preserve">, </w:t>
       </w:r>
       <w:r>
-        <w:t xml:space="preserve">the click lands, then Playwright waits for the post-click navigation and gives up at 500ms. Over a </w:t>
-      </w:r>
-      <w:proofErr w:type="spellStart"/>
-      <w:r>
-        <w:t>London→Ohio</w:t>
-      </w:r>
-      <w:proofErr w:type="spellEnd"/>
-      <w:r>
-        <w:t xml:space="preserve"> round trip, 500ms is nothing. </w:t>
+        <w:t xml:space="preserve">the click lands, then Playwright waits for the post-click navigation and gives up at 500ms. Over a London→Ohio round trip, 500ms is nothing. </w:t>
       </w:r>
       <w:r>
         <w:t>T</w:t>
@@ -2001,15 +1634,7 @@
     </w:p>
     <w:p>
       <w:r>
-        <w:t xml:space="preserve">So I had to install all the libraries </w:t>
-      </w:r>
-      <w:proofErr w:type="spellStart"/>
-      <w:r>
-        <w:t>im</w:t>
-      </w:r>
-      <w:proofErr w:type="spellEnd"/>
-      <w:r>
-        <w:t xml:space="preserve"> using locally onto the AWS EC2 instance and I got this message </w:t>
+        <w:t xml:space="preserve">So I had to install all the libraries im using locally onto the AWS EC2 instance and I got this message </w:t>
       </w:r>
       <w:r>
         <w:t>triggered by the playwright library:</w:t>
@@ -2163,26 +1788,10 @@
     <w:p>
       <w:r>
         <w:lastRenderedPageBreak/>
-        <w:t>Forum is running, however apparently there is no module named “</w:t>
-      </w:r>
-      <w:proofErr w:type="spellStart"/>
-      <w:r>
-        <w:t>browser_env</w:t>
-      </w:r>
-      <w:proofErr w:type="spellEnd"/>
-      <w:r>
-        <w:t xml:space="preserve">” so I will have to </w:t>
-      </w:r>
-      <w:r>
-        <w:t xml:space="preserve">re-install the </w:t>
-      </w:r>
-      <w:proofErr w:type="spellStart"/>
-      <w:r>
-        <w:t>webarena</w:t>
-      </w:r>
-      <w:proofErr w:type="spellEnd"/>
-      <w:r>
-        <w:t xml:space="preserve"> repository including its top level modules.</w:t>
+        <w:t xml:space="preserve">Forum is running, however apparently there is no module named “browser_env” so I will have to </w:t>
+      </w:r>
+      <w:r>
+        <w:t>re-install the webarena repository including its top level modules.</w:t>
       </w:r>
     </w:p>
     <w:p>
@@ -2190,26 +1799,10 @@
         <w:t xml:space="preserve">The RISK R3 I anticipated has come to fruition… </w:t>
       </w:r>
       <w:r>
-        <w:t xml:space="preserve">There is a version incompatibility between </w:t>
-      </w:r>
-      <w:proofErr w:type="spellStart"/>
-      <w:r>
-        <w:t>WebAren’as</w:t>
-      </w:r>
-      <w:proofErr w:type="spellEnd"/>
-      <w:r>
-        <w:t xml:space="preserve"> 2023 codebase and the contemporary OpenAI SDK. </w:t>
-      </w:r>
-      <w:r>
-        <w:t xml:space="preserve">After importing </w:t>
-      </w:r>
-      <w:proofErr w:type="spellStart"/>
-      <w:r>
-        <w:t>openAI</w:t>
-      </w:r>
-      <w:proofErr w:type="spellEnd"/>
-      <w:r>
-        <w:t xml:space="preserve"> directly into the code</w:t>
+        <w:t xml:space="preserve">There is a version incompatibility between WebAren’as 2023 codebase and the contemporary OpenAI SDK. </w:t>
+      </w:r>
+      <w:r>
+        <w:t>After importing openAI directly into the code</w:t>
       </w:r>
       <w:r>
         <w:t xml:space="preserve">, the results looks better. </w:t>
@@ -2466,15 +2059,7 @@
         <w:t xml:space="preserve">Cut cost per step by pinning the reasoning effort to low as the output is between 429-1198/step and reasoning tokens take a big chunk of that. </w:t>
       </w:r>
       <w:r>
-        <w:t xml:space="preserve">Also I need to trim the </w:t>
-      </w:r>
-      <w:proofErr w:type="spellStart"/>
-      <w:r>
-        <w:t>AXTree</w:t>
-      </w:r>
-      <w:proofErr w:type="spellEnd"/>
-      <w:r>
-        <w:t xml:space="preserve">, as this also has filtering options by dropping non-interactive elements (this can cut input tokens substantially). </w:t>
+        <w:t xml:space="preserve">Also I need to trim the AXTree, as this also has filtering options by dropping non-interactive elements (this can cut input tokens substantially). </w:t>
       </w:r>
       <w:r>
         <w:t xml:space="preserve">If I get 2,000/step then a 16k budget gives me 8 steps which is more realistic. </w:t>
@@ -2695,15 +2280,7 @@
         <w:t xml:space="preserve"> the comments page.</w:t>
       </w:r>
       <w:r>
-        <w:t xml:space="preserve"> Another issue has </w:t>
-      </w:r>
-      <w:proofErr w:type="spellStart"/>
-      <w:r>
-        <w:t>arised</w:t>
-      </w:r>
-      <w:proofErr w:type="spellEnd"/>
-      <w:r>
-        <w:t xml:space="preserve"> where with </w:t>
+        <w:t xml:space="preserve"> Another issue has arised where with </w:t>
       </w:r>
       <w:r>
         <w:t>a 16,000 cap, this episode consumed 44,796.</w:t>
@@ -2853,15 +2430,7 @@
         <w:t xml:space="preserve">HOWEVER, </w:t>
       </w:r>
       <w:r>
-        <w:t xml:space="preserve">steps 1-2 were wasted scrolling (filtering hid </w:t>
-      </w:r>
-      <w:proofErr w:type="spellStart"/>
-      <w:r>
-        <w:t>ShowerThoughts</w:t>
-      </w:r>
-      <w:proofErr w:type="spellEnd"/>
-      <w:r>
-        <w:t xml:space="preserve"> initially, so it scrolled twice to find it). 3,000 tokens were spent recovering from reduced visibility. This is an interesting trade off as aggressive </w:t>
+        <w:t xml:space="preserve">steps 1-2 were wasted scrolling (filtering hid ShowerThoughts initially, so it scrolled twice to find it). 3,000 tokens were spent recovering from reduced visibility. This is an interesting trade off as aggressive </w:t>
       </w:r>
       <w:r>
         <w:t>filtering cuts per-step cost but can add steps</w:t>
@@ -2875,15 +2444,7 @@
         <w:t xml:space="preserve">Now the next thing to do is run </w:t>
       </w:r>
       <w:r>
-        <w:t xml:space="preserve">1 task from both shopping and </w:t>
-      </w:r>
-      <w:proofErr w:type="spellStart"/>
-      <w:r>
-        <w:t>shopping_admin</w:t>
-      </w:r>
-      <w:proofErr w:type="spellEnd"/>
-      <w:r>
-        <w:t xml:space="preserve"> sites before running batches. </w:t>
+        <w:t xml:space="preserve">1 task from both shopping and shopping_admin sites before running batches. </w:t>
       </w:r>
     </w:p>
     <w:p>
@@ -2935,15 +2496,7 @@
     </w:p>
     <w:p>
       <w:r>
-        <w:t>These failures are answer formatting issues and not plumbing, which is fine. In terms of per-</w:t>
-      </w:r>
-      <w:proofErr w:type="spellStart"/>
-      <w:r>
-        <w:t>stike</w:t>
-      </w:r>
-      <w:proofErr w:type="spellEnd"/>
-      <w:r>
-        <w:t xml:space="preserve"> token usage:</w:t>
+        <w:t>These failures are answer formatting issues and not plumbing, which is fine. In terms of per-stike token usage:</w:t>
       </w:r>
     </w:p>
     <w:tbl>
@@ -3153,15 +2706,7 @@
         <w:t>): it found “Sprite Stasis Ball 65cm”</w:t>
       </w:r>
       <w:r>
-        <w:t xml:space="preserve"> and answered in one step. Correct content, rejected on exact match. </w:t>
-      </w:r>
-      <w:proofErr w:type="spellStart"/>
-      <w:r>
-        <w:t>WebArena</w:t>
-      </w:r>
-      <w:proofErr w:type="spellEnd"/>
-      <w:r>
-        <w:t xml:space="preserve"> compares strings strictly.</w:t>
+        <w:t xml:space="preserve"> and answered in one step. Correct content, rejected on exact match. WebArena compares strings strictly.</w:t>
       </w:r>
     </w:p>
     <w:p>
@@ -3175,15 +2720,7 @@
         <w:t xml:space="preserve">): </w:t>
       </w:r>
       <w:r>
-        <w:t xml:space="preserve">It answered with a paragraph explaining it couldn’t find a name. </w:t>
-      </w:r>
-      <w:proofErr w:type="spellStart"/>
-      <w:r>
-        <w:t>WebArena</w:t>
-      </w:r>
-      <w:proofErr w:type="spellEnd"/>
-      <w:r>
-        <w:t xml:space="preserve"> expects a bare answer or N/A. </w:t>
+        <w:t xml:space="preserve">It answered with a paragraph explaining it couldn’t find a name. WebArena expects a bare answer or N/A. </w:t>
       </w:r>
     </w:p>
     <w:p>
@@ -3354,15 +2891,7 @@
           </w:tcPr>
           <w:p>
             <w:r>
-              <w:t>Fill(‘50’, ‘</w:t>
-            </w:r>
-            <w:proofErr w:type="spellStart"/>
-            <w:r>
-              <w:t>showerthoughts</w:t>
-            </w:r>
-            <w:proofErr w:type="spellEnd"/>
-            <w:r>
-              <w:t>’) - search</w:t>
+              <w:t>Fill(‘50’, ‘showerthoughts’) - search</w:t>
             </w:r>
           </w:p>
         </w:tc>
@@ -3415,11 +2944,9 @@
             <w:tcW w:w="2254" w:type="dxa"/>
           </w:tcPr>
           <w:p>
-            <w:proofErr w:type="spellStart"/>
             <w:r>
               <w:t>Behavior</w:t>
             </w:r>
-            <w:proofErr w:type="spellEnd"/>
           </w:p>
         </w:tc>
         <w:tc>
@@ -3582,26 +3109,10 @@
         <w:t xml:space="preserve">In run 3, the agent repeated an identical action 4 times, burning 6,500 tokens going nowhere. </w:t>
       </w:r>
       <w:r>
-        <w:t>The issue is my prompt has no memory as the function “</w:t>
-      </w:r>
-      <w:proofErr w:type="spellStart"/>
-      <w:r>
-        <w:t>build_prompt</w:t>
-      </w:r>
-      <w:proofErr w:type="spellEnd"/>
-      <w:r>
-        <w:t xml:space="preserve">()” </w:t>
-      </w:r>
-      <w:r>
-        <w:t xml:space="preserve">sends the goal, URL, last error, and current </w:t>
-      </w:r>
-      <w:proofErr w:type="spellStart"/>
-      <w:r>
-        <w:t>AXTree</w:t>
-      </w:r>
-      <w:proofErr w:type="spellEnd"/>
-      <w:r>
-        <w:t xml:space="preserve"> — but nothing about what the agent already tried. Every step it wakes up amnesiac, sees the same page, and reasons its way to the same action. Note its reasoning each time: "Navigate to the forums list…" it doesn't know it just did that.</w:t>
+        <w:t xml:space="preserve">The issue is my prompt has no memory as the function “build_prompt()” </w:t>
+      </w:r>
+      <w:r>
+        <w:t>sends the goal, URL, last error, and current AXTree — but nothing about what the agent already tried. Every step it wakes up amnesiac, sees the same page, and reasons its way to the same action. Note its reasoning each time: "Navigate to the forums list…" it doesn't know it just did that.</w:t>
       </w:r>
     </w:p>
     <w:p>
@@ -3819,23 +3330,7 @@
         <w:t>Since action timeout is NOT a module constant I cant raise it at runtime</w:t>
       </w:r>
       <w:r>
-        <w:t xml:space="preserve">. This means its </w:t>
-      </w:r>
-      <w:proofErr w:type="spellStart"/>
-      <w:r>
-        <w:t>BrowserGyms</w:t>
-      </w:r>
-      <w:proofErr w:type="spellEnd"/>
-      <w:r>
-        <w:t xml:space="preserve"> default and my results stay comparable to other </w:t>
-      </w:r>
-      <w:proofErr w:type="spellStart"/>
-      <w:r>
-        <w:t>webArena</w:t>
-      </w:r>
-      <w:proofErr w:type="spellEnd"/>
-      <w:r>
-        <w:t xml:space="preserve"> work. </w:t>
+        <w:t xml:space="preserve">. This means its BrowserGyms default and my results stay comparable to other webArena work. </w:t>
       </w:r>
       <w:r>
         <w:t>And editing files inside site-packages is unreproducible</w:t>
@@ -3850,26 +3345,10 @@
         <w:t>The click actually lands; the timeout is Playwright giving up on the post-click navigation wait.</w:t>
       </w:r>
       <w:r>
-        <w:t xml:space="preserve"> The prompt tells the agent “error”, so it wastes a step re-</w:t>
-      </w:r>
-      <w:proofErr w:type="spellStart"/>
-      <w:r>
-        <w:t>tryting</w:t>
-      </w:r>
-      <w:proofErr w:type="spellEnd"/>
-      <w:r>
-        <w:t xml:space="preserve"> something that already worked. Ill need to remove that false signal </w:t>
-      </w:r>
-      <w:r>
-        <w:t xml:space="preserve">in </w:t>
-      </w:r>
-      <w:proofErr w:type="spellStart"/>
-      <w:r>
-        <w:t>build_prompt</w:t>
-      </w:r>
-      <w:proofErr w:type="spellEnd"/>
-      <w:r>
-        <w:t xml:space="preserve"> function</w:t>
+        <w:t xml:space="preserve"> The prompt tells the agent “error”, so it wastes a step re-tryting something that already worked. Ill need to remove that false signal </w:t>
+      </w:r>
+      <w:r>
+        <w:t>in build_prompt function</w:t>
       </w:r>
       <w:r>
         <w:t>.</w:t>
@@ -4198,17 +3677,8 @@
                 <w:b/>
                 <w:bCs/>
               </w:rPr>
-              <w:t xml:space="preserve">Target </w:t>
-            </w:r>
-            <w:proofErr w:type="spellStart"/>
-            <w:r>
-              <w:rPr>
-                <w:b/>
-                <w:bCs/>
-              </w:rPr>
-              <w:t>locatability</w:t>
-            </w:r>
-            <w:proofErr w:type="spellEnd"/>
+              <w:t>Target locatability</w:t>
+            </w:r>
           </w:p>
         </w:tc>
         <w:tc>
@@ -4499,47 +3969,18 @@
         <w:t xml:space="preserve">Note to self: When stopping/starting the instance, everything installed is stored in the instances’ storage, so all I need to do is SSH into the instance and </w:t>
       </w:r>
       <w:r>
-        <w:t xml:space="preserve">start the pages </w:t>
-      </w:r>
-      <w:proofErr w:type="spellStart"/>
-      <w:r>
-        <w:t>ill</w:t>
-      </w:r>
-      <w:proofErr w:type="spellEnd"/>
-      <w:r>
-        <w:t xml:space="preserve"> be working on.</w:t>
-      </w:r>
-    </w:p>
-    <w:p>
-      <w:r>
-        <w:t xml:space="preserve">Based on the original </w:t>
-      </w:r>
-      <w:proofErr w:type="spellStart"/>
-      <w:r>
-        <w:t>WebArena</w:t>
-      </w:r>
-      <w:proofErr w:type="spellEnd"/>
-      <w:r>
-        <w:t xml:space="preserve"> paper, they also included a specific rule in their agent instructions: “- If the task is impossible to complete on this site (the data does not exist, or the site does not support the requested operation), send exactly: </w:t>
-      </w:r>
-      <w:proofErr w:type="spellStart"/>
-      <w:r>
-        <w:t>send_msg_to_user</w:t>
-      </w:r>
-      <w:proofErr w:type="spellEnd"/>
-      <w:r>
-        <w:t>('N/A')”</w:t>
+        <w:t>start the pages ill be working on.</w:t>
+      </w:r>
+    </w:p>
+    <w:p>
+      <w:r>
+        <w:t>Based on the original WebArena paper, they also included a specific rule in their agent instructions: “- If the task is impossible to complete on this site (the data does not exist, or the site does not support the requested operation), send exactly: send_msg_to_user('N/A')”</w:t>
       </w:r>
       <w:r>
         <w:t xml:space="preserve"> as </w:t>
       </w:r>
-      <w:proofErr w:type="spellStart"/>
-      <w:r>
-        <w:t>WebArena</w:t>
-      </w:r>
-      <w:proofErr w:type="spellEnd"/>
-      <w:r>
-        <w:t xml:space="preserve"> reports success rate (SR) and success rate on achievable tasks (SRAC) separately</w:t>
+      <w:r>
+        <w:t>WebArena reports success rate (SR) and success rate on achievable tasks (SRAC) separately</w:t>
       </w:r>
       <w:r>
         <w:t>.</w:t>
@@ -4622,35 +4063,14 @@
       </w:r>
     </w:p>
     <w:p>
-      <w:proofErr w:type="spellStart"/>
-      <w:r>
-        <w:t>WebArenas</w:t>
-      </w:r>
-      <w:proofErr w:type="spellEnd"/>
-      <w:r>
-        <w:t xml:space="preserve"> evaluation code in the repo calls an old OpenAI API. </w:t>
-      </w:r>
-      <w:r>
-        <w:t xml:space="preserve">This is because some tasks have LLM evaluators so </w:t>
-      </w:r>
-      <w:proofErr w:type="spellStart"/>
-      <w:r>
-        <w:t>its</w:t>
-      </w:r>
-      <w:proofErr w:type="spellEnd"/>
-      <w:r>
-        <w:t xml:space="preserve"> good I found this before the 200 task collection. </w:t>
-      </w:r>
-      <w:r>
-        <w:t>I confirmed the cause by running the grep command on “</w:t>
-      </w:r>
-      <w:proofErr w:type="spellStart"/>
-      <w:r>
-        <w:t>ChatCompletion</w:t>
-      </w:r>
-      <w:proofErr w:type="spellEnd"/>
-      <w:r>
-        <w:t xml:space="preserve">”. </w:t>
+      <w:r>
+        <w:t xml:space="preserve">WebArenas evaluation code in the repo calls an old OpenAI API. </w:t>
+      </w:r>
+      <w:r>
+        <w:t xml:space="preserve">This is because some tasks have LLM evaluators so its good I found this before the 200 task collection. </w:t>
+      </w:r>
+      <w:r>
+        <w:t xml:space="preserve">I confirmed the cause by running the grep command on “ChatCompletion”. </w:t>
       </w:r>
     </w:p>
     <w:p>
@@ -4701,15 +4121,7 @@
         <w:t xml:space="preserve">It looks like line 256 </w:t>
       </w:r>
       <w:r>
-        <w:t xml:space="preserve">is the synchronous call, used by </w:t>
-      </w:r>
-      <w:proofErr w:type="spellStart"/>
-      <w:r>
-        <w:t>webArenas</w:t>
-      </w:r>
-      <w:proofErr w:type="spellEnd"/>
-      <w:r>
-        <w:t xml:space="preserve"> fuzzy match evaluators. Ill need to check its signature before I patch it</w:t>
+        <w:t>is the synchronous call, used by webArenas fuzzy match evaluators. Ill need to check its signature before I patch it</w:t>
       </w:r>
       <w:r>
         <w:t xml:space="preserve">. </w:t>
@@ -4759,15 +4171,7 @@
     </w:p>
     <w:p>
       <w:r>
-        <w:t xml:space="preserve">Ok so now I can match the signature exactly but I do need to clarify in the report/here is that evaluation API costs do NOT contribute to the token ladder </w:t>
-      </w:r>
-      <w:proofErr w:type="spellStart"/>
-      <w:r>
-        <w:t>im</w:t>
-      </w:r>
-      <w:proofErr w:type="spellEnd"/>
-      <w:r>
-        <w:t xml:space="preserve"> currently using. </w:t>
+        <w:t xml:space="preserve">Ok so now I can match the signature exactly but I do need to clarify in the report/here is that evaluation API costs do NOT contribute to the token ladder im currently using. </w:t>
       </w:r>
     </w:p>
     <w:p>
@@ -4775,39 +4179,7 @@
         <w:t xml:space="preserve">When I mean signature, </w:t>
       </w:r>
       <w:r>
-        <w:t xml:space="preserve">I mean the “messages, model, temperature, </w:t>
-      </w:r>
-      <w:proofErr w:type="spellStart"/>
-      <w:r>
-        <w:t>max_tokens</w:t>
-      </w:r>
-      <w:proofErr w:type="spellEnd"/>
-      <w:r>
-        <w:t xml:space="preserve">, </w:t>
-      </w:r>
-      <w:proofErr w:type="spellStart"/>
-      <w:r>
-        <w:t>top_p</w:t>
-      </w:r>
-      <w:proofErr w:type="spellEnd"/>
-      <w:r>
-        <w:t xml:space="preserve">, </w:t>
-      </w:r>
-      <w:proofErr w:type="spellStart"/>
-      <w:r>
-        <w:t>context_length</w:t>
-      </w:r>
-      <w:proofErr w:type="spellEnd"/>
-      <w:r>
-        <w:t xml:space="preserve">, </w:t>
-      </w:r>
-      <w:proofErr w:type="spellStart"/>
-      <w:r>
-        <w:t>stop_token</w:t>
-      </w:r>
-      <w:proofErr w:type="spellEnd"/>
-      <w:r>
-        <w:t xml:space="preserve">” so however the evaluator calls it, it works. </w:t>
+        <w:t xml:space="preserve">I mean the “messages, model, temperature, max_tokens, top_p, context_length, stop_token” so however the evaluator calls it, it works. </w:t>
       </w:r>
       <w:r>
         <w:t xml:space="preserve"> </w:t>
@@ -4864,23 +4236,7 @@
         <w:t xml:space="preserve">The patch worked, but it looks like </w:t>
       </w:r>
       <w:r>
-        <w:t xml:space="preserve">that </w:t>
-      </w:r>
-      <w:proofErr w:type="spellStart"/>
-      <w:r>
-        <w:t>WebArenas</w:t>
-      </w:r>
-      <w:proofErr w:type="spellEnd"/>
-      <w:r>
-        <w:t xml:space="preserve"> evaluator is hardcoded to gpt-4-1106-preview which is a 2023 model that has been retired from </w:t>
-      </w:r>
-      <w:proofErr w:type="spellStart"/>
-      <w:r>
-        <w:t>openAI</w:t>
-      </w:r>
-      <w:proofErr w:type="spellEnd"/>
-      <w:r>
-        <w:t xml:space="preserve"> API. So ill need to override the model inside my patch. </w:t>
+        <w:t xml:space="preserve">that WebArenas evaluator is hardcoded to gpt-4-1106-preview which is a 2023 model that has been retired from openAI API. So ill need to override the model inside my patch. </w:t>
       </w:r>
       <w:r>
         <w:t xml:space="preserve">Ill change it to the cheapest model which is gpt-4o-mini. </w:t>
@@ -4891,23 +4247,7 @@
         <w:t xml:space="preserve">There are 2 implications that need to be noted, </w:t>
       </w:r>
       <w:r>
-        <w:t xml:space="preserve">since </w:t>
-      </w:r>
-      <w:proofErr w:type="spellStart"/>
-      <w:r>
-        <w:t>WebArenas</w:t>
-      </w:r>
-      <w:proofErr w:type="spellEnd"/>
-      <w:r>
-        <w:t xml:space="preserve"> evaluator uses an LLM to judge whether a free text answer is acceptable, swapping GTP-4-Preview for GPT-4o-mini means </w:t>
-      </w:r>
-      <w:proofErr w:type="spellStart"/>
-      <w:r>
-        <w:t>im</w:t>
-      </w:r>
-      <w:proofErr w:type="spellEnd"/>
-      <w:r>
-        <w:t xml:space="preserve"> not using the original grader </w:t>
+        <w:t xml:space="preserve">since WebArenas evaluator uses an LLM to judge whether a free text answer is acceptable, swapping GTP-4-Preview for GPT-4o-mini means im not using the original grader </w:t>
       </w:r>
       <w:r>
         <w:t>(which was used in the original paper). However, the evaluator is applied directly to all 3 of my strategies, so my internal comparison is still valid.</w:t>
@@ -5267,15 +4607,7 @@
         <w:t xml:space="preserve">4 visits </w:t>
       </w:r>
       <w:r>
-        <w:t xml:space="preserve">to the same category, and my action-history rule doesn’t catch a single one because the bids differ every page </w:t>
-      </w:r>
-      <w:proofErr w:type="spellStart"/>
-      <w:r>
-        <w:t>laoad</w:t>
-      </w:r>
-      <w:proofErr w:type="spellEnd"/>
-      <w:r>
-        <w:t xml:space="preserve">. The strings </w:t>
+        <w:t xml:space="preserve">to the same category, and my action-history rule doesn’t catch a single one because the bids differ every page laoad. The strings </w:t>
       </w:r>
       <w:r>
         <w:t>click('1075') and click('927') look completely different to the model, so "never repeat an action" is trivially satisfied while the agent goes in circles.</w:t>
@@ -5295,13 +4627,8 @@
       <w:r>
         <w:t xml:space="preserve">Another change ill need to make is the max steps limit. Since </w:t>
       </w:r>
-      <w:proofErr w:type="spellStart"/>
-      <w:r>
-        <w:t>im</w:t>
-      </w:r>
-      <w:proofErr w:type="spellEnd"/>
-      <w:r>
-        <w:t xml:space="preserve"> binding my 32k token cap with max steps, ill need to raise the steps limit to fit a 32k token cap so the probe measures the unconstrained cost and not the 12 step cost. </w:t>
+      <w:r>
+        <w:t xml:space="preserve">im binding my 32k token cap with max steps, ill need to raise the steps limit to fit a 32k token cap so the probe measures the unconstrained cost and not the 12 step cost. </w:t>
       </w:r>
     </w:p>
     <w:p>
@@ -5348,15 +4675,7 @@
     </w:p>
     <w:p>
       <w:r>
-        <w:t xml:space="preserve">After adding the changes and running the probe </w:t>
-      </w:r>
-      <w:proofErr w:type="spellStart"/>
-      <w:r>
-        <w:t>py</w:t>
-      </w:r>
-      <w:proofErr w:type="spellEnd"/>
-      <w:r>
-        <w:t xml:space="preserve"> file again, the agent is still looping. So ill need print the URL each step so I can see whether the history actually contains distinguishable URLs or whether magneto is returning the same URL with different bids </w:t>
+        <w:t xml:space="preserve">After adding the changes and running the probe py file again, the agent is still looping. So ill need print the URL each step so I can see whether the history actually contains distinguishable URLs or whether magneto is returning the same URL with different bids </w:t>
       </w:r>
       <w:r>
         <w:t>(in this case, the model is seeing the repetition and ignoring it)</w:t>
@@ -5450,15 +4769,7 @@
     </w:p>
     <w:p>
       <w:r>
-        <w:t xml:space="preserve">This task terminated due to “site loop” however to me the agent was simply revisiting the </w:t>
-      </w:r>
-      <w:proofErr w:type="spellStart"/>
-      <w:r>
-        <w:t>the</w:t>
-      </w:r>
-      <w:proofErr w:type="spellEnd"/>
-      <w:r>
-        <w:t xml:space="preserve"> hub of the </w:t>
+        <w:t xml:space="preserve">This task terminated due to “site loop” however to me the agent was simply revisiting the the hub of the </w:t>
       </w:r>
       <w:r>
         <w:t xml:space="preserve">website as it tried switching filter, backed out, opened a product, backed out, then tried search. The original guard punished the agent for being systematic. </w:t>
@@ -5528,56 +4839,14 @@
       <w:r>
         <w:t xml:space="preserve">it assumes </w:t>
       </w:r>
-      <w:proofErr w:type="spellStart"/>
-      <w:r>
-        <w:t>required_contents</w:t>
-      </w:r>
-      <w:proofErr w:type="spellEnd"/>
-      <w:r>
-        <w:t xml:space="preserve"> is a string it can .split(" |OR| "), but task 574's config supplies a </w:t>
-      </w:r>
-      <w:proofErr w:type="spellStart"/>
-      <w:r>
-        <w:t>dict</w:t>
-      </w:r>
-      <w:proofErr w:type="spellEnd"/>
-      <w:r>
-        <w:t xml:space="preserve"> instead</w:t>
+      <w:r>
+        <w:t>required_contents is a string it can .split(" |OR| "), but task 574's config supplies a dict instead</w:t>
       </w:r>
       <w:r>
         <w:t xml:space="preserve">. </w:t>
       </w:r>
-      <w:proofErr w:type="spellStart"/>
-      <w:r>
-        <w:t>WebArena's</w:t>
-      </w:r>
-      <w:proofErr w:type="spellEnd"/>
-      <w:r>
-        <w:t xml:space="preserve"> own config format supports variants (</w:t>
-      </w:r>
-      <w:proofErr w:type="spellStart"/>
-      <w:r>
-        <w:t>required_contents</w:t>
-      </w:r>
-      <w:proofErr w:type="spellEnd"/>
-      <w:r>
-        <w:t xml:space="preserve"> can be {"</w:t>
-      </w:r>
-      <w:proofErr w:type="spellStart"/>
-      <w:r>
-        <w:t>exact_match</w:t>
-      </w:r>
-      <w:proofErr w:type="spellEnd"/>
-      <w:r>
-        <w:t>": ...} or {"</w:t>
-      </w:r>
-      <w:proofErr w:type="spellStart"/>
-      <w:r>
-        <w:t>must_include</w:t>
-      </w:r>
-      <w:proofErr w:type="spellEnd"/>
-      <w:r>
-        <w:t>": [...]}) that this code path doesn't handle.</w:t>
+      <w:r>
+        <w:t>WebArena's own config format supports variants (required_contents can be {"exact_match": ...} or {"must_include": [...]}) that this code path doesn't handle.</w:t>
       </w:r>
       <w:r>
         <w:t xml:space="preserve"> This is caused by the evaluator patch. I checked what the shape of the config and how widespread it is</w:t>
@@ -5586,37 +4855,13 @@
         <w:t xml:space="preserve">. </w:t>
       </w:r>
       <w:r>
-        <w:t xml:space="preserve">Task 574's config shows </w:t>
-      </w:r>
-      <w:proofErr w:type="spellStart"/>
-      <w:r>
-        <w:t>required_contents</w:t>
-      </w:r>
-      <w:proofErr w:type="spellEnd"/>
-      <w:r>
-        <w:t xml:space="preserve"> as a string ("111 Magnolia Path"), and 0 of 480 tasks use a dict. Yet at runtime the evaluator received a dict. Those can't both be true of the same file</w:t>
+        <w:t>Task 574's config shows required_contents as a string ("111 Magnolia Path"), and 0 of 480 tasks use a dict. Yet at runtime the evaluator received a dict. Those can't both be true of the same file</w:t>
       </w:r>
       <w:r>
         <w:t xml:space="preserve"> </w:t>
       </w:r>
       <w:r>
-        <w:t xml:space="preserve">so </w:t>
-      </w:r>
-      <w:proofErr w:type="spellStart"/>
-      <w:r>
-        <w:t>BrowserGym</w:t>
-      </w:r>
-      <w:proofErr w:type="spellEnd"/>
-      <w:r>
-        <w:t xml:space="preserve"> is using a different copy of the task configs than </w:t>
-      </w:r>
-      <w:proofErr w:type="spellStart"/>
-      <w:r>
-        <w:t>smoke_a.load_configs</w:t>
-      </w:r>
-      <w:proofErr w:type="spellEnd"/>
-      <w:r>
-        <w:t>() reads.</w:t>
+        <w:t>so BrowserGym is using a different copy of the task configs than smoke_a.load_configs() reads.</w:t>
       </w:r>
     </w:p>
     <w:p>
@@ -5668,23 +4913,7 @@
     </w:p>
     <w:p>
       <w:r>
-        <w:t>I wrote the class wrong when patching the evaluator. Its “</w:t>
-      </w:r>
-      <w:proofErr w:type="spellStart"/>
-      <w:r>
-        <w:t>HTMLContentEvaluator</w:t>
-      </w:r>
-      <w:proofErr w:type="spellEnd"/>
-      <w:r>
-        <w:t>” and not “</w:t>
-      </w:r>
-      <w:proofErr w:type="spellStart"/>
-      <w:r>
-        <w:t>HTMLContentExactEvaluator</w:t>
-      </w:r>
-      <w:proofErr w:type="spellEnd"/>
-      <w:r>
-        <w:t xml:space="preserve">”. </w:t>
+        <w:t xml:space="preserve">I wrote the class wrong when patching the evaluator. Its “HTMLContentEvaluator” and not “HTMLContentExactEvaluator”. </w:t>
       </w:r>
     </w:p>
     <w:p>
@@ -5740,34 +4969,10 @@
     </w:p>
     <w:p>
       <w:r>
-        <w:t xml:space="preserve">None of what </w:t>
-      </w:r>
-      <w:proofErr w:type="spellStart"/>
-      <w:r>
-        <w:t>ive</w:t>
-      </w:r>
-      <w:proofErr w:type="spellEnd"/>
-      <w:r>
-        <w:t xml:space="preserve"> done has worked, so instead of patching it indirectly from </w:t>
-      </w:r>
-      <w:r>
-        <w:t xml:space="preserve">my script, instead </w:t>
-      </w:r>
-      <w:proofErr w:type="spellStart"/>
-      <w:r>
-        <w:t>im</w:t>
-      </w:r>
-      <w:proofErr w:type="spellEnd"/>
-      <w:r>
-        <w:t xml:space="preserve"> going to patch it directly in the source. Then I need to clear the stale bytecode. And I also need to remove the patch </w:t>
-      </w:r>
-      <w:proofErr w:type="spellStart"/>
-      <w:r>
-        <w:t>webera</w:t>
-      </w:r>
-      <w:proofErr w:type="spellEnd"/>
-      <w:r>
-        <w:t xml:space="preserve"> evaluator function since I wont be needing that anymore</w:t>
+        <w:t xml:space="preserve">None of what ive done has worked, so instead of patching it indirectly from </w:t>
+      </w:r>
+      <w:r>
+        <w:t>my script, instead im going to patch it directly in the source. Then I need to clear the stale bytecode. And I also need to remove the patch webera evaluator function since I wont be needing that anymore</w:t>
       </w:r>
       <w:r>
         <w:t>.</w:t>
@@ -5961,15 +5166,7 @@
         <w:t xml:space="preserve">The evaluator fix worked, so note to self: document this in my reproducibility readme as a one line fix to a known upstream format mismatch. </w:t>
       </w:r>
       <w:r>
-        <w:t xml:space="preserve">There is no more </w:t>
-      </w:r>
-      <w:proofErr w:type="spellStart"/>
-      <w:r>
-        <w:t>attributeError</w:t>
-      </w:r>
-      <w:proofErr w:type="spellEnd"/>
-      <w:r>
-        <w:t xml:space="preserve">, the episode ran to completion and my stall guard works correctly at step 6. </w:t>
+        <w:t xml:space="preserve">There is no more attributeError, the episode ran to completion and my stall guard works correctly at step 6. </w:t>
       </w:r>
       <w:r>
         <w:t xml:space="preserve">However, another error is introduced, where the agent receives “previous action timed out – it may have succeeded. Check the current page before retrying”. This means the click is failing </w:t>
@@ -6105,15 +5302,7 @@
     </w:p>
     <w:p>
       <w:r>
-        <w:t xml:space="preserve">This means that other JS heavy magneto forms may be systematically </w:t>
-      </w:r>
-      <w:proofErr w:type="spellStart"/>
-      <w:r>
-        <w:t>unrunnable</w:t>
-      </w:r>
-      <w:proofErr w:type="spellEnd"/>
-      <w:r>
-        <w:t xml:space="preserve"> in my setup. </w:t>
+        <w:t xml:space="preserve">This means that other JS heavy magneto forms may be systematically unrunnable in my setup. </w:t>
       </w:r>
       <w:r>
         <w:t xml:space="preserve">If this occurs </w:t>
@@ -6131,15 +5320,7 @@
         <w:t>I’d</w:t>
       </w:r>
       <w:r>
-        <w:t xml:space="preserve"> need to decide whether to raise the action timeout (accepting the deviation from </w:t>
-      </w:r>
-      <w:proofErr w:type="spellStart"/>
-      <w:r>
-        <w:t>BrowserGym</w:t>
-      </w:r>
-      <w:proofErr w:type="spellEnd"/>
-      <w:r>
-        <w:t xml:space="preserve"> defaults, documented) or exclude those task types.</w:t>
+        <w:t xml:space="preserve"> need to decide whether to raise the action timeout (accepting the deviation from BrowserGym defaults, documented) or exclude those task types.</w:t>
       </w:r>
       <w:r>
         <w:t xml:space="preserve"> Next step is running the probe on 5 tasks/site</w:t>
@@ -6567,15 +5748,7 @@
         <w:t xml:space="preserve">Every action now reports “(action accepted)” instead of timing out. </w:t>
       </w:r>
       <w:r>
-        <w:t>Next is to replace the guard with a (</w:t>
-      </w:r>
-      <w:proofErr w:type="spellStart"/>
-      <w:r>
-        <w:t>url</w:t>
-      </w:r>
-      <w:proofErr w:type="spellEnd"/>
-      <w:r>
-        <w:t>, action) counter</w:t>
+        <w:t>Next is to replace the guard with a (url, action) counter</w:t>
       </w:r>
       <w:r>
         <w:t xml:space="preserve">. </w:t>
@@ -6680,15 +5853,7 @@
     </w:p>
     <w:p>
       <w:r>
-        <w:t xml:space="preserve">Also I renamed “smoke_a.py” to just “strategy_a.py” since I initially wanted the code to just test a few sites but due to the incompatibility with </w:t>
-      </w:r>
-      <w:proofErr w:type="spellStart"/>
-      <w:r>
-        <w:t>webArenas</w:t>
-      </w:r>
-      <w:proofErr w:type="spellEnd"/>
-      <w:r>
-        <w:t xml:space="preserve"> old modules, I had to implement a few patches. </w:t>
+        <w:t xml:space="preserve">Also I renamed “smoke_a.py” to just “strategy_a.py” since I initially wanted the code to just test a few sites but due to the incompatibility with webArenas old modules, I had to implement a few patches. </w:t>
       </w:r>
       <w:r>
         <w:t xml:space="preserve">Another thing I did was add a timestamp field, so I know when each episode is finished. Since the collection of strategy A will most likely take 15-20 hours and something </w:t>
@@ -6756,15 +5921,7 @@
     </w:p>
     <w:p>
       <w:r>
-        <w:t>Ive moved old results onto a new directory in the instance called “</w:t>
-      </w:r>
-      <w:proofErr w:type="spellStart"/>
-      <w:r>
-        <w:t>old_results</w:t>
-      </w:r>
-      <w:proofErr w:type="spellEnd"/>
-      <w:r>
-        <w:t xml:space="preserve">”. </w:t>
+        <w:t xml:space="preserve">Ive moved old results onto a new directory in the instance called “old_results”. </w:t>
       </w:r>
     </w:p>
     <w:p>
@@ -6775,7 +5932,93 @@
         <w:t xml:space="preserve">project onto the instance so all I have to do is pull it once I push the changes locally. </w:t>
       </w:r>
     </w:p>
-    <w:p/>
+    <w:p>
+      <w:r>
+        <w:rPr>
+          <w:noProof/>
+        </w:rPr>
+        <w:drawing>
+          <wp:inline distT="0" distB="0" distL="0" distR="0" wp14:anchorId="0CFE026D" wp14:editId="420947F5">
+            <wp:extent cx="5731510" cy="3098165"/>
+            <wp:effectExtent l="0" t="0" r="2540" b="6985"/>
+            <wp:docPr id="450249152" name="Picture 1"/>
+            <wp:cNvGraphicFramePr>
+              <a:graphicFrameLocks xmlns:a="http://schemas.openxmlformats.org/drawingml/2006/main" noChangeAspect="1"/>
+            </wp:cNvGraphicFramePr>
+            <a:graphic xmlns:a="http://schemas.openxmlformats.org/drawingml/2006/main">
+              <a:graphicData uri="http://schemas.openxmlformats.org/drawingml/2006/picture">
+                <pic:pic xmlns:pic="http://schemas.openxmlformats.org/drawingml/2006/picture">
+                  <pic:nvPicPr>
+                    <pic:cNvPr id="450249152" name=""/>
+                    <pic:cNvPicPr/>
+                  </pic:nvPicPr>
+                  <pic:blipFill>
+                    <a:blip r:embed="rId54"/>
+                    <a:stretch>
+                      <a:fillRect/>
+                    </a:stretch>
+                  </pic:blipFill>
+                  <pic:spPr>
+                    <a:xfrm>
+                      <a:off x="0" y="0"/>
+                      <a:ext cx="5731510" cy="3098165"/>
+                    </a:xfrm>
+                    <a:prstGeom prst="rect">
+                      <a:avLst/>
+                    </a:prstGeom>
+                  </pic:spPr>
+                </pic:pic>
+              </a:graphicData>
+            </a:graphic>
+          </wp:inline>
+        </w:drawing>
+      </w:r>
+    </w:p>
+    <w:p>
+      <w:r>
+        <w:t xml:space="preserve">I’ve cloned the repo onto the instance using a token generated from github. I also stored that token into a credential helper so I don’t have to do it everytime. </w:t>
+      </w:r>
+      <w:r>
+        <w:t xml:space="preserve">Also ive retested task 276 after refactoring the repo, and everything works. </w:t>
+      </w:r>
+    </w:p>
+    <w:p>
+      <w:r>
+        <w:t xml:space="preserve"> </w:t>
+      </w:r>
+      <w:r>
+        <w:t xml:space="preserve">I’ve developed strategy B </w:t>
+      </w:r>
+      <w:r>
+        <w:t xml:space="preserve">with a fixed </w:t>
+      </w:r>
+      <w:r>
+        <w:t>Planner → Executor → Critic pipeline. Each logical step invokes three agents in sequence: the Planner states the next sub-goal in plain English, the Executor converts that sub-goal into a single BrowserGym action, and the Critic either approves the action or supplies a revision. Only one action reaches the environment per step, exactly as in Strategy A; the difference is how many model calls precede it.</w:t>
+      </w:r>
+    </w:p>
+    <w:p>
+      <w:r>
+        <w:t>Role-specialised prompts. Each role has its own instructions. Only the action vocabulary is shared with Strategy A, because that is the environment's interface rather than a prompt choice and must be identical everywhere. The Planner receives no answer-formatting rules (it never answers); the Executor receives no exploration heuristics (it never chooses strategy). This follows standard practice for pipeline architectures, but it does mean the A-vs-B comparison reflects both the addition of agents and their specialisation</w:t>
+      </w:r>
+      <w:r>
+        <w:t>.</w:t>
+      </w:r>
+    </w:p>
+    <w:p>
+      <w:pPr>
+        <w:rPr>
+          <w:b/>
+          <w:bCs/>
+        </w:rPr>
+      </w:pPr>
+      <w:r>
+        <w:rPr>
+          <w:b/>
+          <w:bCs/>
+        </w:rPr>
+        <w:t>Note down results and screenshots for tasks 623 and 276</w:t>
+      </w:r>
+    </w:p>
     <w:p/>
     <w:sectPr>
       <w:pgSz w:w="11906" w:h="16838"/>

--- a/docs/Additional Material/Changes made timeline.docx
+++ b/docs/Additional Material/Changes made timeline.docx
@@ -83,7 +83,15 @@
         <w:t xml:space="preserve">The </w:t>
       </w:r>
       <w:r>
-        <w:t xml:space="preserve">decision to use AWS came directly from the WebArena </w:t>
+        <w:t xml:space="preserve">decision to use AWS came directly from the </w:t>
+      </w:r>
+      <w:proofErr w:type="spellStart"/>
+      <w:r>
+        <w:t>WebArena</w:t>
+      </w:r>
+      <w:proofErr w:type="spellEnd"/>
+      <w:r>
+        <w:t xml:space="preserve"> </w:t>
       </w:r>
       <w:r>
         <w:t xml:space="preserve">repository environment </w:t>
@@ -158,8 +166,13 @@
       </w:r>
     </w:p>
     <w:p>
-      <w:r>
-        <w:t xml:space="preserve">WebArena requires 5 </w:t>
+      <w:proofErr w:type="spellStart"/>
+      <w:r>
+        <w:t>WebArena</w:t>
+      </w:r>
+      <w:proofErr w:type="spellEnd"/>
+      <w:r>
+        <w:t xml:space="preserve"> requires 5 </w:t>
       </w:r>
       <w:r>
         <w:t>self-hosted</w:t>
@@ -308,7 +321,15 @@
         <w:t>. I will be noting down what I’ve learnt from this course (</w:t>
       </w:r>
       <w:r>
-        <w:t>I don’t need to specify what ive learnt in the report, just mention the certification of completion</w:t>
+        <w:t xml:space="preserve">I don’t need to specify what </w:t>
+      </w:r>
+      <w:proofErr w:type="spellStart"/>
+      <w:r>
+        <w:t>ive</w:t>
+      </w:r>
+      <w:proofErr w:type="spellEnd"/>
+      <w:r>
+        <w:t xml:space="preserve"> learnt in the report, just mention the certification of completion</w:t>
       </w:r>
       <w:r>
         <w:t xml:space="preserve"> as its related </w:t>
@@ -325,7 +346,23 @@
         <w:t xml:space="preserve">I setup the AWS instance </w:t>
       </w:r>
       <w:r>
-        <w:t>with these exact settings following the WebArena repository readMe EC2 setup instructions:</w:t>
+        <w:t xml:space="preserve">with these exact settings following the </w:t>
+      </w:r>
+      <w:proofErr w:type="spellStart"/>
+      <w:r>
+        <w:t>WebArena</w:t>
+      </w:r>
+      <w:proofErr w:type="spellEnd"/>
+      <w:r>
+        <w:t xml:space="preserve"> repository </w:t>
+      </w:r>
+      <w:proofErr w:type="spellStart"/>
+      <w:r>
+        <w:t>readMe</w:t>
+      </w:r>
+      <w:proofErr w:type="spellEnd"/>
+      <w:r>
+        <w:t xml:space="preserve"> EC2 setup instructions:</w:t>
       </w:r>
     </w:p>
     <w:p>
@@ -380,7 +417,15 @@
         <w:t>This is the in</w:t>
       </w:r>
       <w:r>
-        <w:t>stance type that is recommended by the webarena repo readme</w:t>
+        <w:t xml:space="preserve">stance type that is recommended by the </w:t>
+      </w:r>
+      <w:proofErr w:type="spellStart"/>
+      <w:r>
+        <w:t>webarena</w:t>
+      </w:r>
+      <w:proofErr w:type="spellEnd"/>
+      <w:r>
+        <w:t xml:space="preserve"> repo readme</w:t>
       </w:r>
       <w:r>
         <w:t xml:space="preserve">. </w:t>
@@ -435,7 +480,15 @@
     <w:p>
       <w:r>
         <w:lastRenderedPageBreak/>
-        <w:t xml:space="preserve">I set the key pair to “webarena-key” (which is a public key) to encrypt and decrypt login information. </w:t>
+        <w:t>I set the key pair to “</w:t>
+      </w:r>
+      <w:proofErr w:type="spellStart"/>
+      <w:r>
+        <w:t>webarena</w:t>
+      </w:r>
+      <w:proofErr w:type="spellEnd"/>
+      <w:r>
+        <w:t xml:space="preserve">-key” (which is a public key) to encrypt and decrypt login information. </w:t>
       </w:r>
       <w:r>
         <w:t>This allows me and only me to log into the instance when launching the instance.</w:t>
@@ -447,7 +500,15 @@
         <w:t>generated</w:t>
       </w:r>
       <w:r>
-        <w:t xml:space="preserve"> the private key (a .pem file) containing this key. </w:t>
+        <w:t xml:space="preserve"> the private key (a .</w:t>
+      </w:r>
+      <w:proofErr w:type="spellStart"/>
+      <w:r>
+        <w:t>pem</w:t>
+      </w:r>
+      <w:proofErr w:type="spellEnd"/>
+      <w:r>
+        <w:t xml:space="preserve"> file) containing this key. </w:t>
       </w:r>
     </w:p>
     <w:p>
@@ -570,7 +631,15 @@
         </w:numPr>
       </w:pPr>
       <w:r>
-        <w:t>Custom TCP with a port of 9999 and a source IP of anywhere, this is for the Forum sites (reddit/postmill)</w:t>
+        <w:t>Custom TCP with a port of 9999 and a source IP of anywhere, this is for the Forum sites (reddit/</w:t>
+      </w:r>
+      <w:proofErr w:type="spellStart"/>
+      <w:r>
+        <w:t>postmill</w:t>
+      </w:r>
+      <w:proofErr w:type="spellEnd"/>
+      <w:r>
+        <w:t>)</w:t>
       </w:r>
     </w:p>
     <w:p>
@@ -621,7 +690,15 @@
         <w:t xml:space="preserve">Next is setting the EBS root volume (elastic block store) </w:t>
       </w:r>
       <w:r>
-        <w:t>which is AWS’s disk service and the “root volume” is the boot disk holding the OS and all the WebArena data.</w:t>
+        <w:t xml:space="preserve">which is AWS’s disk service and the “root volume” is the boot disk holding the OS and all the </w:t>
+      </w:r>
+      <w:proofErr w:type="spellStart"/>
+      <w:r>
+        <w:t>WebArena</w:t>
+      </w:r>
+      <w:proofErr w:type="spellEnd"/>
+      <w:r>
+        <w:t xml:space="preserve"> data.</w:t>
       </w:r>
       <w:r>
         <w:t xml:space="preserve"> </w:t>
@@ -719,7 +796,23 @@
         <w:t>“</w:t>
       </w:r>
       <w:r>
-        <w:t xml:space="preserve">ssh -i webarena-key.pem </w:t>
+        <w:t>ssh -</w:t>
+      </w:r>
+      <w:proofErr w:type="spellStart"/>
+      <w:r>
+        <w:t>i</w:t>
+      </w:r>
+      <w:proofErr w:type="spellEnd"/>
+      <w:r>
+        <w:t xml:space="preserve"> </w:t>
+      </w:r>
+      <w:proofErr w:type="spellStart"/>
+      <w:r>
+        <w:t>webarena-key.pem</w:t>
+      </w:r>
+      <w:proofErr w:type="spellEnd"/>
+      <w:r>
+        <w:t xml:space="preserve"> </w:t>
       </w:r>
       <w:hyperlink r:id="rId12" w:history="1">
         <w:r>
@@ -1087,13 +1180,42 @@
         <w:t xml:space="preserve">So before </w:t>
       </w:r>
       <w:r>
-        <w:t>committing to the full data-collection sweep (200 tasks × 4 budget levels × 3 strategies), I wrote a minimal validation script that runs Strategy A on a single task from each of my three target sites: Shopping (OneStopShop), the CMS (shopping_admin), and the Forum (Postmill/Reddit). The intent is not to succeed at the tasks</w:t>
+        <w:t>committing to the full data-collection sweep (200 tasks × 4 budget levels × 3 strategies), I wrote a minimal validation script that runs Strategy A on a single task from each of my three target sites: Shopping (</w:t>
+      </w:r>
+      <w:proofErr w:type="spellStart"/>
+      <w:r>
+        <w:t>OneStopShop</w:t>
+      </w:r>
+      <w:proofErr w:type="spellEnd"/>
+      <w:r>
+        <w:t>), the CMS (</w:t>
+      </w:r>
+      <w:proofErr w:type="spellStart"/>
+      <w:r>
+        <w:t>shopping_admin</w:t>
+      </w:r>
+      <w:proofErr w:type="spellEnd"/>
+      <w:r>
+        <w:t>), and the Forum (</w:t>
+      </w:r>
+      <w:proofErr w:type="spellStart"/>
+      <w:r>
+        <w:t>Postmill</w:t>
+      </w:r>
+      <w:proofErr w:type="spellEnd"/>
+      <w:r>
+        <w:t>/Reddit). The intent is not to succeed at the tasks</w:t>
       </w:r>
       <w:r>
         <w:t xml:space="preserve"> as </w:t>
       </w:r>
-      <w:r>
-        <w:t>WebArena is a deliberately difficult benchmark, with GPT-4 reported at only 14.41% success</w:t>
+      <w:proofErr w:type="spellStart"/>
+      <w:r>
+        <w:t>WebArena</w:t>
+      </w:r>
+      <w:proofErr w:type="spellEnd"/>
+      <w:r>
+        <w:t xml:space="preserve"> is a deliberately difficult benchmark, with GPT-4 reported at only 14.41% success</w:t>
       </w:r>
       <w:r>
         <w:t xml:space="preserve"> </w:t>
@@ -1103,18 +1225,175 @@
       </w:r>
     </w:p>
     <w:p>
-      <w:r>
-        <w:t>BrowserGym reads the WebArena site URLs from environment variables at import time. The script therefore calls load_dotenv() and remaps my project's WA_* variable names onto the bare names WebArena expects (SHOPPING, SHOPPING_ADMIN, REDDIT, etc.) before importing browsergym.webarena. Ordering matters here: importing first would leave the environment unconfigured. Sites I am not using are given placeholder URLs so that registration succeeds without those services running.</w:t>
-      </w:r>
-    </w:p>
-    <w:p>
-      <w:r>
-        <w:t>A single Pydantic AI agent is constructed with output_type=AgentAction, where AgentAction is a Pydantic model containing a short reasoning string and a single action string. Using a structured output type means the model's reply is parsed and validated automatically, removing the need for the regular-expression action extraction used in the canonical WebArena harness. The static instruction block enumerates the BrowserGym HighLevelActionSet verbs (click, fill, select_option, press, scroll, goto, go_back, send_msg_to_user, noop) and states the two rules that most affect validity: only element ids present in the current accessibility tree may be referenced, and information-seeking tasks are complete only once send_msg_to_user() has been called with the answer.</w:t>
-      </w:r>
-    </w:p>
-    <w:p>
-      <w:r>
-        <w:t xml:space="preserve">The script reads the WebArena task configuration files bundled with the webarena package and selects the first single-site task for each of the three target sites. Restricting to single-site tasks </w:t>
+      <w:proofErr w:type="spellStart"/>
+      <w:r>
+        <w:t>BrowserGym</w:t>
+      </w:r>
+      <w:proofErr w:type="spellEnd"/>
+      <w:r>
+        <w:t xml:space="preserve"> reads the </w:t>
+      </w:r>
+      <w:proofErr w:type="spellStart"/>
+      <w:r>
+        <w:t>WebArena</w:t>
+      </w:r>
+      <w:proofErr w:type="spellEnd"/>
+      <w:r>
+        <w:t xml:space="preserve"> site URLs from environment variables at import time. The script therefore calls </w:t>
+      </w:r>
+      <w:proofErr w:type="spellStart"/>
+      <w:r>
+        <w:t>load_dotenv</w:t>
+      </w:r>
+      <w:proofErr w:type="spellEnd"/>
+      <w:r>
+        <w:t xml:space="preserve">() and remaps my project's WA_* variable names onto the bare names </w:t>
+      </w:r>
+      <w:proofErr w:type="spellStart"/>
+      <w:r>
+        <w:t>WebArena</w:t>
+      </w:r>
+      <w:proofErr w:type="spellEnd"/>
+      <w:r>
+        <w:t xml:space="preserve"> expects (SHOPPING, SHOPPING_ADMIN, REDDIT, etc.) before importing </w:t>
+      </w:r>
+      <w:proofErr w:type="spellStart"/>
+      <w:r>
+        <w:t>browsergym.webarena</w:t>
+      </w:r>
+      <w:proofErr w:type="spellEnd"/>
+      <w:r>
+        <w:t>. Ordering matters here: importing first would leave the environment unconfigured. Sites I am not using are given placeholder URLs so that registration succeeds without those services running.</w:t>
+      </w:r>
+    </w:p>
+    <w:p>
+      <w:r>
+        <w:t xml:space="preserve">A single </w:t>
+      </w:r>
+      <w:proofErr w:type="spellStart"/>
+      <w:r>
+        <w:t>Pydantic</w:t>
+      </w:r>
+      <w:proofErr w:type="spellEnd"/>
+      <w:r>
+        <w:t xml:space="preserve"> AI agent is constructed with </w:t>
+      </w:r>
+      <w:proofErr w:type="spellStart"/>
+      <w:r>
+        <w:t>output_type</w:t>
+      </w:r>
+      <w:proofErr w:type="spellEnd"/>
+      <w:r>
+        <w:t>=</w:t>
+      </w:r>
+      <w:proofErr w:type="spellStart"/>
+      <w:r>
+        <w:t>AgentAction</w:t>
+      </w:r>
+      <w:proofErr w:type="spellEnd"/>
+      <w:r>
+        <w:t xml:space="preserve">, where </w:t>
+      </w:r>
+      <w:proofErr w:type="spellStart"/>
+      <w:r>
+        <w:t>AgentAction</w:t>
+      </w:r>
+      <w:proofErr w:type="spellEnd"/>
+      <w:r>
+        <w:t xml:space="preserve"> is a </w:t>
+      </w:r>
+      <w:proofErr w:type="spellStart"/>
+      <w:r>
+        <w:t>Pydantic</w:t>
+      </w:r>
+      <w:proofErr w:type="spellEnd"/>
+      <w:r>
+        <w:t xml:space="preserve"> model containing a short reasoning string and a single action string. Using a structured output type means the model's reply is parsed and validated automatically, removing the need for the regular-expression action extraction used in the canonical </w:t>
+      </w:r>
+      <w:proofErr w:type="spellStart"/>
+      <w:r>
+        <w:t>WebArena</w:t>
+      </w:r>
+      <w:proofErr w:type="spellEnd"/>
+      <w:r>
+        <w:t xml:space="preserve"> harness. The static instruction block enumerates the </w:t>
+      </w:r>
+      <w:proofErr w:type="spellStart"/>
+      <w:r>
+        <w:t>BrowserGym</w:t>
+      </w:r>
+      <w:proofErr w:type="spellEnd"/>
+      <w:r>
+        <w:t xml:space="preserve"> </w:t>
+      </w:r>
+      <w:proofErr w:type="spellStart"/>
+      <w:r>
+        <w:t>HighLevelActionSet</w:t>
+      </w:r>
+      <w:proofErr w:type="spellEnd"/>
+      <w:r>
+        <w:t xml:space="preserve"> verbs (click, fill, </w:t>
+      </w:r>
+      <w:proofErr w:type="spellStart"/>
+      <w:r>
+        <w:t>select_option</w:t>
+      </w:r>
+      <w:proofErr w:type="spellEnd"/>
+      <w:r>
+        <w:t xml:space="preserve">, press, scroll, </w:t>
+      </w:r>
+      <w:proofErr w:type="spellStart"/>
+      <w:r>
+        <w:t>goto</w:t>
+      </w:r>
+      <w:proofErr w:type="spellEnd"/>
+      <w:r>
+        <w:t xml:space="preserve">, </w:t>
+      </w:r>
+      <w:proofErr w:type="spellStart"/>
+      <w:r>
+        <w:t>go_back</w:t>
+      </w:r>
+      <w:proofErr w:type="spellEnd"/>
+      <w:r>
+        <w:t xml:space="preserve">, </w:t>
+      </w:r>
+      <w:proofErr w:type="spellStart"/>
+      <w:r>
+        <w:t>send_msg_to_user</w:t>
+      </w:r>
+      <w:proofErr w:type="spellEnd"/>
+      <w:r>
+        <w:t xml:space="preserve">, noop) and states the two rules that most affect validity: only element ids present in the current accessibility tree may be referenced, and information-seeking tasks are complete only once </w:t>
+      </w:r>
+      <w:proofErr w:type="spellStart"/>
+      <w:r>
+        <w:t>send_msg_to_user</w:t>
+      </w:r>
+      <w:proofErr w:type="spellEnd"/>
+      <w:r>
+        <w:t>() has been called with the answer.</w:t>
+      </w:r>
+    </w:p>
+    <w:p>
+      <w:r>
+        <w:t xml:space="preserve">The script reads the </w:t>
+      </w:r>
+      <w:proofErr w:type="spellStart"/>
+      <w:r>
+        <w:t>WebArena</w:t>
+      </w:r>
+      <w:proofErr w:type="spellEnd"/>
+      <w:r>
+        <w:t xml:space="preserve"> task configuration files bundled with the </w:t>
+      </w:r>
+      <w:proofErr w:type="spellStart"/>
+      <w:r>
+        <w:t>webarena</w:t>
+      </w:r>
+      <w:proofErr w:type="spellEnd"/>
+      <w:r>
+        <w:t xml:space="preserve"> package and selects the first single-site task for each of the three target sites. Restricting to single-site tasks </w:t>
       </w:r>
       <w:r>
         <w:lastRenderedPageBreak/>
@@ -1123,7 +1402,23 @@
     </w:p>
     <w:p>
       <w:r>
-        <w:t>Each episode instantiates a BrowserGym environment via gym.make() and then iterates:</w:t>
+        <w:t xml:space="preserve">Each episode instantiates a </w:t>
+      </w:r>
+      <w:proofErr w:type="spellStart"/>
+      <w:r>
+        <w:t>BrowserGym</w:t>
+      </w:r>
+      <w:proofErr w:type="spellEnd"/>
+      <w:r>
+        <w:t xml:space="preserve"> environment via </w:t>
+      </w:r>
+      <w:proofErr w:type="spellStart"/>
+      <w:r>
+        <w:t>gym.make</w:t>
+      </w:r>
+      <w:proofErr w:type="spellEnd"/>
+      <w:r>
+        <w:t>() and then iterates:</w:t>
       </w:r>
     </w:p>
     <w:p>
@@ -1135,7 +1430,15 @@
         </w:numPr>
       </w:pPr>
       <w:r>
-        <w:t>The current observation is converted to text. The accessibility tree is flattened with flatten_axtree_to_str() and combined with the task goal, the current URL, and any error returned by the previous action.</w:t>
+        <w:t xml:space="preserve">The current observation is converted to text. The accessibility tree is flattened with </w:t>
+      </w:r>
+      <w:proofErr w:type="spellStart"/>
+      <w:r>
+        <w:t>flatten_axtree_to_str</w:t>
+      </w:r>
+      <w:proofErr w:type="spellEnd"/>
+      <w:r>
+        <w:t>() and combined with the task goal, the current URL, and any error returned by the previous action.</w:t>
       </w:r>
     </w:p>
     <w:p>
@@ -1159,7 +1462,23 @@
         </w:numPr>
       </w:pPr>
       <w:r>
-        <w:t>Token usage is read from result.usage() and accumulated. Because Pydantic AI reports input and output token counts natively, this constitutes the token accounting mechanism described in my methodology — no interception of the underlying OpenAI client is required.</w:t>
+        <w:t xml:space="preserve">Token usage is read from </w:t>
+      </w:r>
+      <w:proofErr w:type="spellStart"/>
+      <w:r>
+        <w:t>result.usage</w:t>
+      </w:r>
+      <w:proofErr w:type="spellEnd"/>
+      <w:r>
+        <w:t xml:space="preserve">() and accumulated. Because </w:t>
+      </w:r>
+      <w:proofErr w:type="spellStart"/>
+      <w:r>
+        <w:t>Pydantic</w:t>
+      </w:r>
+      <w:proofErr w:type="spellEnd"/>
+      <w:r>
+        <w:t xml:space="preserve"> AI reports input and output token counts natively, this constitutes the token accounting mechanism described in my methodology — no interception of the underlying OpenAI client is required.</w:t>
       </w:r>
     </w:p>
     <w:p>
@@ -1171,7 +1490,23 @@
         </w:numPr>
       </w:pPr>
       <w:r>
-        <w:t>The action is executed with env.step(), which returns the next observation and the reward computed by WebArena's own evaluation function.</w:t>
+        <w:t xml:space="preserve">The action is executed with </w:t>
+      </w:r>
+      <w:proofErr w:type="spellStart"/>
+      <w:r>
+        <w:t>env.step</w:t>
+      </w:r>
+      <w:proofErr w:type="spellEnd"/>
+      <w:r>
+        <w:t xml:space="preserve">(), which returns the next observation and the reward computed by </w:t>
+      </w:r>
+      <w:proofErr w:type="spellStart"/>
+      <w:r>
+        <w:t>WebArena's</w:t>
+      </w:r>
+      <w:proofErr w:type="spellEnd"/>
+      <w:r>
+        <w:t xml:space="preserve"> own evaluation function.</w:t>
       </w:r>
     </w:p>
     <w:p>
@@ -1200,7 +1535,15 @@
         <w:t xml:space="preserve">as those tokens are a real cost </w:t>
       </w:r>
       <w:r>
-        <w:t>but it means reasoning_effort must be pinned to a fixed value before collection begins, otherwise per-episode token totals could vary for reasons unrelated to the orchestration strategy under test, confounding the comparison.</w:t>
+        <w:t xml:space="preserve">but it means </w:t>
+      </w:r>
+      <w:proofErr w:type="spellStart"/>
+      <w:r>
+        <w:t>reasoning_effort</w:t>
+      </w:r>
+      <w:proofErr w:type="spellEnd"/>
+      <w:r>
+        <w:t xml:space="preserve"> must be pinned to a fixed value before collection begins, otherwise per-episode token totals could vary for reasons unrelated to the orchestration strategy under test, confounding the comparison.</w:t>
       </w:r>
     </w:p>
     <w:p>
@@ -1307,7 +1650,23 @@
         <w:t xml:space="preserve">Isolating task 27 for the reddit website shows interesting results which differentiates from past tests. </w:t>
       </w:r>
       <w:r>
-        <w:t xml:space="preserve">step 0 sees the front page, step 1 sees the Showerthoughts forum, step 2 sees a user link (/user/Waoonet), step 3 sees a post. The page </w:t>
+        <w:t xml:space="preserve">step 0 sees the front page, step 1 sees the </w:t>
+      </w:r>
+      <w:proofErr w:type="spellStart"/>
+      <w:r>
+        <w:t>Showerthoughts</w:t>
+      </w:r>
+      <w:proofErr w:type="spellEnd"/>
+      <w:r>
+        <w:t xml:space="preserve"> forum, step 2 sees a user link (/user/</w:t>
+      </w:r>
+      <w:proofErr w:type="spellStart"/>
+      <w:r>
+        <w:t>Waoonet</w:t>
+      </w:r>
+      <w:proofErr w:type="spellEnd"/>
+      <w:r>
+        <w:t xml:space="preserve">), step 3 sees a post. The page </w:t>
       </w:r>
       <w:r>
         <w:rPr>
@@ -1341,7 +1700,15 @@
         <w:t xml:space="preserve">, </w:t>
       </w:r>
       <w:r>
-        <w:t xml:space="preserve">the click lands, then Playwright waits for the post-click navigation and gives up at 500ms. Over a London→Ohio round trip, 500ms is nothing. </w:t>
+        <w:t xml:space="preserve">the click lands, then Playwright waits for the post-click navigation and gives up at 500ms. Over a </w:t>
+      </w:r>
+      <w:proofErr w:type="spellStart"/>
+      <w:r>
+        <w:t>London→Ohio</w:t>
+      </w:r>
+      <w:proofErr w:type="spellEnd"/>
+      <w:r>
+        <w:t xml:space="preserve"> round trip, 500ms is nothing. </w:t>
       </w:r>
       <w:r>
         <w:t>T</w:t>
@@ -1634,7 +2001,15 @@
     </w:p>
     <w:p>
       <w:r>
-        <w:t xml:space="preserve">So I had to install all the libraries im using locally onto the AWS EC2 instance and I got this message </w:t>
+        <w:t xml:space="preserve">So I had to install all the libraries </w:t>
+      </w:r>
+      <w:proofErr w:type="spellStart"/>
+      <w:r>
+        <w:t>im</w:t>
+      </w:r>
+      <w:proofErr w:type="spellEnd"/>
+      <w:r>
+        <w:t xml:space="preserve"> using locally onto the AWS EC2 instance and I got this message </w:t>
       </w:r>
       <w:r>
         <w:t>triggered by the playwright library:</w:t>
@@ -1788,10 +2163,26 @@
     <w:p>
       <w:r>
         <w:lastRenderedPageBreak/>
-        <w:t xml:space="preserve">Forum is running, however apparently there is no module named “browser_env” so I will have to </w:t>
-      </w:r>
-      <w:r>
-        <w:t>re-install the webarena repository including its top level modules.</w:t>
+        <w:t>Forum is running, however apparently there is no module named “</w:t>
+      </w:r>
+      <w:proofErr w:type="spellStart"/>
+      <w:r>
+        <w:t>browser_env</w:t>
+      </w:r>
+      <w:proofErr w:type="spellEnd"/>
+      <w:r>
+        <w:t xml:space="preserve">” so I will have to </w:t>
+      </w:r>
+      <w:r>
+        <w:t xml:space="preserve">re-install the </w:t>
+      </w:r>
+      <w:proofErr w:type="spellStart"/>
+      <w:r>
+        <w:t>webarena</w:t>
+      </w:r>
+      <w:proofErr w:type="spellEnd"/>
+      <w:r>
+        <w:t xml:space="preserve"> repository including its top level modules.</w:t>
       </w:r>
     </w:p>
     <w:p>
@@ -1799,10 +2190,26 @@
         <w:t xml:space="preserve">The RISK R3 I anticipated has come to fruition… </w:t>
       </w:r>
       <w:r>
-        <w:t xml:space="preserve">There is a version incompatibility between WebAren’as 2023 codebase and the contemporary OpenAI SDK. </w:t>
-      </w:r>
-      <w:r>
-        <w:t>After importing openAI directly into the code</w:t>
+        <w:t xml:space="preserve">There is a version incompatibility between </w:t>
+      </w:r>
+      <w:proofErr w:type="spellStart"/>
+      <w:r>
+        <w:t>WebAren’as</w:t>
+      </w:r>
+      <w:proofErr w:type="spellEnd"/>
+      <w:r>
+        <w:t xml:space="preserve"> 2023 codebase and the contemporary OpenAI SDK. </w:t>
+      </w:r>
+      <w:r>
+        <w:t xml:space="preserve">After importing </w:t>
+      </w:r>
+      <w:proofErr w:type="spellStart"/>
+      <w:r>
+        <w:t>openAI</w:t>
+      </w:r>
+      <w:proofErr w:type="spellEnd"/>
+      <w:r>
+        <w:t xml:space="preserve"> directly into the code</w:t>
       </w:r>
       <w:r>
         <w:t xml:space="preserve">, the results looks better. </w:t>
@@ -2059,7 +2466,15 @@
         <w:t xml:space="preserve">Cut cost per step by pinning the reasoning effort to low as the output is between 429-1198/step and reasoning tokens take a big chunk of that. </w:t>
       </w:r>
       <w:r>
-        <w:t xml:space="preserve">Also I need to trim the AXTree, as this also has filtering options by dropping non-interactive elements (this can cut input tokens substantially). </w:t>
+        <w:t xml:space="preserve">Also I need to trim the </w:t>
+      </w:r>
+      <w:proofErr w:type="spellStart"/>
+      <w:r>
+        <w:t>AXTree</w:t>
+      </w:r>
+      <w:proofErr w:type="spellEnd"/>
+      <w:r>
+        <w:t xml:space="preserve">, as this also has filtering options by dropping non-interactive elements (this can cut input tokens substantially). </w:t>
       </w:r>
       <w:r>
         <w:t xml:space="preserve">If I get 2,000/step then a 16k budget gives me 8 steps which is more realistic. </w:t>
@@ -2280,7 +2695,15 @@
         <w:t xml:space="preserve"> the comments page.</w:t>
       </w:r>
       <w:r>
-        <w:t xml:space="preserve"> Another issue has arised where with </w:t>
+        <w:t xml:space="preserve"> Another issue has </w:t>
+      </w:r>
+      <w:proofErr w:type="spellStart"/>
+      <w:r>
+        <w:t>arised</w:t>
+      </w:r>
+      <w:proofErr w:type="spellEnd"/>
+      <w:r>
+        <w:t xml:space="preserve"> where with </w:t>
       </w:r>
       <w:r>
         <w:t>a 16,000 cap, this episode consumed 44,796.</w:t>
@@ -2430,7 +2853,15 @@
         <w:t xml:space="preserve">HOWEVER, </w:t>
       </w:r>
       <w:r>
-        <w:t xml:space="preserve">steps 1-2 were wasted scrolling (filtering hid ShowerThoughts initially, so it scrolled twice to find it). 3,000 tokens were spent recovering from reduced visibility. This is an interesting trade off as aggressive </w:t>
+        <w:t xml:space="preserve">steps 1-2 were wasted scrolling (filtering hid </w:t>
+      </w:r>
+      <w:proofErr w:type="spellStart"/>
+      <w:r>
+        <w:t>ShowerThoughts</w:t>
+      </w:r>
+      <w:proofErr w:type="spellEnd"/>
+      <w:r>
+        <w:t xml:space="preserve"> initially, so it scrolled twice to find it). 3,000 tokens were spent recovering from reduced visibility. This is an interesting trade off as aggressive </w:t>
       </w:r>
       <w:r>
         <w:t>filtering cuts per-step cost but can add steps</w:t>
@@ -2444,7 +2875,15 @@
         <w:t xml:space="preserve">Now the next thing to do is run </w:t>
       </w:r>
       <w:r>
-        <w:t xml:space="preserve">1 task from both shopping and shopping_admin sites before running batches. </w:t>
+        <w:t xml:space="preserve">1 task from both shopping and </w:t>
+      </w:r>
+      <w:proofErr w:type="spellStart"/>
+      <w:r>
+        <w:t>shopping_admin</w:t>
+      </w:r>
+      <w:proofErr w:type="spellEnd"/>
+      <w:r>
+        <w:t xml:space="preserve"> sites before running batches. </w:t>
       </w:r>
     </w:p>
     <w:p>
@@ -2496,7 +2935,15 @@
     </w:p>
     <w:p>
       <w:r>
-        <w:t>These failures are answer formatting issues and not plumbing, which is fine. In terms of per-stike token usage:</w:t>
+        <w:t>These failures are answer formatting issues and not plumbing, which is fine. In terms of per-</w:t>
+      </w:r>
+      <w:proofErr w:type="spellStart"/>
+      <w:r>
+        <w:t>stike</w:t>
+      </w:r>
+      <w:proofErr w:type="spellEnd"/>
+      <w:r>
+        <w:t xml:space="preserve"> token usage:</w:t>
       </w:r>
     </w:p>
     <w:tbl>
@@ -2706,7 +3153,15 @@
         <w:t>): it found “Sprite Stasis Ball 65cm”</w:t>
       </w:r>
       <w:r>
-        <w:t xml:space="preserve"> and answered in one step. Correct content, rejected on exact match. WebArena compares strings strictly.</w:t>
+        <w:t xml:space="preserve"> and answered in one step. Correct content, rejected on exact match. </w:t>
+      </w:r>
+      <w:proofErr w:type="spellStart"/>
+      <w:r>
+        <w:t>WebArena</w:t>
+      </w:r>
+      <w:proofErr w:type="spellEnd"/>
+      <w:r>
+        <w:t xml:space="preserve"> compares strings strictly.</w:t>
       </w:r>
     </w:p>
     <w:p>
@@ -2720,7 +3175,15 @@
         <w:t xml:space="preserve">): </w:t>
       </w:r>
       <w:r>
-        <w:t xml:space="preserve">It answered with a paragraph explaining it couldn’t find a name. WebArena expects a bare answer or N/A. </w:t>
+        <w:t xml:space="preserve">It answered with a paragraph explaining it couldn’t find a name. </w:t>
+      </w:r>
+      <w:proofErr w:type="spellStart"/>
+      <w:r>
+        <w:t>WebArena</w:t>
+      </w:r>
+      <w:proofErr w:type="spellEnd"/>
+      <w:r>
+        <w:t xml:space="preserve"> expects a bare answer or N/A. </w:t>
       </w:r>
     </w:p>
     <w:p>
@@ -2891,7 +3354,15 @@
           </w:tcPr>
           <w:p>
             <w:r>
-              <w:t>Fill(‘50’, ‘showerthoughts’) - search</w:t>
+              <w:t>Fill(‘50’, ‘</w:t>
+            </w:r>
+            <w:proofErr w:type="spellStart"/>
+            <w:r>
+              <w:t>showerthoughts</w:t>
+            </w:r>
+            <w:proofErr w:type="spellEnd"/>
+            <w:r>
+              <w:t>’) - search</w:t>
             </w:r>
           </w:p>
         </w:tc>
@@ -2944,9 +3415,11 @@
             <w:tcW w:w="2254" w:type="dxa"/>
           </w:tcPr>
           <w:p>
+            <w:proofErr w:type="spellStart"/>
             <w:r>
               <w:t>Behavior</w:t>
             </w:r>
+            <w:proofErr w:type="spellEnd"/>
           </w:p>
         </w:tc>
         <w:tc>
@@ -3109,10 +3582,26 @@
         <w:t xml:space="preserve">In run 3, the agent repeated an identical action 4 times, burning 6,500 tokens going nowhere. </w:t>
       </w:r>
       <w:r>
-        <w:t xml:space="preserve">The issue is my prompt has no memory as the function “build_prompt()” </w:t>
-      </w:r>
-      <w:r>
-        <w:t>sends the goal, URL, last error, and current AXTree — but nothing about what the agent already tried. Every step it wakes up amnesiac, sees the same page, and reasons its way to the same action. Note its reasoning each time: "Navigate to the forums list…" it doesn't know it just did that.</w:t>
+        <w:t>The issue is my prompt has no memory as the function “</w:t>
+      </w:r>
+      <w:proofErr w:type="spellStart"/>
+      <w:r>
+        <w:t>build_prompt</w:t>
+      </w:r>
+      <w:proofErr w:type="spellEnd"/>
+      <w:r>
+        <w:t xml:space="preserve">()” </w:t>
+      </w:r>
+      <w:r>
+        <w:t xml:space="preserve">sends the goal, URL, last error, and current </w:t>
+      </w:r>
+      <w:proofErr w:type="spellStart"/>
+      <w:r>
+        <w:t>AXTree</w:t>
+      </w:r>
+      <w:proofErr w:type="spellEnd"/>
+      <w:r>
+        <w:t xml:space="preserve"> — but nothing about what the agent already tried. Every step it wakes up amnesiac, sees the same page, and reasons its way to the same action. Note its reasoning each time: "Navigate to the forums list…" it doesn't know it just did that.</w:t>
       </w:r>
     </w:p>
     <w:p>
@@ -3330,7 +3819,23 @@
         <w:t>Since action timeout is NOT a module constant I cant raise it at runtime</w:t>
       </w:r>
       <w:r>
-        <w:t xml:space="preserve">. This means its BrowserGyms default and my results stay comparable to other webArena work. </w:t>
+        <w:t xml:space="preserve">. This means its </w:t>
+      </w:r>
+      <w:proofErr w:type="spellStart"/>
+      <w:r>
+        <w:t>BrowserGyms</w:t>
+      </w:r>
+      <w:proofErr w:type="spellEnd"/>
+      <w:r>
+        <w:t xml:space="preserve"> default and my results stay comparable to other </w:t>
+      </w:r>
+      <w:proofErr w:type="spellStart"/>
+      <w:r>
+        <w:t>webArena</w:t>
+      </w:r>
+      <w:proofErr w:type="spellEnd"/>
+      <w:r>
+        <w:t xml:space="preserve"> work. </w:t>
       </w:r>
       <w:r>
         <w:t>And editing files inside site-packages is unreproducible</w:t>
@@ -3345,10 +3850,26 @@
         <w:t>The click actually lands; the timeout is Playwright giving up on the post-click navigation wait.</w:t>
       </w:r>
       <w:r>
-        <w:t xml:space="preserve"> The prompt tells the agent “error”, so it wastes a step re-tryting something that already worked. Ill need to remove that false signal </w:t>
-      </w:r>
-      <w:r>
-        <w:t>in build_prompt function</w:t>
+        <w:t xml:space="preserve"> The prompt tells the agent “error”, so it wastes a step re-</w:t>
+      </w:r>
+      <w:proofErr w:type="spellStart"/>
+      <w:r>
+        <w:t>tryting</w:t>
+      </w:r>
+      <w:proofErr w:type="spellEnd"/>
+      <w:r>
+        <w:t xml:space="preserve"> something that already worked. Ill need to remove that false signal </w:t>
+      </w:r>
+      <w:r>
+        <w:t xml:space="preserve">in </w:t>
+      </w:r>
+      <w:proofErr w:type="spellStart"/>
+      <w:r>
+        <w:t>build_prompt</w:t>
+      </w:r>
+      <w:proofErr w:type="spellEnd"/>
+      <w:r>
+        <w:t xml:space="preserve"> function</w:t>
       </w:r>
       <w:r>
         <w:t>.</w:t>
@@ -3677,8 +4198,17 @@
                 <w:b/>
                 <w:bCs/>
               </w:rPr>
-              <w:t>Target locatability</w:t>
-            </w:r>
+              <w:t xml:space="preserve">Target </w:t>
+            </w:r>
+            <w:proofErr w:type="spellStart"/>
+            <w:r>
+              <w:rPr>
+                <w:b/>
+                <w:bCs/>
+              </w:rPr>
+              <w:t>locatability</w:t>
+            </w:r>
+            <w:proofErr w:type="spellEnd"/>
           </w:p>
         </w:tc>
         <w:tc>
@@ -3969,18 +4499,47 @@
         <w:t xml:space="preserve">Note to self: When stopping/starting the instance, everything installed is stored in the instances’ storage, so all I need to do is SSH into the instance and </w:t>
       </w:r>
       <w:r>
-        <w:t>start the pages ill be working on.</w:t>
-      </w:r>
-    </w:p>
-    <w:p>
-      <w:r>
-        <w:t>Based on the original WebArena paper, they also included a specific rule in their agent instructions: “- If the task is impossible to complete on this site (the data does not exist, or the site does not support the requested operation), send exactly: send_msg_to_user('N/A')”</w:t>
+        <w:t xml:space="preserve">start the pages </w:t>
+      </w:r>
+      <w:proofErr w:type="spellStart"/>
+      <w:r>
+        <w:t>ill</w:t>
+      </w:r>
+      <w:proofErr w:type="spellEnd"/>
+      <w:r>
+        <w:t xml:space="preserve"> be working on.</w:t>
+      </w:r>
+    </w:p>
+    <w:p>
+      <w:r>
+        <w:t xml:space="preserve">Based on the original </w:t>
+      </w:r>
+      <w:proofErr w:type="spellStart"/>
+      <w:r>
+        <w:t>WebArena</w:t>
+      </w:r>
+      <w:proofErr w:type="spellEnd"/>
+      <w:r>
+        <w:t xml:space="preserve"> paper, they also included a specific rule in their agent instructions: “- If the task is impossible to complete on this site (the data does not exist, or the site does not support the requested operation), send exactly: </w:t>
+      </w:r>
+      <w:proofErr w:type="spellStart"/>
+      <w:r>
+        <w:t>send_msg_to_user</w:t>
+      </w:r>
+      <w:proofErr w:type="spellEnd"/>
+      <w:r>
+        <w:t>('N/A')”</w:t>
       </w:r>
       <w:r>
         <w:t xml:space="preserve"> as </w:t>
       </w:r>
-      <w:r>
-        <w:t>WebArena reports success rate (SR) and success rate on achievable tasks (SRAC) separately</w:t>
+      <w:proofErr w:type="spellStart"/>
+      <w:r>
+        <w:t>WebArena</w:t>
+      </w:r>
+      <w:proofErr w:type="spellEnd"/>
+      <w:r>
+        <w:t xml:space="preserve"> reports success rate (SR) and success rate on achievable tasks (SRAC) separately</w:t>
       </w:r>
       <w:r>
         <w:t>.</w:t>
@@ -4063,14 +4622,35 @@
       </w:r>
     </w:p>
     <w:p>
-      <w:r>
-        <w:t xml:space="preserve">WebArenas evaluation code in the repo calls an old OpenAI API. </w:t>
-      </w:r>
-      <w:r>
-        <w:t xml:space="preserve">This is because some tasks have LLM evaluators so its good I found this before the 200 task collection. </w:t>
-      </w:r>
-      <w:r>
-        <w:t xml:space="preserve">I confirmed the cause by running the grep command on “ChatCompletion”. </w:t>
+      <w:proofErr w:type="spellStart"/>
+      <w:r>
+        <w:t>WebArenas</w:t>
+      </w:r>
+      <w:proofErr w:type="spellEnd"/>
+      <w:r>
+        <w:t xml:space="preserve"> evaluation code in the repo calls an old OpenAI API. </w:t>
+      </w:r>
+      <w:r>
+        <w:t xml:space="preserve">This is because some tasks have LLM evaluators so </w:t>
+      </w:r>
+      <w:proofErr w:type="spellStart"/>
+      <w:r>
+        <w:t>its</w:t>
+      </w:r>
+      <w:proofErr w:type="spellEnd"/>
+      <w:r>
+        <w:t xml:space="preserve"> good I found this before the 200 task collection. </w:t>
+      </w:r>
+      <w:r>
+        <w:t>I confirmed the cause by running the grep command on “</w:t>
+      </w:r>
+      <w:proofErr w:type="spellStart"/>
+      <w:r>
+        <w:t>ChatCompletion</w:t>
+      </w:r>
+      <w:proofErr w:type="spellEnd"/>
+      <w:r>
+        <w:t xml:space="preserve">”. </w:t>
       </w:r>
     </w:p>
     <w:p>
@@ -4121,7 +4701,15 @@
         <w:t xml:space="preserve">It looks like line 256 </w:t>
       </w:r>
       <w:r>
-        <w:t>is the synchronous call, used by webArenas fuzzy match evaluators. Ill need to check its signature before I patch it</w:t>
+        <w:t xml:space="preserve">is the synchronous call, used by </w:t>
+      </w:r>
+      <w:proofErr w:type="spellStart"/>
+      <w:r>
+        <w:t>webArenas</w:t>
+      </w:r>
+      <w:proofErr w:type="spellEnd"/>
+      <w:r>
+        <w:t xml:space="preserve"> fuzzy match evaluators. Ill need to check its signature before I patch it</w:t>
       </w:r>
       <w:r>
         <w:t xml:space="preserve">. </w:t>
@@ -4171,7 +4759,15 @@
     </w:p>
     <w:p>
       <w:r>
-        <w:t xml:space="preserve">Ok so now I can match the signature exactly but I do need to clarify in the report/here is that evaluation API costs do NOT contribute to the token ladder im currently using. </w:t>
+        <w:t xml:space="preserve">Ok so now I can match the signature exactly but I do need to clarify in the report/here is that evaluation API costs do NOT contribute to the token ladder </w:t>
+      </w:r>
+      <w:proofErr w:type="spellStart"/>
+      <w:r>
+        <w:t>im</w:t>
+      </w:r>
+      <w:proofErr w:type="spellEnd"/>
+      <w:r>
+        <w:t xml:space="preserve"> currently using. </w:t>
       </w:r>
     </w:p>
     <w:p>
@@ -4179,7 +4775,39 @@
         <w:t xml:space="preserve">When I mean signature, </w:t>
       </w:r>
       <w:r>
-        <w:t xml:space="preserve">I mean the “messages, model, temperature, max_tokens, top_p, context_length, stop_token” so however the evaluator calls it, it works. </w:t>
+        <w:t xml:space="preserve">I mean the “messages, model, temperature, </w:t>
+      </w:r>
+      <w:proofErr w:type="spellStart"/>
+      <w:r>
+        <w:t>max_tokens</w:t>
+      </w:r>
+      <w:proofErr w:type="spellEnd"/>
+      <w:r>
+        <w:t xml:space="preserve">, </w:t>
+      </w:r>
+      <w:proofErr w:type="spellStart"/>
+      <w:r>
+        <w:t>top_p</w:t>
+      </w:r>
+      <w:proofErr w:type="spellEnd"/>
+      <w:r>
+        <w:t xml:space="preserve">, </w:t>
+      </w:r>
+      <w:proofErr w:type="spellStart"/>
+      <w:r>
+        <w:t>context_length</w:t>
+      </w:r>
+      <w:proofErr w:type="spellEnd"/>
+      <w:r>
+        <w:t xml:space="preserve">, </w:t>
+      </w:r>
+      <w:proofErr w:type="spellStart"/>
+      <w:r>
+        <w:t>stop_token</w:t>
+      </w:r>
+      <w:proofErr w:type="spellEnd"/>
+      <w:r>
+        <w:t xml:space="preserve">” so however the evaluator calls it, it works. </w:t>
       </w:r>
       <w:r>
         <w:t xml:space="preserve"> </w:t>
@@ -4236,7 +4864,23 @@
         <w:t xml:space="preserve">The patch worked, but it looks like </w:t>
       </w:r>
       <w:r>
-        <w:t xml:space="preserve">that WebArenas evaluator is hardcoded to gpt-4-1106-preview which is a 2023 model that has been retired from openAI API. So ill need to override the model inside my patch. </w:t>
+        <w:t xml:space="preserve">that </w:t>
+      </w:r>
+      <w:proofErr w:type="spellStart"/>
+      <w:r>
+        <w:t>WebArenas</w:t>
+      </w:r>
+      <w:proofErr w:type="spellEnd"/>
+      <w:r>
+        <w:t xml:space="preserve"> evaluator is hardcoded to gpt-4-1106-preview which is a 2023 model that has been retired from </w:t>
+      </w:r>
+      <w:proofErr w:type="spellStart"/>
+      <w:r>
+        <w:t>openAI</w:t>
+      </w:r>
+      <w:proofErr w:type="spellEnd"/>
+      <w:r>
+        <w:t xml:space="preserve"> API. So ill need to override the model inside my patch. </w:t>
       </w:r>
       <w:r>
         <w:t xml:space="preserve">Ill change it to the cheapest model which is gpt-4o-mini. </w:t>
@@ -4247,7 +4891,23 @@
         <w:t xml:space="preserve">There are 2 implications that need to be noted, </w:t>
       </w:r>
       <w:r>
-        <w:t xml:space="preserve">since WebArenas evaluator uses an LLM to judge whether a free text answer is acceptable, swapping GTP-4-Preview for GPT-4o-mini means im not using the original grader </w:t>
+        <w:t xml:space="preserve">since </w:t>
+      </w:r>
+      <w:proofErr w:type="spellStart"/>
+      <w:r>
+        <w:t>WebArenas</w:t>
+      </w:r>
+      <w:proofErr w:type="spellEnd"/>
+      <w:r>
+        <w:t xml:space="preserve"> evaluator uses an LLM to judge whether a free text answer is acceptable, swapping GTP-4-Preview for GPT-4o-mini means </w:t>
+      </w:r>
+      <w:proofErr w:type="spellStart"/>
+      <w:r>
+        <w:t>im</w:t>
+      </w:r>
+      <w:proofErr w:type="spellEnd"/>
+      <w:r>
+        <w:t xml:space="preserve"> not using the original grader </w:t>
       </w:r>
       <w:r>
         <w:t>(which was used in the original paper). However, the evaluator is applied directly to all 3 of my strategies, so my internal comparison is still valid.</w:t>
@@ -4607,7 +5267,15 @@
         <w:t xml:space="preserve">4 visits </w:t>
       </w:r>
       <w:r>
-        <w:t xml:space="preserve">to the same category, and my action-history rule doesn’t catch a single one because the bids differ every page laoad. The strings </w:t>
+        <w:t xml:space="preserve">to the same category, and my action-history rule doesn’t catch a single one because the bids differ every page </w:t>
+      </w:r>
+      <w:proofErr w:type="spellStart"/>
+      <w:r>
+        <w:t>laoad</w:t>
+      </w:r>
+      <w:proofErr w:type="spellEnd"/>
+      <w:r>
+        <w:t xml:space="preserve">. The strings </w:t>
       </w:r>
       <w:r>
         <w:t>click('1075') and click('927') look completely different to the model, so "never repeat an action" is trivially satisfied while the agent goes in circles.</w:t>
@@ -4627,8 +5295,13 @@
       <w:r>
         <w:t xml:space="preserve">Another change ill need to make is the max steps limit. Since </w:t>
       </w:r>
-      <w:r>
-        <w:t xml:space="preserve">im binding my 32k token cap with max steps, ill need to raise the steps limit to fit a 32k token cap so the probe measures the unconstrained cost and not the 12 step cost. </w:t>
+      <w:proofErr w:type="spellStart"/>
+      <w:r>
+        <w:t>im</w:t>
+      </w:r>
+      <w:proofErr w:type="spellEnd"/>
+      <w:r>
+        <w:t xml:space="preserve"> binding my 32k token cap with max steps, ill need to raise the steps limit to fit a 32k token cap so the probe measures the unconstrained cost and not the 12 step cost. </w:t>
       </w:r>
     </w:p>
     <w:p>
@@ -4675,7 +5348,15 @@
     </w:p>
     <w:p>
       <w:r>
-        <w:t xml:space="preserve">After adding the changes and running the probe py file again, the agent is still looping. So ill need print the URL each step so I can see whether the history actually contains distinguishable URLs or whether magneto is returning the same URL with different bids </w:t>
+        <w:t xml:space="preserve">After adding the changes and running the probe </w:t>
+      </w:r>
+      <w:proofErr w:type="spellStart"/>
+      <w:r>
+        <w:t>py</w:t>
+      </w:r>
+      <w:proofErr w:type="spellEnd"/>
+      <w:r>
+        <w:t xml:space="preserve"> file again, the agent is still looping. So ill need print the URL each step so I can see whether the history actually contains distinguishable URLs or whether magneto is returning the same URL with different bids </w:t>
       </w:r>
       <w:r>
         <w:t>(in this case, the model is seeing the repetition and ignoring it)</w:t>
@@ -4769,7 +5450,15 @@
     </w:p>
     <w:p>
       <w:r>
-        <w:t xml:space="preserve">This task terminated due to “site loop” however to me the agent was simply revisiting the the hub of the </w:t>
+        <w:t xml:space="preserve">This task terminated due to “site loop” however to me the agent was simply revisiting the </w:t>
+      </w:r>
+      <w:proofErr w:type="spellStart"/>
+      <w:r>
+        <w:t>the</w:t>
+      </w:r>
+      <w:proofErr w:type="spellEnd"/>
+      <w:r>
+        <w:t xml:space="preserve"> hub of the </w:t>
       </w:r>
       <w:r>
         <w:t xml:space="preserve">website as it tried switching filter, backed out, opened a product, backed out, then tried search. The original guard punished the agent for being systematic. </w:t>
@@ -4839,14 +5528,56 @@
       <w:r>
         <w:t xml:space="preserve">it assumes </w:t>
       </w:r>
-      <w:r>
-        <w:t>required_contents is a string it can .split(" |OR| "), but task 574's config supplies a dict instead</w:t>
+      <w:proofErr w:type="spellStart"/>
+      <w:r>
+        <w:t>required_contents</w:t>
+      </w:r>
+      <w:proofErr w:type="spellEnd"/>
+      <w:r>
+        <w:t xml:space="preserve"> is a string it can .split(" |OR| "), but task 574's config supplies a </w:t>
+      </w:r>
+      <w:proofErr w:type="spellStart"/>
+      <w:r>
+        <w:t>dict</w:t>
+      </w:r>
+      <w:proofErr w:type="spellEnd"/>
+      <w:r>
+        <w:t xml:space="preserve"> instead</w:t>
       </w:r>
       <w:r>
         <w:t xml:space="preserve">. </w:t>
       </w:r>
-      <w:r>
-        <w:t>WebArena's own config format supports variants (required_contents can be {"exact_match": ...} or {"must_include": [...]}) that this code path doesn't handle.</w:t>
+      <w:proofErr w:type="spellStart"/>
+      <w:r>
+        <w:t>WebArena's</w:t>
+      </w:r>
+      <w:proofErr w:type="spellEnd"/>
+      <w:r>
+        <w:t xml:space="preserve"> own config format supports variants (</w:t>
+      </w:r>
+      <w:proofErr w:type="spellStart"/>
+      <w:r>
+        <w:t>required_contents</w:t>
+      </w:r>
+      <w:proofErr w:type="spellEnd"/>
+      <w:r>
+        <w:t xml:space="preserve"> can be {"</w:t>
+      </w:r>
+      <w:proofErr w:type="spellStart"/>
+      <w:r>
+        <w:t>exact_match</w:t>
+      </w:r>
+      <w:proofErr w:type="spellEnd"/>
+      <w:r>
+        <w:t>": ...} or {"</w:t>
+      </w:r>
+      <w:proofErr w:type="spellStart"/>
+      <w:r>
+        <w:t>must_include</w:t>
+      </w:r>
+      <w:proofErr w:type="spellEnd"/>
+      <w:r>
+        <w:t>": [...]}) that this code path doesn't handle.</w:t>
       </w:r>
       <w:r>
         <w:t xml:space="preserve"> This is caused by the evaluator patch. I checked what the shape of the config and how widespread it is</w:t>
@@ -4855,13 +5586,37 @@
         <w:t xml:space="preserve">. </w:t>
       </w:r>
       <w:r>
-        <w:t>Task 574's config shows required_contents as a string ("111 Magnolia Path"), and 0 of 480 tasks use a dict. Yet at runtime the evaluator received a dict. Those can't both be true of the same file</w:t>
+        <w:t xml:space="preserve">Task 574's config shows </w:t>
+      </w:r>
+      <w:proofErr w:type="spellStart"/>
+      <w:r>
+        <w:t>required_contents</w:t>
+      </w:r>
+      <w:proofErr w:type="spellEnd"/>
+      <w:r>
+        <w:t xml:space="preserve"> as a string ("111 Magnolia Path"), and 0 of 480 tasks use a dict. Yet at runtime the evaluator received a dict. Those can't both be true of the same file</w:t>
       </w:r>
       <w:r>
         <w:t xml:space="preserve"> </w:t>
       </w:r>
       <w:r>
-        <w:t>so BrowserGym is using a different copy of the task configs than smoke_a.load_configs() reads.</w:t>
+        <w:t xml:space="preserve">so </w:t>
+      </w:r>
+      <w:proofErr w:type="spellStart"/>
+      <w:r>
+        <w:t>BrowserGym</w:t>
+      </w:r>
+      <w:proofErr w:type="spellEnd"/>
+      <w:r>
+        <w:t xml:space="preserve"> is using a different copy of the task configs than </w:t>
+      </w:r>
+      <w:proofErr w:type="spellStart"/>
+      <w:r>
+        <w:t>smoke_a.load_configs</w:t>
+      </w:r>
+      <w:proofErr w:type="spellEnd"/>
+      <w:r>
+        <w:t>() reads.</w:t>
       </w:r>
     </w:p>
     <w:p>
@@ -4913,7 +5668,23 @@
     </w:p>
     <w:p>
       <w:r>
-        <w:t xml:space="preserve">I wrote the class wrong when patching the evaluator. Its “HTMLContentEvaluator” and not “HTMLContentExactEvaluator”. </w:t>
+        <w:t>I wrote the class wrong when patching the evaluator. Its “</w:t>
+      </w:r>
+      <w:proofErr w:type="spellStart"/>
+      <w:r>
+        <w:t>HTMLContentEvaluator</w:t>
+      </w:r>
+      <w:proofErr w:type="spellEnd"/>
+      <w:r>
+        <w:t>” and not “</w:t>
+      </w:r>
+      <w:proofErr w:type="spellStart"/>
+      <w:r>
+        <w:t>HTMLContentExactEvaluator</w:t>
+      </w:r>
+      <w:proofErr w:type="spellEnd"/>
+      <w:r>
+        <w:t xml:space="preserve">”. </w:t>
       </w:r>
     </w:p>
     <w:p>
@@ -4969,10 +5740,34 @@
     </w:p>
     <w:p>
       <w:r>
-        <w:t xml:space="preserve">None of what ive done has worked, so instead of patching it indirectly from </w:t>
-      </w:r>
-      <w:r>
-        <w:t>my script, instead im going to patch it directly in the source. Then I need to clear the stale bytecode. And I also need to remove the patch webera evaluator function since I wont be needing that anymore</w:t>
+        <w:t xml:space="preserve">None of what </w:t>
+      </w:r>
+      <w:proofErr w:type="spellStart"/>
+      <w:r>
+        <w:t>ive</w:t>
+      </w:r>
+      <w:proofErr w:type="spellEnd"/>
+      <w:r>
+        <w:t xml:space="preserve"> done has worked, so instead of patching it indirectly from </w:t>
+      </w:r>
+      <w:r>
+        <w:t xml:space="preserve">my script, instead </w:t>
+      </w:r>
+      <w:proofErr w:type="spellStart"/>
+      <w:r>
+        <w:t>im</w:t>
+      </w:r>
+      <w:proofErr w:type="spellEnd"/>
+      <w:r>
+        <w:t xml:space="preserve"> going to patch it directly in the source. Then I need to clear the stale bytecode. And I also need to remove the patch </w:t>
+      </w:r>
+      <w:proofErr w:type="spellStart"/>
+      <w:r>
+        <w:t>webera</w:t>
+      </w:r>
+      <w:proofErr w:type="spellEnd"/>
+      <w:r>
+        <w:t xml:space="preserve"> evaluator function since I wont be needing that anymore</w:t>
       </w:r>
       <w:r>
         <w:t>.</w:t>
@@ -5166,7 +5961,15 @@
         <w:t xml:space="preserve">The evaluator fix worked, so note to self: document this in my reproducibility readme as a one line fix to a known upstream format mismatch. </w:t>
       </w:r>
       <w:r>
-        <w:t xml:space="preserve">There is no more attributeError, the episode ran to completion and my stall guard works correctly at step 6. </w:t>
+        <w:t xml:space="preserve">There is no more </w:t>
+      </w:r>
+      <w:proofErr w:type="spellStart"/>
+      <w:r>
+        <w:t>attributeError</w:t>
+      </w:r>
+      <w:proofErr w:type="spellEnd"/>
+      <w:r>
+        <w:t xml:space="preserve">, the episode ran to completion and my stall guard works correctly at step 6. </w:t>
       </w:r>
       <w:r>
         <w:t xml:space="preserve">However, another error is introduced, where the agent receives “previous action timed out – it may have succeeded. Check the current page before retrying”. This means the click is failing </w:t>
@@ -5302,7 +6105,15 @@
     </w:p>
     <w:p>
       <w:r>
-        <w:t xml:space="preserve">This means that other JS heavy magneto forms may be systematically unrunnable in my setup. </w:t>
+        <w:t xml:space="preserve">This means that other JS heavy magneto forms may be systematically </w:t>
+      </w:r>
+      <w:proofErr w:type="spellStart"/>
+      <w:r>
+        <w:t>unrunnable</w:t>
+      </w:r>
+      <w:proofErr w:type="spellEnd"/>
+      <w:r>
+        <w:t xml:space="preserve"> in my setup. </w:t>
       </w:r>
       <w:r>
         <w:t xml:space="preserve">If this occurs </w:t>
@@ -5320,7 +6131,15 @@
         <w:t>I’d</w:t>
       </w:r>
       <w:r>
-        <w:t xml:space="preserve"> need to decide whether to raise the action timeout (accepting the deviation from BrowserGym defaults, documented) or exclude those task types.</w:t>
+        <w:t xml:space="preserve"> need to decide whether to raise the action timeout (accepting the deviation from </w:t>
+      </w:r>
+      <w:proofErr w:type="spellStart"/>
+      <w:r>
+        <w:t>BrowserGym</w:t>
+      </w:r>
+      <w:proofErr w:type="spellEnd"/>
+      <w:r>
+        <w:t xml:space="preserve"> defaults, documented) or exclude those task types.</w:t>
       </w:r>
       <w:r>
         <w:t xml:space="preserve"> Next step is running the probe on 5 tasks/site</w:t>
@@ -5748,7 +6567,15 @@
         <w:t xml:space="preserve">Every action now reports “(action accepted)” instead of timing out. </w:t>
       </w:r>
       <w:r>
-        <w:t>Next is to replace the guard with a (url, action) counter</w:t>
+        <w:t>Next is to replace the guard with a (</w:t>
+      </w:r>
+      <w:proofErr w:type="spellStart"/>
+      <w:r>
+        <w:t>url</w:t>
+      </w:r>
+      <w:proofErr w:type="spellEnd"/>
+      <w:r>
+        <w:t>, action) counter</w:t>
       </w:r>
       <w:r>
         <w:t xml:space="preserve">. </w:t>
@@ -5853,7 +6680,15 @@
     </w:p>
     <w:p>
       <w:r>
-        <w:t xml:space="preserve">Also I renamed “smoke_a.py” to just “strategy_a.py” since I initially wanted the code to just test a few sites but due to the incompatibility with webArenas old modules, I had to implement a few patches. </w:t>
+        <w:t xml:space="preserve">Also I renamed “smoke_a.py” to just “strategy_a.py” since I initially wanted the code to just test a few sites but due to the incompatibility with </w:t>
+      </w:r>
+      <w:proofErr w:type="spellStart"/>
+      <w:r>
+        <w:t>webArenas</w:t>
+      </w:r>
+      <w:proofErr w:type="spellEnd"/>
+      <w:r>
+        <w:t xml:space="preserve"> old modules, I had to implement a few patches. </w:t>
       </w:r>
       <w:r>
         <w:t xml:space="preserve">Another thing I did was add a timestamp field, so I know when each episode is finished. Since the collection of strategy A will most likely take 15-20 hours and something </w:t>
@@ -5921,7 +6756,15 @@
     </w:p>
     <w:p>
       <w:r>
-        <w:t xml:space="preserve">Ive moved old results onto a new directory in the instance called “old_results”. </w:t>
+        <w:t>Ive moved old results onto a new directory in the instance called “</w:t>
+      </w:r>
+      <w:proofErr w:type="spellStart"/>
+      <w:r>
+        <w:t>old_results</w:t>
+      </w:r>
+      <w:proofErr w:type="spellEnd"/>
+      <w:r>
+        <w:t xml:space="preserve">”. </w:t>
       </w:r>
     </w:p>
     <w:p>
@@ -5976,10 +6819,34 @@
     </w:p>
     <w:p>
       <w:r>
-        <w:t xml:space="preserve">I’ve cloned the repo onto the instance using a token generated from github. I also stored that token into a credential helper so I don’t have to do it everytime. </w:t>
-      </w:r>
-      <w:r>
-        <w:t xml:space="preserve">Also ive retested task 276 after refactoring the repo, and everything works. </w:t>
+        <w:t xml:space="preserve">I’ve cloned the repo onto the instance using a token generated from </w:t>
+      </w:r>
+      <w:proofErr w:type="spellStart"/>
+      <w:r>
+        <w:t>github</w:t>
+      </w:r>
+      <w:proofErr w:type="spellEnd"/>
+      <w:r>
+        <w:t xml:space="preserve">. I also stored that token into a credential helper so I don’t have to do it </w:t>
+      </w:r>
+      <w:proofErr w:type="spellStart"/>
+      <w:r>
+        <w:t>everytime</w:t>
+      </w:r>
+      <w:proofErr w:type="spellEnd"/>
+      <w:r>
+        <w:t xml:space="preserve">. </w:t>
+      </w:r>
+      <w:r>
+        <w:t xml:space="preserve">Also </w:t>
+      </w:r>
+      <w:proofErr w:type="spellStart"/>
+      <w:r>
+        <w:t>ive</w:t>
+      </w:r>
+      <w:proofErr w:type="spellEnd"/>
+      <w:r>
+        <w:t xml:space="preserve"> retested task 276 after refactoring the repo, and everything works. </w:t>
       </w:r>
     </w:p>
     <w:p>
@@ -5993,12 +6860,28 @@
         <w:t xml:space="preserve">with a fixed </w:t>
       </w:r>
       <w:r>
-        <w:t>Planner → Executor → Critic pipeline. Each logical step invokes three agents in sequence: the Planner states the next sub-goal in plain English, the Executor converts that sub-goal into a single BrowserGym action, and the Critic either approves the action or supplies a revision. Only one action reaches the environment per step, exactly as in Strategy A; the difference is how many model calls precede it.</w:t>
-      </w:r>
-    </w:p>
-    <w:p>
-      <w:r>
-        <w:t>Role-specialised prompts. Each role has its own instructions. Only the action vocabulary is shared with Strategy A, because that is the environment's interface rather than a prompt choice and must be identical everywhere. The Planner receives no answer-formatting rules (it never answers); the Executor receives no exploration heuristics (it never chooses strategy). This follows standard practice for pipeline architectures, but it does mean the A-vs-B comparison reflects both the addition of agents and their specialisation</w:t>
+        <w:t xml:space="preserve">Planner → Executor → Critic pipeline. Each logical step invokes three agents in sequence: the Planner states the next sub-goal in plain English, the Executor converts that sub-goal into a single </w:t>
+      </w:r>
+      <w:proofErr w:type="spellStart"/>
+      <w:r>
+        <w:t>BrowserGym</w:t>
+      </w:r>
+      <w:proofErr w:type="spellEnd"/>
+      <w:r>
+        <w:t xml:space="preserve"> action, and the Critic either approves the action or supplies a revision. Only one action reaches the environment per step, exactly as in Strategy A; the difference is how many model calls precede it.</w:t>
+      </w:r>
+    </w:p>
+    <w:p>
+      <w:r>
+        <w:t xml:space="preserve">Role-specialised prompts. Each role has its own instructions. Only the action vocabulary is shared with Strategy A, because that is the environment's interface rather than a prompt choice and must be identical everywhere. The Planner receives no answer-formatting rules (it never answers); the Executor receives no exploration heuristics (it never chooses strategy). This follows standard practice for pipeline architectures, but it does mean the </w:t>
+      </w:r>
+      <w:proofErr w:type="spellStart"/>
+      <w:r>
+        <w:t>A-vs</w:t>
+      </w:r>
+      <w:proofErr w:type="spellEnd"/>
+      <w:r>
+        <w:t>-B comparison reflects both the addition of agents and their specialisation</w:t>
       </w:r>
       <w:r>
         <w:t>.</w:t>
@@ -6017,6 +6900,29 @@
           <w:bCs/>
         </w:rPr>
         <w:t>Note down results and screenshots for tasks 623 and 276</w:t>
+      </w:r>
+    </w:p>
+    <w:p>
+      <w:pPr>
+        <w:rPr>
+          <w:b/>
+          <w:bCs/>
+        </w:rPr>
+      </w:pPr>
+      <w:r>
+        <w:rPr>
+          <w:b/>
+          <w:bCs/>
+        </w:rPr>
+        <w:lastRenderedPageBreak/>
+        <w:t xml:space="preserve">Email Eduardo about submission dates and whether I could push it forward since </w:t>
+      </w:r>
+      <w:r>
+        <w:rPr>
+          <w:b/>
+          <w:bCs/>
+        </w:rPr>
+        <w:t xml:space="preserve">personal deadline might be too early. </w:t>
       </w:r>
     </w:p>
     <w:p/>

--- a/docs/Additional Material/Changes made timeline.docx
+++ b/docs/Additional Material/Changes made timeline.docx
@@ -1243,11 +1243,19 @@
       </w:r>
       <w:proofErr w:type="spellStart"/>
       <w:r>
-        <w:t>load_dotenv</w:t>
-      </w:r>
-      <w:proofErr w:type="spellEnd"/>
-      <w:r>
-        <w:t xml:space="preserve">() and remaps my project's WA_* variable names onto the bare names </w:t>
+        <w:t>load_</w:t>
+      </w:r>
+      <w:proofErr w:type="gramStart"/>
+      <w:r>
+        <w:t>dotenv</w:t>
+      </w:r>
+      <w:proofErr w:type="spellEnd"/>
+      <w:r>
+        <w:t>(</w:t>
+      </w:r>
+      <w:proofErr w:type="gramEnd"/>
+      <w:r>
+        <w:t xml:space="preserve">) and remaps my project's WA_* variable names onto the bare names </w:t>
       </w:r>
       <w:proofErr w:type="spellStart"/>
       <w:r>
@@ -1258,10 +1266,12 @@
         <w:t xml:space="preserve"> expects (SHOPPING, SHOPPING_ADMIN, REDDIT, etc.) before importing </w:t>
       </w:r>
       <w:proofErr w:type="spellStart"/>
+      <w:proofErr w:type="gramStart"/>
       <w:r>
         <w:t>browsergym.webarena</w:t>
       </w:r>
       <w:proofErr w:type="spellEnd"/>
+      <w:proofErr w:type="gramEnd"/>
       <w:r>
         <w:t>. Ordering matters here: importing first would leave the environment unconfigured. Sites I am not using are given placeholder URLs so that registration succeeds without those services running.</w:t>
       </w:r>
@@ -1368,11 +1378,19 @@
       </w:r>
       <w:proofErr w:type="spellStart"/>
       <w:r>
-        <w:t>send_msg_to_user</w:t>
-      </w:r>
-      <w:proofErr w:type="spellEnd"/>
-      <w:r>
-        <w:t>() has been called with the answer.</w:t>
+        <w:t>send_msg_to_</w:t>
+      </w:r>
+      <w:proofErr w:type="gramStart"/>
+      <w:r>
+        <w:t>user</w:t>
+      </w:r>
+      <w:proofErr w:type="spellEnd"/>
+      <w:r>
+        <w:t>(</w:t>
+      </w:r>
+      <w:proofErr w:type="gramEnd"/>
+      <w:r>
+        <w:t>) has been called with the answer.</w:t>
       </w:r>
     </w:p>
     <w:p>
@@ -1413,10 +1431,12 @@
         <w:t xml:space="preserve"> environment via </w:t>
       </w:r>
       <w:proofErr w:type="spellStart"/>
+      <w:proofErr w:type="gramStart"/>
       <w:r>
         <w:t>gym.make</w:t>
       </w:r>
       <w:proofErr w:type="spellEnd"/>
+      <w:proofErr w:type="gramEnd"/>
       <w:r>
         <w:t>() and then iterates:</w:t>
       </w:r>
@@ -1434,11 +1454,19 @@
       </w:r>
       <w:proofErr w:type="spellStart"/>
       <w:r>
-        <w:t>flatten_axtree_to_str</w:t>
-      </w:r>
-      <w:proofErr w:type="spellEnd"/>
-      <w:r>
-        <w:t>() and combined with the task goal, the current URL, and any error returned by the previous action.</w:t>
+        <w:t>flatten_axtree_to_</w:t>
+      </w:r>
+      <w:proofErr w:type="gramStart"/>
+      <w:r>
+        <w:t>str</w:t>
+      </w:r>
+      <w:proofErr w:type="spellEnd"/>
+      <w:r>
+        <w:t>(</w:t>
+      </w:r>
+      <w:proofErr w:type="gramEnd"/>
+      <w:r>
+        <w:t>) and combined with the task goal, the current URL, and any error returned by the previous action.</w:t>
       </w:r>
     </w:p>
     <w:p>
@@ -1465,10 +1493,12 @@
         <w:t xml:space="preserve">Token usage is read from </w:t>
       </w:r>
       <w:proofErr w:type="spellStart"/>
+      <w:proofErr w:type="gramStart"/>
       <w:r>
         <w:t>result.usage</w:t>
       </w:r>
       <w:proofErr w:type="spellEnd"/>
+      <w:proofErr w:type="gramEnd"/>
       <w:r>
         <w:t xml:space="preserve">() and accumulated. Because </w:t>
       </w:r>
@@ -1493,10 +1523,12 @@
         <w:t xml:space="preserve">The action is executed with </w:t>
       </w:r>
       <w:proofErr w:type="spellStart"/>
+      <w:proofErr w:type="gramStart"/>
       <w:r>
         <w:t>env.step</w:t>
       </w:r>
       <w:proofErr w:type="spellEnd"/>
+      <w:proofErr w:type="gramEnd"/>
       <w:r>
         <w:t xml:space="preserve">(), which returns the next observation and the reward computed by </w:t>
       </w:r>
@@ -1519,7 +1551,15 @@
         <w:t xml:space="preserve">For the output, each </w:t>
       </w:r>
       <w:r>
-        <w:t>step prints the agent's reasoning, its chosen action, the tokens consumed, and whether the action was accepted or produced an error. Each episode reports success, termination reason, step count, input/output/total tokens, and wall-clock duration. A summary table is printed across all three sites and the full per-step log is written to JSON. Episode failures are caught individually so that a problem on one site does not abort the remaining runs.</w:t>
+        <w:t xml:space="preserve">step prints the agent's reasoning, its chosen action, the tokens consumed, and whether the action was accepted or produced an error. Each episode reports success, termination reason, step count, input/output/total tokens, and wall-clock duration. A summary table is printed across all three </w:t>
+      </w:r>
+      <w:proofErr w:type="gramStart"/>
+      <w:r>
+        <w:t>sites</w:t>
+      </w:r>
+      <w:proofErr w:type="gramEnd"/>
+      <w:r>
+        <w:t xml:space="preserve"> and the full per-step log is written to JSON. Episode failures are caught individually so that a problem on one site does not abort the remaining runs.</w:t>
       </w:r>
     </w:p>
     <w:p>
@@ -1532,7 +1572,15 @@
         <w:t xml:space="preserve">I also note a measurement consideration for GPT-5 Mini specifically: it is a reasoning model, and its hidden reasoning tokens are billed as output tokens. This is correct for budget accounting </w:t>
       </w:r>
       <w:r>
-        <w:t xml:space="preserve">as those tokens are a real cost </w:t>
+        <w:t xml:space="preserve">as those tokens are a real </w:t>
+      </w:r>
+      <w:proofErr w:type="gramStart"/>
+      <w:r>
+        <w:t>cost</w:t>
+      </w:r>
+      <w:proofErr w:type="gramEnd"/>
+      <w:r>
+        <w:t xml:space="preserve"> </w:t>
       </w:r>
       <w:r>
         <w:t xml:space="preserve">but it means </w:t>
@@ -1669,10 +1717,6 @@
         <w:t xml:space="preserve">), step 3 sees a post. The page </w:t>
       </w:r>
       <w:r>
-        <w:rPr>
-          <w:i/>
-          <w:iCs/>
-        </w:rPr>
         <w:t>is</w:t>
       </w:r>
       <w:r>
@@ -1723,10 +1767,6 @@
         <w:t xml:space="preserve">set (which the log confirms applied to the </w:t>
       </w:r>
       <w:r>
-        <w:rPr>
-          <w:i/>
-          <w:iCs/>
-        </w:rPr>
         <w:t>task</w:t>
       </w:r>
       <w:r>
@@ -1798,7 +1838,15 @@
           </w:tcPr>
           <w:p>
             <w:r>
-              <w:t>0 – cant complete 1 step</w:t>
+              <w:t xml:space="preserve">0 – </w:t>
+            </w:r>
+            <w:proofErr w:type="gramStart"/>
+            <w:r>
+              <w:t>cant</w:t>
+            </w:r>
+            <w:proofErr w:type="gramEnd"/>
+            <w:r>
+              <w:t xml:space="preserve"> complete 1 step</w:t>
             </w:r>
           </w:p>
         </w:tc>
@@ -1893,7 +1941,15 @@
         <w:t xml:space="preserve"> which should remove the 500ms timeouts</w:t>
       </w:r>
       <w:r>
-        <w:t xml:space="preserve"> and should progress through the task and give a true read on how many steps this task actually needs. </w:t>
+        <w:t xml:space="preserve"> and should progress through the task and give a true read on how many steps this task </w:t>
+      </w:r>
+      <w:proofErr w:type="gramStart"/>
+      <w:r>
+        <w:t>actually needs</w:t>
+      </w:r>
+      <w:proofErr w:type="gramEnd"/>
+      <w:r>
+        <w:t xml:space="preserve">. </w:t>
       </w:r>
       <w:r>
         <w:t xml:space="preserve">Tokens per step may even drop. </w:t>
@@ -2000,8 +2056,13 @@
       </w:r>
     </w:p>
     <w:p>
-      <w:r>
-        <w:t xml:space="preserve">So I had to install all the libraries </w:t>
+      <w:proofErr w:type="gramStart"/>
+      <w:r>
+        <w:t>So</w:t>
+      </w:r>
+      <w:proofErr w:type="gramEnd"/>
+      <w:r>
+        <w:t xml:space="preserve"> I had to install all the libraries </w:t>
       </w:r>
       <w:proofErr w:type="spellStart"/>
       <w:r>
@@ -2182,7 +2243,15 @@
       </w:r>
       <w:proofErr w:type="spellEnd"/>
       <w:r>
-        <w:t xml:space="preserve"> repository including its top level modules.</w:t>
+        <w:t xml:space="preserve"> repository including its </w:t>
+      </w:r>
+      <w:proofErr w:type="gramStart"/>
+      <w:r>
+        <w:t>top level</w:t>
+      </w:r>
+      <w:proofErr w:type="gramEnd"/>
+      <w:r>
+        <w:t xml:space="preserve"> modules.</w:t>
       </w:r>
     </w:p>
     <w:p>
@@ -2212,7 +2281,15 @@
         <w:t xml:space="preserve"> directly into the code</w:t>
       </w:r>
       <w:r>
-        <w:t xml:space="preserve">, the results looks better. </w:t>
+        <w:t xml:space="preserve">, the results </w:t>
+      </w:r>
+      <w:proofErr w:type="gramStart"/>
+      <w:r>
+        <w:t>looks</w:t>
+      </w:r>
+      <w:proofErr w:type="gramEnd"/>
+      <w:r>
+        <w:t xml:space="preserve"> better. </w:t>
       </w:r>
       <w:r>
         <w:t>However, the issue with the budget ladder is consistent</w:t>
@@ -2451,7 +2528,15 @@
     </w:p>
     <w:p>
       <w:r>
-        <w:t>2 things needs to change now:</w:t>
+        <w:t xml:space="preserve">2 things </w:t>
+      </w:r>
+      <w:proofErr w:type="gramStart"/>
+      <w:r>
+        <w:t>needs</w:t>
+      </w:r>
+      <w:proofErr w:type="gramEnd"/>
+      <w:r>
+        <w:t xml:space="preserve"> to change now:</w:t>
       </w:r>
     </w:p>
     <w:p>
@@ -2465,8 +2550,13 @@
       <w:r>
         <w:t xml:space="preserve">Cut cost per step by pinning the reasoning effort to low as the output is between 429-1198/step and reasoning tokens take a big chunk of that. </w:t>
       </w:r>
-      <w:r>
-        <w:t xml:space="preserve">Also I need to trim the </w:t>
+      <w:proofErr w:type="gramStart"/>
+      <w:r>
+        <w:t>Also</w:t>
+      </w:r>
+      <w:proofErr w:type="gramEnd"/>
+      <w:r>
+        <w:t xml:space="preserve"> I need to trim the </w:t>
       </w:r>
       <w:proofErr w:type="spellStart"/>
       <w:r>
@@ -2477,7 +2567,15 @@
         <w:t xml:space="preserve">, as this also has filtering options by dropping non-interactive elements (this can cut input tokens substantially). </w:t>
       </w:r>
       <w:r>
-        <w:t xml:space="preserve">If I get 2,000/step then a 16k budget gives me 8 steps which is more realistic. </w:t>
+        <w:t>If I get 2,000/</w:t>
+      </w:r>
+      <w:proofErr w:type="gramStart"/>
+      <w:r>
+        <w:t>step</w:t>
+      </w:r>
+      <w:proofErr w:type="gramEnd"/>
+      <w:r>
+        <w:t xml:space="preserve"> then a 16k budget gives me 8 steps which is more realistic. </w:t>
       </w:r>
     </w:p>
     <w:p>
@@ -2501,7 +2599,15 @@
         <w:t xml:space="preserve">The reasoning pin worked, output tokens fell 47% (from 2,887 to 1,539) with reasoning tokens now visible at 64-448/step. However, step 4 </w:t>
       </w:r>
       <w:r>
-        <w:t xml:space="preserve">shows that input tokens is 97% of my cost. </w:t>
+        <w:t xml:space="preserve">shows that input tokens </w:t>
+      </w:r>
+      <w:proofErr w:type="gramStart"/>
+      <w:r>
+        <w:t>is</w:t>
+      </w:r>
+      <w:proofErr w:type="gramEnd"/>
+      <w:r>
+        <w:t xml:space="preserve"> 97% of my cost. </w:t>
       </w:r>
     </w:p>
     <w:p>
@@ -2723,7 +2829,15 @@
     </w:p>
     <w:p>
       <w:r>
-        <w:t xml:space="preserve">To fix this, I need to estimate the calls input cost BEFORE paying for it. So an episode must NEVER exceed its stated budget. </w:t>
+        <w:t xml:space="preserve">To fix this, I need to estimate the calls input cost BEFORE paying for it. </w:t>
+      </w:r>
+      <w:proofErr w:type="gramStart"/>
+      <w:r>
+        <w:t>So</w:t>
+      </w:r>
+      <w:proofErr w:type="gramEnd"/>
+      <w:r>
+        <w:t xml:space="preserve"> an episode must NEVER exceed its stated budget. </w:t>
       </w:r>
     </w:p>
     <w:p>
@@ -2842,7 +2956,15 @@
         <w:t xml:space="preserve">This is at 1,800 tokens/step on average. </w:t>
       </w:r>
       <w:r>
-        <w:t xml:space="preserve">And this specific task finished at 10.8k tokens. Now I can actually continue with my proposed </w:t>
+        <w:t xml:space="preserve">And this specific task finished at 10.8k tokens. Now I can </w:t>
+      </w:r>
+      <w:proofErr w:type="gramStart"/>
+      <w:r>
+        <w:t>actually continue</w:t>
+      </w:r>
+      <w:proofErr w:type="gramEnd"/>
+      <w:r>
+        <w:t xml:space="preserve"> with my proposed </w:t>
       </w:r>
       <w:r>
         <w:t xml:space="preserve">ladder of 2k/4k/8k/16k as this now validated the original design once the observation cost was controlled. </w:t>
@@ -3169,7 +3291,15 @@
         <w:t>For Task 0 on CMS (</w:t>
       </w:r>
       <w:r>
-        <w:t>What is the top-1 best-selling product in 2022</w:t>
+        <w:t xml:space="preserve">What is the </w:t>
+      </w:r>
+      <w:proofErr w:type="gramStart"/>
+      <w:r>
+        <w:t>top-1</w:t>
+      </w:r>
+      <w:proofErr w:type="gramEnd"/>
+      <w:r>
+        <w:t xml:space="preserve"> best-selling product in 2022</w:t>
       </w:r>
       <w:r>
         <w:t xml:space="preserve">): </w:t>
@@ -3321,8 +3451,13 @@
             <w:tcW w:w="3969" w:type="dxa"/>
           </w:tcPr>
           <w:p>
-            <w:r>
-              <w:t>Scroll(0,400) to find the forum</w:t>
+            <w:proofErr w:type="gramStart"/>
+            <w:r>
+              <w:t>Scroll(</w:t>
+            </w:r>
+            <w:proofErr w:type="gramEnd"/>
+            <w:r>
+              <w:t>0,400) to find the forum</w:t>
             </w:r>
           </w:p>
         </w:tc>
@@ -3353,8 +3488,13 @@
             <w:tcW w:w="3969" w:type="dxa"/>
           </w:tcPr>
           <w:p>
-            <w:r>
-              <w:t>Fill(‘50’, ‘</w:t>
+            <w:proofErr w:type="gramStart"/>
+            <w:r>
+              <w:t>Fill(</w:t>
+            </w:r>
+            <w:proofErr w:type="gramEnd"/>
+            <w:r>
+              <w:t>‘50’, ‘</w:t>
             </w:r>
             <w:proofErr w:type="spellStart"/>
             <w:r>
@@ -3381,8 +3521,13 @@
     <w:p/>
     <w:p>
       <w:r>
-        <w:t>Ran the same task again with no changes to the code, and I am seeing a lot of variance</w:t>
-      </w:r>
+        <w:t xml:space="preserve">Ran the same task again with no changes to the code, and I am seeing a lot of </w:t>
+      </w:r>
+      <w:proofErr w:type="gramStart"/>
+      <w:r>
+        <w:t>variance</w:t>
+      </w:r>
+      <w:proofErr w:type="gramEnd"/>
       <w:r>
         <w:t>:</w:t>
       </w:r>
@@ -3586,11 +3731,19 @@
       </w:r>
       <w:proofErr w:type="spellStart"/>
       <w:r>
-        <w:t>build_prompt</w:t>
-      </w:r>
-      <w:proofErr w:type="spellEnd"/>
-      <w:r>
-        <w:t xml:space="preserve">()” </w:t>
+        <w:t>build_</w:t>
+      </w:r>
+      <w:proofErr w:type="gramStart"/>
+      <w:r>
+        <w:t>prompt</w:t>
+      </w:r>
+      <w:proofErr w:type="spellEnd"/>
+      <w:r>
+        <w:t>(</w:t>
+      </w:r>
+      <w:proofErr w:type="gramEnd"/>
+      <w:r>
+        <w:t xml:space="preserve">)” </w:t>
       </w:r>
       <w:r>
         <w:t xml:space="preserve">sends the goal, URL, last error, and current </w:t>
@@ -3601,7 +3754,10 @@
       </w:r>
       <w:proofErr w:type="spellEnd"/>
       <w:r>
-        <w:t xml:space="preserve"> — but nothing about what the agent already tried. Every step it wakes up amnesiac, sees the same page, and reasons its way to the same action. Note its reasoning each time: "Navigate to the forums list…" it doesn't know it just did that.</w:t>
+        <w:t xml:space="preserve">, </w:t>
+      </w:r>
+      <w:r>
+        <w:t>but nothing about what the agent already tried. Every step it wakes up amnesiac, sees the same page, and reasons its way to the same action. Note its reasoning each time: "Navigate to the forums list…" it doesn't know it just did that.</w:t>
       </w:r>
     </w:p>
     <w:p>
@@ -3816,7 +3972,15 @@
     </w:p>
     <w:p>
       <w:r>
-        <w:t>Since action timeout is NOT a module constant I cant raise it at runtime</w:t>
+        <w:t xml:space="preserve">Since action timeout is NOT a module constant I </w:t>
+      </w:r>
+      <w:proofErr w:type="gramStart"/>
+      <w:r>
+        <w:t>cant</w:t>
+      </w:r>
+      <w:proofErr w:type="gramEnd"/>
+      <w:r>
+        <w:t xml:space="preserve"> raise it at runtime</w:t>
       </w:r>
       <w:r>
         <w:t xml:space="preserve">. This means its </w:t>
@@ -3847,10 +4011,26 @@
         <w:t xml:space="preserve"> So instead, ill need to stop the false error misleading the agent. </w:t>
       </w:r>
       <w:r>
-        <w:t>The click actually lands; the timeout is Playwright giving up on the post-click navigation wait.</w:t>
-      </w:r>
-      <w:r>
-        <w:t xml:space="preserve"> The prompt tells the agent “error”, so it wastes a step re-</w:t>
+        <w:t xml:space="preserve">The click </w:t>
+      </w:r>
+      <w:proofErr w:type="gramStart"/>
+      <w:r>
+        <w:t>actually lands</w:t>
+      </w:r>
+      <w:proofErr w:type="gramEnd"/>
+      <w:r>
+        <w:t>; the timeout is Playwright giving up on the post-click navigation wait.</w:t>
+      </w:r>
+      <w:r>
+        <w:t xml:space="preserve"> The prompt tells the agent </w:t>
+      </w:r>
+      <w:proofErr w:type="gramStart"/>
+      <w:r>
+        <w:t>“error</w:t>
+      </w:r>
+      <w:proofErr w:type="gramEnd"/>
+      <w:r>
+        <w:t>”, so it wastes a step re-</w:t>
       </w:r>
       <w:proofErr w:type="spellStart"/>
       <w:r>
@@ -3894,7 +4074,15 @@
         <w:t xml:space="preserve">Changing </w:t>
       </w:r>
       <w:r>
-        <w:t xml:space="preserve">timeout set from 60,000 to 10,000 showed no variance. So keeping to 10,000. </w:t>
+        <w:t xml:space="preserve">timeout set from 60,000 to 10,000 showed no variance. </w:t>
+      </w:r>
+      <w:proofErr w:type="gramStart"/>
+      <w:r>
+        <w:t>So</w:t>
+      </w:r>
+      <w:proofErr w:type="gramEnd"/>
+      <w:r>
+        <w:t xml:space="preserve"> keeping to 10,000. </w:t>
       </w:r>
     </w:p>
     <w:p>
@@ -3915,17 +4103,35 @@
       </w:r>
     </w:p>
     <w:p>
-      <w:r>
-        <w:t xml:space="preserve">So what I can do now is my </w:t>
-      </w:r>
-      <w:r>
-        <w:t xml:space="preserve">RQ2 which is actually labelling the tasks </w:t>
+      <w:proofErr w:type="gramStart"/>
+      <w:r>
+        <w:t>So</w:t>
+      </w:r>
+      <w:proofErr w:type="gramEnd"/>
+      <w:r>
+        <w:t xml:space="preserve"> what I can do now is my </w:t>
+      </w:r>
+      <w:r>
+        <w:t xml:space="preserve">RQ2 which is </w:t>
+      </w:r>
+      <w:proofErr w:type="gramStart"/>
+      <w:r>
+        <w:t>actually labelling</w:t>
+      </w:r>
+      <w:proofErr w:type="gramEnd"/>
+      <w:r>
+        <w:t xml:space="preserve"> the tasks </w:t>
       </w:r>
       <w:r>
         <w:t xml:space="preserve">based on difficulty, so in this case task 0 would be classed as easy based on my own rubric scale. </w:t>
       </w:r>
-      <w:r>
-        <w:t xml:space="preserve">So the way I will score each task will be based on 4 observable properties which will band together to provide </w:t>
+      <w:proofErr w:type="gramStart"/>
+      <w:r>
+        <w:t>So</w:t>
+      </w:r>
+      <w:proofErr w:type="gramEnd"/>
+      <w:r>
+        <w:t xml:space="preserve"> the way I will score each task will be based on 4 observable properties which will band together to provide </w:t>
       </w:r>
       <w:r>
         <w:t>the final score (or difficulty):</w:t>
@@ -4639,7 +4845,15 @@
       </w:r>
       <w:proofErr w:type="spellEnd"/>
       <w:r>
-        <w:t xml:space="preserve"> good I found this before the 200 task collection. </w:t>
+        <w:t xml:space="preserve"> good I found this before the </w:t>
+      </w:r>
+      <w:proofErr w:type="gramStart"/>
+      <w:r>
+        <w:t>200 task</w:t>
+      </w:r>
+      <w:proofErr w:type="gramEnd"/>
+      <w:r>
+        <w:t xml:space="preserve"> collection. </w:t>
       </w:r>
       <w:r>
         <w:t>I confirmed the cause by running the grep command on “</w:t>
@@ -4759,7 +4973,15 @@
     </w:p>
     <w:p>
       <w:r>
-        <w:t xml:space="preserve">Ok so now I can match the signature exactly but I do need to clarify in the report/here is that evaluation API costs do NOT contribute to the token ladder </w:t>
+        <w:t xml:space="preserve">Ok so now I can match the signature </w:t>
+      </w:r>
+      <w:proofErr w:type="gramStart"/>
+      <w:r>
+        <w:t>exactly</w:t>
+      </w:r>
+      <w:proofErr w:type="gramEnd"/>
+      <w:r>
+        <w:t xml:space="preserve"> but I do need to clarify in the report/here is that evaluation API costs do NOT contribute to the token ladder </w:t>
       </w:r>
       <w:proofErr w:type="spellStart"/>
       <w:r>
@@ -5148,8 +5370,13 @@
             <w:tcW w:w="1418" w:type="dxa"/>
           </w:tcPr>
           <w:p>
-            <w:r>
-              <w:t>Click(‘1075’)</w:t>
+            <w:proofErr w:type="gramStart"/>
+            <w:r>
+              <w:t>Click(</w:t>
+            </w:r>
+            <w:proofErr w:type="gramEnd"/>
+            <w:r>
+              <w:t>‘1075’)</w:t>
             </w:r>
           </w:p>
         </w:tc>
@@ -5180,8 +5407,13 @@
             <w:tcW w:w="1418" w:type="dxa"/>
           </w:tcPr>
           <w:p>
-            <w:r>
-              <w:t>Click(‘1223’)</w:t>
+            <w:proofErr w:type="gramStart"/>
+            <w:r>
+              <w:t>Click(</w:t>
+            </w:r>
+            <w:proofErr w:type="gramEnd"/>
+            <w:r>
+              <w:t>‘1223’)</w:t>
             </w:r>
           </w:p>
         </w:tc>
@@ -5212,8 +5444,13 @@
             <w:tcW w:w="1418" w:type="dxa"/>
           </w:tcPr>
           <w:p>
-            <w:r>
-              <w:t>Click(‘1019’)</w:t>
+            <w:proofErr w:type="gramStart"/>
+            <w:r>
+              <w:t>Click(</w:t>
+            </w:r>
+            <w:proofErr w:type="gramEnd"/>
+            <w:r>
+              <w:t>‘1019’)</w:t>
             </w:r>
           </w:p>
         </w:tc>
@@ -5244,8 +5481,13 @@
             <w:tcW w:w="1418" w:type="dxa"/>
           </w:tcPr>
           <w:p>
-            <w:r>
-              <w:t>Click(‘927’)</w:t>
+            <w:proofErr w:type="gramStart"/>
+            <w:r>
+              <w:t>Click(</w:t>
+            </w:r>
+            <w:proofErr w:type="gramEnd"/>
+            <w:r>
+              <w:t>‘927’)</w:t>
             </w:r>
           </w:p>
         </w:tc>
@@ -5267,7 +5509,15 @@
         <w:t xml:space="preserve">4 visits </w:t>
       </w:r>
       <w:r>
-        <w:t xml:space="preserve">to the same category, and my action-history rule doesn’t catch a single one because the bids differ every page </w:t>
+        <w:t xml:space="preserve">to the same category, and my action-history rule doesn’t catch </w:t>
+      </w:r>
+      <w:proofErr w:type="gramStart"/>
+      <w:r>
+        <w:t>a single one</w:t>
+      </w:r>
+      <w:proofErr w:type="gramEnd"/>
+      <w:r>
+        <w:t xml:space="preserve"> because the bids differ every page </w:t>
       </w:r>
       <w:proofErr w:type="spellStart"/>
       <w:r>
@@ -5277,8 +5527,21 @@
       <w:r>
         <w:t xml:space="preserve">. The strings </w:t>
       </w:r>
-      <w:r>
-        <w:t>click('1075') and click('927') look completely different to the model, so "never repeat an action" is trivially satisfied while the agent goes in circles.</w:t>
+      <w:proofErr w:type="gramStart"/>
+      <w:r>
+        <w:t>click(</w:t>
+      </w:r>
+      <w:proofErr w:type="gramEnd"/>
+      <w:r>
+        <w:t xml:space="preserve">'1075') and </w:t>
+      </w:r>
+      <w:proofErr w:type="gramStart"/>
+      <w:r>
+        <w:t>click(</w:t>
+      </w:r>
+      <w:proofErr w:type="gramEnd"/>
+      <w:r>
+        <w:t>'927') look completely different to the model, so "never repeat an action" is trivially satisfied while the agent goes in circles.</w:t>
       </w:r>
       <w:r>
         <w:t xml:space="preserve"> This burnt around 26,000 tokens and hit the step limit. This means that its not task difficulty, but a </w:t>
@@ -5287,13 +5550,26 @@
         <w:lastRenderedPageBreak/>
         <w:t xml:space="preserve">memory defect in my current history format </w:t>
       </w:r>
-      <w:r>
-        <w:t xml:space="preserve">cant detect. To fix this, I need to track URL’s and not just actions. </w:t>
-      </w:r>
-    </w:p>
-    <w:p>
-      <w:r>
-        <w:t xml:space="preserve">Another change ill need to make is the max steps limit. Since </w:t>
+      <w:proofErr w:type="gramStart"/>
+      <w:r>
+        <w:t>cant</w:t>
+      </w:r>
+      <w:proofErr w:type="gramEnd"/>
+      <w:r>
+        <w:t xml:space="preserve"> detect. To fix this, I need to track URL’s and not just actions. </w:t>
+      </w:r>
+    </w:p>
+    <w:p>
+      <w:r>
+        <w:t xml:space="preserve">Another change ill </w:t>
+      </w:r>
+      <w:proofErr w:type="gramStart"/>
+      <w:r>
+        <w:t>need</w:t>
+      </w:r>
+      <w:proofErr w:type="gramEnd"/>
+      <w:r>
+        <w:t xml:space="preserve"> to make is the max steps limit. Since </w:t>
       </w:r>
       <w:proofErr w:type="spellStart"/>
       <w:r>
@@ -5301,7 +5577,15 @@
       </w:r>
       <w:proofErr w:type="spellEnd"/>
       <w:r>
-        <w:t xml:space="preserve"> binding my 32k token cap with max steps, ill need to raise the steps limit to fit a 32k token cap so the probe measures the unconstrained cost and not the 12 step cost. </w:t>
+        <w:t xml:space="preserve"> binding my 32k token cap with max steps, ill need to raise the steps limit to fit a 32k token cap so the probe measures the unconstrained cost and not the </w:t>
+      </w:r>
+      <w:proofErr w:type="gramStart"/>
+      <w:r>
+        <w:t>12 step</w:t>
+      </w:r>
+      <w:proofErr w:type="gramEnd"/>
+      <w:r>
+        <w:t xml:space="preserve"> cost. </w:t>
       </w:r>
     </w:p>
     <w:p>
@@ -5356,7 +5640,23 @@
       </w:r>
       <w:proofErr w:type="spellEnd"/>
       <w:r>
-        <w:t xml:space="preserve"> file again, the agent is still looping. So ill need print the URL each step so I can see whether the history actually contains distinguishable URLs or whether magneto is returning the same URL with different bids </w:t>
+        <w:t xml:space="preserve"> file again, the agent is still looping. So ill need </w:t>
+      </w:r>
+      <w:proofErr w:type="gramStart"/>
+      <w:r>
+        <w:t>print</w:t>
+      </w:r>
+      <w:proofErr w:type="gramEnd"/>
+      <w:r>
+        <w:t xml:space="preserve"> the URL each step so I can see whether the history </w:t>
+      </w:r>
+      <w:proofErr w:type="gramStart"/>
+      <w:r>
+        <w:t>actually contains</w:t>
+      </w:r>
+      <w:proofErr w:type="gramEnd"/>
+      <w:r>
+        <w:t xml:space="preserve"> distinguishable URLs or whether magneto is returning the same URL with different bids </w:t>
       </w:r>
       <w:r>
         <w:t>(in this case, the model is seeing the repetition and ignoring it)</w:t>
@@ -5468,8 +5768,13 @@
       </w:r>
     </w:p>
     <w:p>
-      <w:r>
-        <w:t>So I added the guard patch, however I receive a consistent error message</w:t>
+      <w:proofErr w:type="gramStart"/>
+      <w:r>
+        <w:t>So</w:t>
+      </w:r>
+      <w:proofErr w:type="gramEnd"/>
+      <w:r>
+        <w:t xml:space="preserve"> I added the guard patch, however I receive a consistent error message</w:t>
       </w:r>
       <w:r>
         <w:t xml:space="preserve"> for task 574</w:t>
@@ -5534,7 +5839,15 @@
       </w:r>
       <w:proofErr w:type="spellEnd"/>
       <w:r>
-        <w:t xml:space="preserve"> is a string it can .split(" |OR| "), but task 574's config supplies a </w:t>
+        <w:t xml:space="preserve"> is a string it </w:t>
+      </w:r>
+      <w:proofErr w:type="gramStart"/>
+      <w:r>
+        <w:t>can .split</w:t>
+      </w:r>
+      <w:proofErr w:type="gramEnd"/>
+      <w:r>
+        <w:t xml:space="preserve">(" |OR| "), but task 574's config supplies a </w:t>
       </w:r>
       <w:proofErr w:type="spellStart"/>
       <w:r>
@@ -5594,8 +5907,13 @@
       </w:r>
       <w:proofErr w:type="spellEnd"/>
       <w:r>
-        <w:t xml:space="preserve"> as a string ("111 Magnolia Path"), and 0 of 480 tasks use a dict. Yet at runtime the evaluator received a dict. Those can't both be true of the same file</w:t>
-      </w:r>
+        <w:t xml:space="preserve"> as a string ("111 Magnolia Path"), and 0 of 480 tasks use a dict. Yet at runtime the evaluator received a dict. Those can't both be true of the same </w:t>
+      </w:r>
+      <w:proofErr w:type="gramStart"/>
+      <w:r>
+        <w:t>file</w:t>
+      </w:r>
+      <w:proofErr w:type="gramEnd"/>
       <w:r>
         <w:t xml:space="preserve"> </w:t>
       </w:r>
@@ -5612,11 +5930,27 @@
       </w:r>
       <w:proofErr w:type="spellStart"/>
       <w:r>
-        <w:t>smoke_a.load_configs</w:t>
-      </w:r>
-      <w:proofErr w:type="spellEnd"/>
-      <w:r>
-        <w:t>() reads.</w:t>
+        <w:t>smoke_</w:t>
+      </w:r>
+      <w:proofErr w:type="gramStart"/>
+      <w:r>
+        <w:t>a.load</w:t>
+      </w:r>
+      <w:proofErr w:type="gramEnd"/>
+      <w:r>
+        <w:t>_</w:t>
+      </w:r>
+      <w:proofErr w:type="gramStart"/>
+      <w:r>
+        <w:t>configs</w:t>
+      </w:r>
+      <w:proofErr w:type="spellEnd"/>
+      <w:r>
+        <w:t>(</w:t>
+      </w:r>
+      <w:proofErr w:type="gramEnd"/>
+      <w:r>
+        <w:t>) reads.</w:t>
       </w:r>
     </w:p>
     <w:p>
@@ -5767,7 +6101,15 @@
       </w:r>
       <w:proofErr w:type="spellEnd"/>
       <w:r>
-        <w:t xml:space="preserve"> evaluator function since I wont be needing that anymore</w:t>
+        <w:t xml:space="preserve"> evaluator function since I </w:t>
+      </w:r>
+      <w:proofErr w:type="gramStart"/>
+      <w:r>
+        <w:t>wont</w:t>
+      </w:r>
+      <w:proofErr w:type="gramEnd"/>
+      <w:r>
+        <w:t xml:space="preserve"> be needing that anymore</w:t>
       </w:r>
       <w:r>
         <w:t>.</w:t>
@@ -5958,7 +6300,15 @@
     <w:p>
       <w:r>
         <w:lastRenderedPageBreak/>
-        <w:t xml:space="preserve">The evaluator fix worked, so note to self: document this in my reproducibility readme as a one line fix to a known upstream format mismatch. </w:t>
+        <w:t xml:space="preserve">The evaluator fix worked, so note to self: document this in my reproducibility readme as a </w:t>
+      </w:r>
+      <w:proofErr w:type="gramStart"/>
+      <w:r>
+        <w:t>one line</w:t>
+      </w:r>
+      <w:proofErr w:type="gramEnd"/>
+      <w:r>
+        <w:t xml:space="preserve"> fix to a known upstream format mismatch. </w:t>
       </w:r>
       <w:r>
         <w:t xml:space="preserve">There is no more </w:t>
@@ -5969,7 +6319,15 @@
       </w:r>
       <w:proofErr w:type="spellEnd"/>
       <w:r>
-        <w:t xml:space="preserve">, the episode ran to completion and my stall guard works correctly at step 6. </w:t>
+        <w:t xml:space="preserve">, the episode ran to </w:t>
+      </w:r>
+      <w:proofErr w:type="gramStart"/>
+      <w:r>
+        <w:t>completion</w:t>
+      </w:r>
+      <w:proofErr w:type="gramEnd"/>
+      <w:r>
+        <w:t xml:space="preserve"> and my stall guard works correctly at step 6. </w:t>
       </w:r>
       <w:r>
         <w:t xml:space="preserve">However, another error is introduced, where the agent receives “previous action timed out – it may have succeeded. Check the current page before retrying”. This means the click is failing </w:t>
@@ -5982,8 +6340,21 @@
       </w:r>
     </w:p>
     <w:p>
-      <w:r>
-        <w:t xml:space="preserve">So I need to actually distinguish between same action and same URL again. </w:t>
+      <w:proofErr w:type="gramStart"/>
+      <w:r>
+        <w:t>So</w:t>
+      </w:r>
+      <w:proofErr w:type="gramEnd"/>
+      <w:r>
+        <w:t xml:space="preserve"> I need to </w:t>
+      </w:r>
+      <w:proofErr w:type="gramStart"/>
+      <w:r>
+        <w:t>actually distinguish</w:t>
+      </w:r>
+      <w:proofErr w:type="gramEnd"/>
+      <w:r>
+        <w:t xml:space="preserve"> between same action and same URL again. </w:t>
       </w:r>
     </w:p>
     <w:p>
@@ -6646,7 +7017,15 @@
         </w:numPr>
       </w:pPr>
       <w:r>
-        <w:t>What does a task actually cost when budget isn’t the binding constraint</w:t>
+        <w:t xml:space="preserve">What does a task </w:t>
+      </w:r>
+      <w:proofErr w:type="gramStart"/>
+      <w:r>
+        <w:t>actually cost</w:t>
+      </w:r>
+      <w:proofErr w:type="gramEnd"/>
+      <w:r>
+        <w:t xml:space="preserve"> when budget isn’t the binding constraint</w:t>
       </w:r>
     </w:p>
     <w:p>
@@ -6679,8 +7058,13 @@
       </w:r>
     </w:p>
     <w:p>
-      <w:r>
-        <w:t xml:space="preserve">Also I renamed “smoke_a.py” to just “strategy_a.py” since I initially wanted the code to just test a few sites but due to the incompatibility with </w:t>
+      <w:proofErr w:type="gramStart"/>
+      <w:r>
+        <w:t>Also</w:t>
+      </w:r>
+      <w:proofErr w:type="gramEnd"/>
+      <w:r>
+        <w:t xml:space="preserve"> I renamed “smoke_a.py” to just “strategy_a.py” since I initially wanted the code to just test a few sites but due to the incompatibility with </w:t>
       </w:r>
       <w:proofErr w:type="spellStart"/>
       <w:r>
@@ -6772,7 +7156,15 @@
         <w:t xml:space="preserve">Ive also removed the old code from the instance. And instead of always pushing 1 file at a time to the instance, ill be cloning the </w:t>
       </w:r>
       <w:r>
-        <w:t xml:space="preserve">project onto the instance so all I have to do is pull it once I push the changes locally. </w:t>
+        <w:t xml:space="preserve">project onto the instance so all I </w:t>
+      </w:r>
+      <w:proofErr w:type="gramStart"/>
+      <w:r>
+        <w:t>have to</w:t>
+      </w:r>
+      <w:proofErr w:type="gramEnd"/>
+      <w:r>
+        <w:t xml:space="preserve"> do is pull it once I push the changes locally. </w:t>
       </w:r>
     </w:p>
     <w:p>
@@ -6827,7 +7219,15 @@
       </w:r>
       <w:proofErr w:type="spellEnd"/>
       <w:r>
-        <w:t xml:space="preserve">. I also stored that token into a credential helper so I don’t have to do it </w:t>
+        <w:t xml:space="preserve">. I also stored that token into a credential </w:t>
+      </w:r>
+      <w:proofErr w:type="gramStart"/>
+      <w:r>
+        <w:t>helper</w:t>
+      </w:r>
+      <w:proofErr w:type="gramEnd"/>
+      <w:r>
+        <w:t xml:space="preserve"> so I don’t have to do it </w:t>
       </w:r>
       <w:proofErr w:type="spellStart"/>
       <w:r>
@@ -6837,8 +7237,13 @@
       <w:r>
         <w:t xml:space="preserve">. </w:t>
       </w:r>
-      <w:r>
-        <w:t xml:space="preserve">Also </w:t>
+      <w:proofErr w:type="gramStart"/>
+      <w:r>
+        <w:t>Also</w:t>
+      </w:r>
+      <w:proofErr w:type="gramEnd"/>
+      <w:r>
+        <w:t xml:space="preserve"> </w:t>
       </w:r>
       <w:proofErr w:type="spellStart"/>
       <w:r>
@@ -6885,6 +7290,81 @@
       </w:r>
       <w:r>
         <w:t>.</w:t>
+      </w:r>
+    </w:p>
+    <w:p/>
+    <w:p>
+      <w:pPr>
+        <w:pStyle w:val="IntenseQuote"/>
+        <w:rPr>
+          <w:b/>
+          <w:bCs/>
+          <w:color w:val="auto"/>
+          <w:sz w:val="28"/>
+          <w:szCs w:val="28"/>
+        </w:rPr>
+      </w:pPr>
+      <w:r>
+        <w:rPr>
+          <w:b/>
+          <w:bCs/>
+          <w:color w:val="auto"/>
+          <w:sz w:val="28"/>
+          <w:szCs w:val="28"/>
+        </w:rPr>
+        <w:lastRenderedPageBreak/>
+        <w:t>(</w:t>
+      </w:r>
+      <w:r>
+        <w:rPr>
+          <w:b/>
+          <w:bCs/>
+          <w:color w:val="auto"/>
+          <w:sz w:val="28"/>
+          <w:szCs w:val="28"/>
+        </w:rPr>
+        <w:t>29</w:t>
+      </w:r>
+      <w:r>
+        <w:rPr>
+          <w:b/>
+          <w:bCs/>
+          <w:color w:val="auto"/>
+          <w:sz w:val="28"/>
+          <w:szCs w:val="28"/>
+          <w:vertAlign w:val="superscript"/>
+        </w:rPr>
+        <w:t>th</w:t>
+      </w:r>
+      <w:r>
+        <w:rPr>
+          <w:b/>
+          <w:bCs/>
+          <w:color w:val="auto"/>
+          <w:sz w:val="28"/>
+          <w:szCs w:val="28"/>
+        </w:rPr>
+        <w:t xml:space="preserve"> </w:t>
+      </w:r>
+      <w:r>
+        <w:rPr>
+          <w:b/>
+          <w:bCs/>
+          <w:color w:val="auto"/>
+          <w:sz w:val="28"/>
+          <w:szCs w:val="28"/>
+        </w:rPr>
+        <w:t>July</w:t>
+      </w:r>
+      <w:r>
+        <w:rPr>
+          <w:b/>
+          <w:bCs/>
+          <w:color w:val="auto"/>
+          <w:sz w:val="28"/>
+          <w:szCs w:val="28"/>
+        </w:rPr>
+        <w:t>)</w:t>
       </w:r>
     </w:p>
     <w:p>
@@ -6896,10 +7376,131 @@
       </w:pPr>
       <w:r>
         <w:rPr>
-          <w:b/>
-          <w:bCs/>
+          <w:noProof/>
         </w:rPr>
-        <w:t>Note down results and screenshots for tasks 623 and 276</w:t>
+        <w:drawing>
+          <wp:inline distT="0" distB="0" distL="0" distR="0" wp14:anchorId="7024BF8B" wp14:editId="350DCF7A">
+            <wp:extent cx="5731510" cy="3081020"/>
+            <wp:effectExtent l="0" t="0" r="2540" b="5080"/>
+            <wp:docPr id="1884405638" name="Picture 1"/>
+            <wp:cNvGraphicFramePr>
+              <a:graphicFrameLocks xmlns:a="http://schemas.openxmlformats.org/drawingml/2006/main" noChangeAspect="1"/>
+            </wp:cNvGraphicFramePr>
+            <a:graphic xmlns:a="http://schemas.openxmlformats.org/drawingml/2006/main">
+              <a:graphicData uri="http://schemas.openxmlformats.org/drawingml/2006/picture">
+                <pic:pic xmlns:pic="http://schemas.openxmlformats.org/drawingml/2006/picture">
+                  <pic:nvPicPr>
+                    <pic:cNvPr id="1884405638" name=""/>
+                    <pic:cNvPicPr/>
+                  </pic:nvPicPr>
+                  <pic:blipFill>
+                    <a:blip r:embed="rId55"/>
+                    <a:stretch>
+                      <a:fillRect/>
+                    </a:stretch>
+                  </pic:blipFill>
+                  <pic:spPr>
+                    <a:xfrm>
+                      <a:off x="0" y="0"/>
+                      <a:ext cx="5731510" cy="3081020"/>
+                    </a:xfrm>
+                    <a:prstGeom prst="rect">
+                      <a:avLst/>
+                    </a:prstGeom>
+                  </pic:spPr>
+                </pic:pic>
+              </a:graphicData>
+            </a:graphic>
+          </wp:inline>
+        </w:drawing>
+      </w:r>
+    </w:p>
+    <w:p>
+      <w:r>
+        <w:t xml:space="preserve">Image above is the output for task </w:t>
+      </w:r>
+      <w:r>
+        <w:t xml:space="preserve">623 on the reddit site. </w:t>
+      </w:r>
+      <w:r>
+        <w:t xml:space="preserve">You can see that the agent tries to open the forum dropdown but doesn’t know how to which leads to the navigation cycle termination reason. </w:t>
+      </w:r>
+      <w:r>
+        <w:t xml:space="preserve">However, in the image below (output for the same task/site) shows the output for strategy B </w:t>
+      </w:r>
+      <w:r>
+        <w:t xml:space="preserve">and we can see that the critic caught this navigation cycle and </w:t>
+      </w:r>
+      <w:r>
+        <w:t xml:space="preserve">revised the action providing </w:t>
+      </w:r>
+      <w:proofErr w:type="gramStart"/>
+      <w:r>
+        <w:t>a</w:t>
+      </w:r>
+      <w:proofErr w:type="gramEnd"/>
+      <w:r>
+        <w:t xml:space="preserve"> alternative action and the strategy would have </w:t>
+      </w:r>
+      <w:r>
+        <w:t>succeeded</w:t>
+      </w:r>
+      <w:r>
+        <w:t xml:space="preserve"> if it weren’t for the </w:t>
+      </w:r>
+      <w:r>
+        <w:t xml:space="preserve">budget constraint of 32k tokens. Which is </w:t>
+      </w:r>
+      <w:r>
+        <w:t>why</w:t>
+      </w:r>
+      <w:r>
+        <w:t xml:space="preserve"> will be raising the ladder to include 64k tokens. </w:t>
+      </w:r>
+    </w:p>
+    <w:p>
+      <w:r>
+        <w:rPr>
+          <w:noProof/>
+        </w:rPr>
+        <w:drawing>
+          <wp:inline distT="0" distB="0" distL="0" distR="0" wp14:anchorId="5DCE0079" wp14:editId="36C97269">
+            <wp:extent cx="5731510" cy="3124835"/>
+            <wp:effectExtent l="0" t="0" r="2540" b="0"/>
+            <wp:docPr id="1576290313" name="Picture 1"/>
+            <wp:cNvGraphicFramePr>
+              <a:graphicFrameLocks xmlns:a="http://schemas.openxmlformats.org/drawingml/2006/main" noChangeAspect="1"/>
+            </wp:cNvGraphicFramePr>
+            <a:graphic xmlns:a="http://schemas.openxmlformats.org/drawingml/2006/main">
+              <a:graphicData uri="http://schemas.openxmlformats.org/drawingml/2006/picture">
+                <pic:pic xmlns:pic="http://schemas.openxmlformats.org/drawingml/2006/picture">
+                  <pic:nvPicPr>
+                    <pic:cNvPr id="1576290313" name=""/>
+                    <pic:cNvPicPr/>
+                  </pic:nvPicPr>
+                  <pic:blipFill>
+                    <a:blip r:embed="rId56"/>
+                    <a:stretch>
+                      <a:fillRect/>
+                    </a:stretch>
+                  </pic:blipFill>
+                  <pic:spPr>
+                    <a:xfrm>
+                      <a:off x="0" y="0"/>
+                      <a:ext cx="5731510" cy="3124835"/>
+                    </a:xfrm>
+                    <a:prstGeom prst="rect">
+                      <a:avLst/>
+                    </a:prstGeom>
+                  </pic:spPr>
+                </pic:pic>
+              </a:graphicData>
+            </a:graphic>
+          </wp:inline>
+        </w:drawing>
+      </w:r>
+      <w:r>
+        <w:t xml:space="preserve"> </w:t>
       </w:r>
     </w:p>
     <w:p>
@@ -6911,10 +7512,144 @@
       </w:pPr>
       <w:r>
         <w:rPr>
+          <w:noProof/>
+        </w:rPr>
+        <w:lastRenderedPageBreak/>
+        <w:drawing>
+          <wp:inline distT="0" distB="0" distL="0" distR="0" wp14:anchorId="5E911843" wp14:editId="36F1E540">
+            <wp:extent cx="5731510" cy="1938020"/>
+            <wp:effectExtent l="0" t="0" r="2540" b="5080"/>
+            <wp:docPr id="1112460855" name="Picture 1"/>
+            <wp:cNvGraphicFramePr>
+              <a:graphicFrameLocks xmlns:a="http://schemas.openxmlformats.org/drawingml/2006/main" noChangeAspect="1"/>
+            </wp:cNvGraphicFramePr>
+            <a:graphic xmlns:a="http://schemas.openxmlformats.org/drawingml/2006/main">
+              <a:graphicData uri="http://schemas.openxmlformats.org/drawingml/2006/picture">
+                <pic:pic xmlns:pic="http://schemas.openxmlformats.org/drawingml/2006/picture">
+                  <pic:nvPicPr>
+                    <pic:cNvPr id="1112460855" name=""/>
+                    <pic:cNvPicPr/>
+                  </pic:nvPicPr>
+                  <pic:blipFill>
+                    <a:blip r:embed="rId57"/>
+                    <a:stretch>
+                      <a:fillRect/>
+                    </a:stretch>
+                  </pic:blipFill>
+                  <pic:spPr>
+                    <a:xfrm>
+                      <a:off x="0" y="0"/>
+                      <a:ext cx="5731510" cy="1938020"/>
+                    </a:xfrm>
+                    <a:prstGeom prst="rect">
+                      <a:avLst/>
+                    </a:prstGeom>
+                  </pic:spPr>
+                </pic:pic>
+              </a:graphicData>
+            </a:graphic>
+          </wp:inline>
+        </w:drawing>
+      </w:r>
+    </w:p>
+    <w:p>
+      <w:r>
+        <w:t xml:space="preserve">This is just an ordering bug, easy to fix since I pass the field “plan” to the </w:t>
+      </w:r>
+      <w:proofErr w:type="gramStart"/>
+      <w:r>
+        <w:t>record(</w:t>
+      </w:r>
+      <w:proofErr w:type="gramEnd"/>
+      <w:r>
+        <w:t xml:space="preserve">) </w:t>
+      </w:r>
+      <w:proofErr w:type="spellStart"/>
+      <w:r>
+        <w:t>dict</w:t>
+      </w:r>
+      <w:proofErr w:type="spellEnd"/>
+      <w:r>
+        <w:t xml:space="preserve"> before plan gets assigned. </w:t>
+      </w:r>
+    </w:p>
+    <w:p>
+      <w:r>
+        <w:t xml:space="preserve">Since </w:t>
+      </w:r>
+      <w:proofErr w:type="spellStart"/>
+      <w:r>
+        <w:t>ive</w:t>
+      </w:r>
+      <w:proofErr w:type="spellEnd"/>
+      <w:r>
+        <w:t xml:space="preserve"> done the </w:t>
+      </w:r>
+      <w:proofErr w:type="spellStart"/>
+      <w:r>
+        <w:t>run_batch</w:t>
+      </w:r>
+      <w:proofErr w:type="spellEnd"/>
+      <w:r>
+        <w:t xml:space="preserve"> for the </w:t>
+      </w:r>
+      <w:proofErr w:type="gramStart"/>
+      <w:r>
+        <w:t>200 task</w:t>
+      </w:r>
+      <w:proofErr w:type="gramEnd"/>
+      <w:r>
+        <w:t xml:space="preserve"> collection script. Next thing is to </w:t>
+      </w:r>
+      <w:r>
+        <w:t>create the annotation script</w:t>
+      </w:r>
+      <w:r>
+        <w:t xml:space="preserve"> which is scored by another LLM (excluded from the budget ladder). </w:t>
+      </w:r>
+      <w:r>
+        <w:t>The first round the LLM will be annotating then the second round is what I will be annotating</w:t>
+      </w:r>
+      <w:r>
+        <w:t xml:space="preserve"> (RLHF)</w:t>
+      </w:r>
+      <w:r>
+        <w:t xml:space="preserve"> if the LLM is incorrect</w:t>
+      </w:r>
+      <w:r>
+        <w:t xml:space="preserve"> or needs reviewing.</w:t>
+      </w:r>
+      <w:r>
+        <w:t xml:space="preserve"> I will </w:t>
+      </w:r>
+      <w:proofErr w:type="gramStart"/>
+      <w:r>
+        <w:t>testing</w:t>
+      </w:r>
+      <w:proofErr w:type="gramEnd"/>
+      <w:r>
+        <w:t xml:space="preserve"> this against the pilot run to set the foundation of what difficulty the tasks are. </w:t>
+      </w:r>
+      <w:r>
+        <w:t>I mentioned the rubric score earlier in this diary.</w:t>
+      </w:r>
+      <w:r>
+        <w:t xml:space="preserve"> </w:t>
+      </w:r>
+    </w:p>
+    <w:p/>
+    <w:p>
+      <w:pPr>
+        <w:rPr>
           <w:b/>
           <w:bCs/>
         </w:rPr>
-        <w:lastRenderedPageBreak/>
+      </w:pPr>
+      <w:r>
+        <w:rPr>
+          <w:b/>
+          <w:bCs/>
+        </w:rPr>
         <w:t xml:space="preserve">Email Eduardo about submission dates and whether I could push it forward since </w:t>
       </w:r>
       <w:r>

--- a/docs/Additional Material/Changes made timeline.docx
+++ b/docs/Additional Material/Changes made timeline.docx
@@ -1,6 +1,6 @@
 
 <file path=word/document.xml><?xml version="1.0" encoding="utf-8"?>
-<w:document xmlns:wpc="http://schemas.microsoft.com/office/word/2010/wordprocessingCanvas" xmlns:cx="http://schemas.microsoft.com/office/drawing/2014/chartex" xmlns:cx1="http://schemas.microsoft.com/office/drawing/2015/9/8/chartex" xmlns:cx2="http://schemas.microsoft.com/office/drawing/2015/10/21/chartex" xmlns:cx3="http://schemas.microsoft.com/office/drawing/2016/5/9/chartex" xmlns:cx4="http://schemas.microsoft.com/office/drawing/2016/5/10/chartex" xmlns:cx5="http://schemas.microsoft.com/office/drawing/2016/5/11/chartex" xmlns:cx6="http://schemas.microsoft.com/office/drawing/2016/5/12/chartex" xmlns:cx7="http://schemas.microsoft.com/office/drawing/2016/5/13/chartex" xmlns:cx8="http://schemas.microsoft.com/office/drawing/2016/5/14/chartex" xmlns:mc="http://schemas.openxmlformats.org/markup-compatibility/2006" xmlns:aink="http://schemas.microsoft.com/office/drawing/2016/ink" xmlns:am3d="http://schemas.microsoft.com/office/drawing/2017/model3d" xmlns:o="urn:schemas-microsoft-com:office:office" xmlns:oel="http://schemas.microsoft.com/office/2019/extlst" xmlns:r="http://schemas.openxmlformats.org/officeDocument/2006/relationships" xmlns:m="http://schemas.openxmlformats.org/officeDocument/2006/math" xmlns:v="urn:schemas-microsoft-com:vml" xmlns:wp14="http://schemas.microsoft.com/office/word/2010/wordprocessingDrawing" xmlns:wp="http://schemas.openxmlformats.org/drawingml/2006/wordprocessingDrawing" xmlns:w10="urn:schemas-microsoft-com:office:word" xmlns:w="http://schemas.openxmlformats.org/wordprocessingml/2006/main" xmlns:w14="http://schemas.microsoft.com/office/word/2010/wordml" xmlns:w15="http://schemas.microsoft.com/office/word/2012/wordml" xmlns:w16cex="http://schemas.microsoft.com/office/word/2018/wordml/cex" xmlns:w16cid="http://schemas.microsoft.com/office/word/2016/wordml/cid" xmlns:w16="http://schemas.microsoft.com/office/word/2018/wordml" xmlns:w16du="http://schemas.microsoft.com/office/word/2023/wordml/word16du" xmlns:w16sdtdh="http://schemas.microsoft.com/office/word/2020/wordml/sdtdatahash" xmlns:w16sdtfl="http://schemas.microsoft.com/office/word/2024/wordml/sdtformatlock" xmlns:w16se="http://schemas.microsoft.com/office/word/2015/wordml/symex" xmlns:wpg="http://schemas.microsoft.com/office/word/2010/wordprocessingGroup" xmlns:wpi="http://schemas.microsoft.com/office/word/2010/wordprocessingInk" xmlns:wne="http://schemas.microsoft.com/office/word/2006/wordml" xmlns:wps="http://schemas.microsoft.com/office/word/2010/wordprocessingShape" mc:Ignorable="w14 w15 w16se w16cid w16 w16cex w16sdtdh w16sdtfl w16du wp14">
+<w:document xmlns:wpc="http://schemas.microsoft.com/office/word/2010/wordprocessingCanvas" xmlns:cx="http://schemas.microsoft.com/office/drawing/2014/chartex" xmlns:cx1="http://schemas.microsoft.com/office/drawing/2015/9/8/chartex" xmlns:cx2="http://schemas.microsoft.com/office/drawing/2015/10/21/chartex" xmlns:cx3="http://schemas.microsoft.com/office/drawing/2016/5/9/chartex" xmlns:cx4="http://schemas.microsoft.com/office/drawing/2016/5/10/chartex" xmlns:cx5="http://schemas.microsoft.com/office/drawing/2016/5/11/chartex" xmlns:cx6="http://schemas.microsoft.com/office/drawing/2016/5/12/chartex" xmlns:cx7="http://schemas.microsoft.com/office/drawing/2016/5/13/chartex" xmlns:cx8="http://schemas.microsoft.com/office/drawing/2016/5/14/chartex" xmlns:mc="http://schemas.openxmlformats.org/markup-compatibility/2006" xmlns:aink="http://schemas.microsoft.com/office/drawing/2016/ink" xmlns:am3d="http://schemas.microsoft.com/office/drawing/2017/model3d" xmlns:o="urn:schemas-microsoft-com:office:office" xmlns:oel="http://schemas.microsoft.com/office/2019/extlst" xmlns:r="http://schemas.openxmlformats.org/officeDocument/2006/relationships" xmlns:m="http://schemas.openxmlformats.org/officeDocument/2006/math" xmlns:v="urn:schemas-microsoft-com:vml" xmlns:wp14="http://schemas.microsoft.com/office/word/2010/wordprocessingDrawing" xmlns:wp="http://schemas.openxmlformats.org/drawingml/2006/wordprocessingDrawing" xmlns:w10="urn:schemas-microsoft-com:office:word" xmlns:w="http://schemas.openxmlformats.org/wordprocessingml/2006/main" xmlns:w14="http://schemas.microsoft.com/office/word/2010/wordml" xmlns:w15="http://schemas.microsoft.com/office/word/2012/wordml" xmlns:w16cei="http://schemas.microsoft.com/office/word/2026/wordml/cei" xmlns:w16cex="http://schemas.microsoft.com/office/word/2018/wordml/cex" xmlns:w16cid="http://schemas.microsoft.com/office/word/2016/wordml/cid" xmlns:w16="http://schemas.microsoft.com/office/word/2018/wordml" xmlns:w16du="http://schemas.microsoft.com/office/word/2023/wordml/word16du" xmlns:w16sdtdh="http://schemas.microsoft.com/office/word/2020/wordml/sdtdatahash" xmlns:w16sdtfl="http://schemas.microsoft.com/office/word/2024/wordml/sdtformatlock" xmlns:w16se="http://schemas.microsoft.com/office/word/2015/wordml/symex" xmlns:wpg="http://schemas.microsoft.com/office/word/2010/wordprocessingGroup" xmlns:wpi="http://schemas.microsoft.com/office/word/2010/wordprocessingInk" xmlns:wne="http://schemas.microsoft.com/office/word/2006/wordml" xmlns:wps="http://schemas.microsoft.com/office/word/2010/wordprocessingShape" mc:Ignorable="w14 w15 w16se w16cid w16 w16cex w16sdtdh w16sdtfl w16du wp14">
   <w:body>
     <w:p>
       <w:pPr>
@@ -1243,19 +1243,11 @@
       </w:r>
       <w:proofErr w:type="spellStart"/>
       <w:r>
-        <w:t>load_</w:t>
-      </w:r>
-      <w:proofErr w:type="gramStart"/>
-      <w:r>
-        <w:t>dotenv</w:t>
-      </w:r>
-      <w:proofErr w:type="spellEnd"/>
-      <w:r>
-        <w:t>(</w:t>
-      </w:r>
-      <w:proofErr w:type="gramEnd"/>
-      <w:r>
-        <w:t xml:space="preserve">) and remaps my project's WA_* variable names onto the bare names </w:t>
+        <w:t>load_dotenv</w:t>
+      </w:r>
+      <w:proofErr w:type="spellEnd"/>
+      <w:r>
+        <w:t xml:space="preserve">() and remaps my project's WA_* variable names onto the bare names </w:t>
       </w:r>
       <w:proofErr w:type="spellStart"/>
       <w:r>
@@ -1266,12 +1258,10 @@
         <w:t xml:space="preserve"> expects (SHOPPING, SHOPPING_ADMIN, REDDIT, etc.) before importing </w:t>
       </w:r>
       <w:proofErr w:type="spellStart"/>
-      <w:proofErr w:type="gramStart"/>
       <w:r>
         <w:t>browsergym.webarena</w:t>
       </w:r>
       <w:proofErr w:type="spellEnd"/>
-      <w:proofErr w:type="gramEnd"/>
       <w:r>
         <w:t>. Ordering matters here: importing first would leave the environment unconfigured. Sites I am not using are given placeholder URLs so that registration succeeds without those services running.</w:t>
       </w:r>
@@ -1378,19 +1368,11 @@
       </w:r>
       <w:proofErr w:type="spellStart"/>
       <w:r>
-        <w:t>send_msg_to_</w:t>
-      </w:r>
-      <w:proofErr w:type="gramStart"/>
-      <w:r>
-        <w:t>user</w:t>
-      </w:r>
-      <w:proofErr w:type="spellEnd"/>
-      <w:r>
-        <w:t>(</w:t>
-      </w:r>
-      <w:proofErr w:type="gramEnd"/>
-      <w:r>
-        <w:t>) has been called with the answer.</w:t>
+        <w:t>send_msg_to_user</w:t>
+      </w:r>
+      <w:proofErr w:type="spellEnd"/>
+      <w:r>
+        <w:t>() has been called with the answer.</w:t>
       </w:r>
     </w:p>
     <w:p>
@@ -1431,12 +1413,10 @@
         <w:t xml:space="preserve"> environment via </w:t>
       </w:r>
       <w:proofErr w:type="spellStart"/>
-      <w:proofErr w:type="gramStart"/>
       <w:r>
         <w:t>gym.make</w:t>
       </w:r>
       <w:proofErr w:type="spellEnd"/>
-      <w:proofErr w:type="gramEnd"/>
       <w:r>
         <w:t>() and then iterates:</w:t>
       </w:r>
@@ -1454,19 +1434,11 @@
       </w:r>
       <w:proofErr w:type="spellStart"/>
       <w:r>
-        <w:t>flatten_axtree_to_</w:t>
-      </w:r>
-      <w:proofErr w:type="gramStart"/>
-      <w:r>
-        <w:t>str</w:t>
-      </w:r>
-      <w:proofErr w:type="spellEnd"/>
-      <w:r>
-        <w:t>(</w:t>
-      </w:r>
-      <w:proofErr w:type="gramEnd"/>
-      <w:r>
-        <w:t>) and combined with the task goal, the current URL, and any error returned by the previous action.</w:t>
+        <w:t>flatten_axtree_to_str</w:t>
+      </w:r>
+      <w:proofErr w:type="spellEnd"/>
+      <w:r>
+        <w:t>() and combined with the task goal, the current URL, and any error returned by the previous action.</w:t>
       </w:r>
     </w:p>
     <w:p>
@@ -1493,12 +1465,10 @@
         <w:t xml:space="preserve">Token usage is read from </w:t>
       </w:r>
       <w:proofErr w:type="spellStart"/>
-      <w:proofErr w:type="gramStart"/>
       <w:r>
         <w:t>result.usage</w:t>
       </w:r>
       <w:proofErr w:type="spellEnd"/>
-      <w:proofErr w:type="gramEnd"/>
       <w:r>
         <w:t xml:space="preserve">() and accumulated. Because </w:t>
       </w:r>
@@ -1523,12 +1493,10 @@
         <w:t xml:space="preserve">The action is executed with </w:t>
       </w:r>
       <w:proofErr w:type="spellStart"/>
-      <w:proofErr w:type="gramStart"/>
       <w:r>
         <w:t>env.step</w:t>
       </w:r>
       <w:proofErr w:type="spellEnd"/>
-      <w:proofErr w:type="gramEnd"/>
       <w:r>
         <w:t xml:space="preserve">(), which returns the next observation and the reward computed by </w:t>
       </w:r>
@@ -1551,15 +1519,7 @@
         <w:t xml:space="preserve">For the output, each </w:t>
       </w:r>
       <w:r>
-        <w:t xml:space="preserve">step prints the agent's reasoning, its chosen action, the tokens consumed, and whether the action was accepted or produced an error. Each episode reports success, termination reason, step count, input/output/total tokens, and wall-clock duration. A summary table is printed across all three </w:t>
-      </w:r>
-      <w:proofErr w:type="gramStart"/>
-      <w:r>
-        <w:t>sites</w:t>
-      </w:r>
-      <w:proofErr w:type="gramEnd"/>
-      <w:r>
-        <w:t xml:space="preserve"> and the full per-step log is written to JSON. Episode failures are caught individually so that a problem on one site does not abort the remaining runs.</w:t>
+        <w:t>step prints the agent's reasoning, its chosen action, the tokens consumed, and whether the action was accepted or produced an error. Each episode reports success, termination reason, step count, input/output/total tokens, and wall-clock duration. A summary table is printed across all three sites and the full per-step log is written to JSON. Episode failures are caught individually so that a problem on one site does not abort the remaining runs.</w:t>
       </w:r>
     </w:p>
     <w:p>
@@ -1572,15 +1532,7 @@
         <w:t xml:space="preserve">I also note a measurement consideration for GPT-5 Mini specifically: it is a reasoning model, and its hidden reasoning tokens are billed as output tokens. This is correct for budget accounting </w:t>
       </w:r>
       <w:r>
-        <w:t xml:space="preserve">as those tokens are a real </w:t>
-      </w:r>
-      <w:proofErr w:type="gramStart"/>
-      <w:r>
-        <w:t>cost</w:t>
-      </w:r>
-      <w:proofErr w:type="gramEnd"/>
-      <w:r>
-        <w:t xml:space="preserve"> </w:t>
+        <w:t xml:space="preserve">as those tokens are a real cost </w:t>
       </w:r>
       <w:r>
         <w:t xml:space="preserve">but it means </w:t>
@@ -1838,15 +1790,7 @@
           </w:tcPr>
           <w:p>
             <w:r>
-              <w:t xml:space="preserve">0 – </w:t>
-            </w:r>
-            <w:proofErr w:type="gramStart"/>
-            <w:r>
-              <w:t>cant</w:t>
-            </w:r>
-            <w:proofErr w:type="gramEnd"/>
-            <w:r>
-              <w:t xml:space="preserve"> complete 1 step</w:t>
+              <w:t>0 – cant complete 1 step</w:t>
             </w:r>
           </w:p>
         </w:tc>
@@ -1941,15 +1885,7 @@
         <w:t xml:space="preserve"> which should remove the 500ms timeouts</w:t>
       </w:r>
       <w:r>
-        <w:t xml:space="preserve"> and should progress through the task and give a true read on how many steps this task </w:t>
-      </w:r>
-      <w:proofErr w:type="gramStart"/>
-      <w:r>
-        <w:t>actually needs</w:t>
-      </w:r>
-      <w:proofErr w:type="gramEnd"/>
-      <w:r>
-        <w:t xml:space="preserve">. </w:t>
+        <w:t xml:space="preserve"> and should progress through the task and give a true read on how many steps this task actually needs. </w:t>
       </w:r>
       <w:r>
         <w:t xml:space="preserve">Tokens per step may even drop. </w:t>
@@ -2056,13 +1992,8 @@
       </w:r>
     </w:p>
     <w:p>
-      <w:proofErr w:type="gramStart"/>
-      <w:r>
-        <w:t>So</w:t>
-      </w:r>
-      <w:proofErr w:type="gramEnd"/>
-      <w:r>
-        <w:t xml:space="preserve"> I had to install all the libraries </w:t>
+      <w:r>
+        <w:t xml:space="preserve">So I had to install all the libraries </w:t>
       </w:r>
       <w:proofErr w:type="spellStart"/>
       <w:r>
@@ -2243,17 +2174,105 @@
       </w:r>
       <w:proofErr w:type="spellEnd"/>
       <w:r>
-        <w:t xml:space="preserve"> repository including its </w:t>
-      </w:r>
-      <w:proofErr w:type="gramStart"/>
-      <w:r>
-        <w:t>top level</w:t>
-      </w:r>
-      <w:proofErr w:type="gramEnd"/>
-      <w:r>
-        <w:t xml:space="preserve"> modules.</w:t>
-      </w:r>
-    </w:p>
+        <w:t xml:space="preserve"> repository including its top level modules.</w:t>
+      </w:r>
+    </w:p>
+    <w:p/>
+    <w:p>
+      <w:pPr>
+        <w:pStyle w:val="IntenseQuote"/>
+        <w:rPr>
+          <w:b/>
+          <w:bCs/>
+          <w:color w:val="auto"/>
+          <w:sz w:val="28"/>
+          <w:szCs w:val="28"/>
+        </w:rPr>
+      </w:pPr>
+      <w:r>
+        <w:rPr>
+          <w:b/>
+          <w:bCs/>
+          <w:color w:val="auto"/>
+          <w:sz w:val="28"/>
+          <w:szCs w:val="28"/>
+        </w:rPr>
+        <w:t>(</w:t>
+      </w:r>
+      <w:r>
+        <w:rPr>
+          <w:b/>
+          <w:bCs/>
+          <w:color w:val="auto"/>
+          <w:sz w:val="28"/>
+          <w:szCs w:val="28"/>
+        </w:rPr>
+        <w:t>21</w:t>
+      </w:r>
+      <w:r>
+        <w:rPr>
+          <w:b/>
+          <w:bCs/>
+          <w:color w:val="auto"/>
+          <w:sz w:val="28"/>
+          <w:szCs w:val="28"/>
+          <w:vertAlign w:val="superscript"/>
+        </w:rPr>
+        <w:t>st</w:t>
+      </w:r>
+      <w:r>
+        <w:rPr>
+          <w:b/>
+          <w:bCs/>
+          <w:color w:val="auto"/>
+          <w:sz w:val="28"/>
+          <w:szCs w:val="28"/>
+        </w:rPr>
+        <w:t xml:space="preserve"> </w:t>
+      </w:r>
+      <w:r>
+        <w:rPr>
+          <w:b/>
+          <w:bCs/>
+          <w:color w:val="auto"/>
+          <w:sz w:val="28"/>
+          <w:szCs w:val="28"/>
+        </w:rPr>
+        <w:t>– 23</w:t>
+      </w:r>
+      <w:r>
+        <w:rPr>
+          <w:b/>
+          <w:bCs/>
+          <w:color w:val="auto"/>
+          <w:sz w:val="28"/>
+          <w:szCs w:val="28"/>
+          <w:vertAlign w:val="superscript"/>
+        </w:rPr>
+        <w:t>rd</w:t>
+      </w:r>
+      <w:r>
+        <w:rPr>
+          <w:b/>
+          <w:bCs/>
+          <w:color w:val="auto"/>
+          <w:sz w:val="28"/>
+          <w:szCs w:val="28"/>
+        </w:rPr>
+        <w:t xml:space="preserve"> July</w:t>
+      </w:r>
+      <w:r>
+        <w:rPr>
+          <w:b/>
+          <w:bCs/>
+          <w:color w:val="auto"/>
+          <w:sz w:val="28"/>
+          <w:szCs w:val="28"/>
+        </w:rPr>
+        <w:t>)</w:t>
+      </w:r>
+    </w:p>
+    <w:p/>
     <w:p>
       <w:r>
         <w:t xml:space="preserve">The RISK R3 I anticipated has come to fruition… </w:t>
@@ -2281,15 +2300,7 @@
         <w:t xml:space="preserve"> directly into the code</w:t>
       </w:r>
       <w:r>
-        <w:t xml:space="preserve">, the results </w:t>
-      </w:r>
-      <w:proofErr w:type="gramStart"/>
-      <w:r>
-        <w:t>looks</w:t>
-      </w:r>
-      <w:proofErr w:type="gramEnd"/>
-      <w:r>
-        <w:t xml:space="preserve"> better. </w:t>
+        <w:t xml:space="preserve">, the results looks better. </w:t>
       </w:r>
       <w:r>
         <w:t>However, the issue with the budget ladder is consistent</w:t>
@@ -2528,15 +2539,7 @@
     </w:p>
     <w:p>
       <w:r>
-        <w:t xml:space="preserve">2 things </w:t>
-      </w:r>
-      <w:proofErr w:type="gramStart"/>
-      <w:r>
-        <w:t>needs</w:t>
-      </w:r>
-      <w:proofErr w:type="gramEnd"/>
-      <w:r>
-        <w:t xml:space="preserve"> to change now:</w:t>
+        <w:t>2 things needs to change now:</w:t>
       </w:r>
     </w:p>
     <w:p>
@@ -2550,13 +2553,8 @@
       <w:r>
         <w:t xml:space="preserve">Cut cost per step by pinning the reasoning effort to low as the output is between 429-1198/step and reasoning tokens take a big chunk of that. </w:t>
       </w:r>
-      <w:proofErr w:type="gramStart"/>
-      <w:r>
-        <w:t>Also</w:t>
-      </w:r>
-      <w:proofErr w:type="gramEnd"/>
-      <w:r>
-        <w:t xml:space="preserve"> I need to trim the </w:t>
+      <w:r>
+        <w:t xml:space="preserve">Also I need to trim the </w:t>
       </w:r>
       <w:proofErr w:type="spellStart"/>
       <w:r>
@@ -2567,15 +2565,7 @@
         <w:t xml:space="preserve">, as this also has filtering options by dropping non-interactive elements (this can cut input tokens substantially). </w:t>
       </w:r>
       <w:r>
-        <w:t>If I get 2,000/</w:t>
-      </w:r>
-      <w:proofErr w:type="gramStart"/>
-      <w:r>
-        <w:t>step</w:t>
-      </w:r>
-      <w:proofErr w:type="gramEnd"/>
-      <w:r>
-        <w:t xml:space="preserve"> then a 16k budget gives me 8 steps which is more realistic. </w:t>
+        <w:t xml:space="preserve">If I get 2,000/step then a 16k budget gives me 8 steps which is more realistic. </w:t>
       </w:r>
     </w:p>
     <w:p>
@@ -2599,15 +2589,7 @@
         <w:t xml:space="preserve">The reasoning pin worked, output tokens fell 47% (from 2,887 to 1,539) with reasoning tokens now visible at 64-448/step. However, step 4 </w:t>
       </w:r>
       <w:r>
-        <w:t xml:space="preserve">shows that input tokens </w:t>
-      </w:r>
-      <w:proofErr w:type="gramStart"/>
-      <w:r>
-        <w:t>is</w:t>
-      </w:r>
-      <w:proofErr w:type="gramEnd"/>
-      <w:r>
-        <w:t xml:space="preserve"> 97% of my cost. </w:t>
+        <w:t xml:space="preserve">shows that input tokens is 97% of my cost. </w:t>
       </w:r>
     </w:p>
     <w:p>
@@ -2615,6 +2597,7 @@
         <w:rPr>
           <w:noProof/>
         </w:rPr>
+        <w:lastRenderedPageBreak/>
         <w:drawing>
           <wp:inline distT="0" distB="0" distL="0" distR="0" wp14:anchorId="10F0A4AE" wp14:editId="1B71517B">
             <wp:extent cx="5731510" cy="3434080"/>
@@ -2829,15 +2812,7 @@
     </w:p>
     <w:p>
       <w:r>
-        <w:t xml:space="preserve">To fix this, I need to estimate the calls input cost BEFORE paying for it. </w:t>
-      </w:r>
-      <w:proofErr w:type="gramStart"/>
-      <w:r>
-        <w:t>So</w:t>
-      </w:r>
-      <w:proofErr w:type="gramEnd"/>
-      <w:r>
-        <w:t xml:space="preserve"> an episode must NEVER exceed its stated budget. </w:t>
+        <w:t xml:space="preserve">To fix this, I need to estimate the calls input cost BEFORE paying for it. So an episode must NEVER exceed its stated budget. </w:t>
       </w:r>
     </w:p>
     <w:p>
@@ -2913,6 +2888,7 @@
         <w:rPr>
           <w:noProof/>
         </w:rPr>
+        <w:lastRenderedPageBreak/>
         <w:drawing>
           <wp:inline distT="0" distB="0" distL="0" distR="0" wp14:anchorId="6D931E02" wp14:editId="5E2249F8">
             <wp:extent cx="5731510" cy="3434080"/>
@@ -2952,19 +2928,10 @@
     </w:p>
     <w:p>
       <w:r>
-        <w:lastRenderedPageBreak/>
         <w:t xml:space="preserve">This is at 1,800 tokens/step on average. </w:t>
       </w:r>
       <w:r>
-        <w:t xml:space="preserve">And this specific task finished at 10.8k tokens. Now I can </w:t>
-      </w:r>
-      <w:proofErr w:type="gramStart"/>
-      <w:r>
-        <w:t>actually continue</w:t>
-      </w:r>
-      <w:proofErr w:type="gramEnd"/>
-      <w:r>
-        <w:t xml:space="preserve"> with my proposed </w:t>
+        <w:t xml:space="preserve">And this specific task finished at 10.8k tokens. Now I can actually continue with my proposed </w:t>
       </w:r>
       <w:r>
         <w:t xml:space="preserve">ladder of 2k/4k/8k/16k as this now validated the original design once the observation cost was controlled. </w:t>
@@ -3018,6 +2985,7 @@
         <w:rPr>
           <w:noProof/>
         </w:rPr>
+        <w:lastRenderedPageBreak/>
         <w:drawing>
           <wp:inline distT="0" distB="0" distL="0" distR="0" wp14:anchorId="40E6FCD8" wp14:editId="546DB882">
             <wp:extent cx="5731510" cy="3434080"/>
@@ -3291,15 +3259,7 @@
         <w:t>For Task 0 on CMS (</w:t>
       </w:r>
       <w:r>
-        <w:t xml:space="preserve">What is the </w:t>
-      </w:r>
-      <w:proofErr w:type="gramStart"/>
-      <w:r>
-        <w:t>top-1</w:t>
-      </w:r>
-      <w:proofErr w:type="gramEnd"/>
-      <w:r>
-        <w:t xml:space="preserve"> best-selling product in 2022</w:t>
+        <w:t>What is the top-1 best-selling product in 2022</w:t>
       </w:r>
       <w:r>
         <w:t xml:space="preserve">): </w:t>
@@ -3323,7 +3283,6 @@
     </w:p>
     <w:p>
       <w:r>
-        <w:lastRenderedPageBreak/>
         <w:t xml:space="preserve">To make sure </w:t>
       </w:r>
       <w:r>
@@ -3338,6 +3297,7 @@
         <w:rPr>
           <w:noProof/>
         </w:rPr>
+        <w:lastRenderedPageBreak/>
         <w:drawing>
           <wp:inline distT="0" distB="0" distL="0" distR="0" wp14:anchorId="4BDE4348" wp14:editId="20EA4392">
             <wp:extent cx="5731510" cy="3515995"/>
@@ -3451,13 +3411,8 @@
             <w:tcW w:w="3969" w:type="dxa"/>
           </w:tcPr>
           <w:p>
-            <w:proofErr w:type="gramStart"/>
-            <w:r>
-              <w:t>Scroll(</w:t>
-            </w:r>
-            <w:proofErr w:type="gramEnd"/>
-            <w:r>
-              <w:t>0,400) to find the forum</w:t>
+            <w:r>
+              <w:t>Scroll(0,400) to find the forum</w:t>
             </w:r>
           </w:p>
         </w:tc>
@@ -3488,13 +3443,8 @@
             <w:tcW w:w="3969" w:type="dxa"/>
           </w:tcPr>
           <w:p>
-            <w:proofErr w:type="gramStart"/>
-            <w:r>
-              <w:t>Fill(</w:t>
-            </w:r>
-            <w:proofErr w:type="gramEnd"/>
-            <w:r>
-              <w:t>‘50’, ‘</w:t>
+            <w:r>
+              <w:t>Fill(‘50’, ‘</w:t>
             </w:r>
             <w:proofErr w:type="spellStart"/>
             <w:r>
@@ -3521,13 +3471,8 @@
     <w:p/>
     <w:p>
       <w:r>
-        <w:t xml:space="preserve">Ran the same task again with no changes to the code, and I am seeing a lot of </w:t>
-      </w:r>
-      <w:proofErr w:type="gramStart"/>
-      <w:r>
-        <w:t>variance</w:t>
-      </w:r>
-      <w:proofErr w:type="gramEnd"/>
+        <w:t>Ran the same task again with no changes to the code, and I am seeing a lot of variance</w:t>
+      </w:r>
       <w:r>
         <w:t>:</w:t>
       </w:r>
@@ -3731,19 +3676,11 @@
       </w:r>
       <w:proofErr w:type="spellStart"/>
       <w:r>
-        <w:t>build_</w:t>
-      </w:r>
-      <w:proofErr w:type="gramStart"/>
-      <w:r>
-        <w:t>prompt</w:t>
-      </w:r>
-      <w:proofErr w:type="spellEnd"/>
-      <w:r>
-        <w:t>(</w:t>
-      </w:r>
-      <w:proofErr w:type="gramEnd"/>
-      <w:r>
-        <w:t xml:space="preserve">)” </w:t>
+        <w:t>build_prompt</w:t>
+      </w:r>
+      <w:proofErr w:type="spellEnd"/>
+      <w:r>
+        <w:t xml:space="preserve">()” </w:t>
       </w:r>
       <w:r>
         <w:t xml:space="preserve">sends the goal, URL, last error, and current </w:t>
@@ -3784,7 +3721,6 @@
           </w:tcPr>
           <w:p>
             <w:r>
-              <w:lastRenderedPageBreak/>
               <w:t>Metric</w:t>
             </w:r>
           </w:p>
@@ -3817,6 +3753,7 @@
           </w:tcPr>
           <w:p>
             <w:r>
+              <w:lastRenderedPageBreak/>
               <w:t>Success</w:t>
             </w:r>
           </w:p>
@@ -3972,15 +3909,7 @@
     </w:p>
     <w:p>
       <w:r>
-        <w:t xml:space="preserve">Since action timeout is NOT a module constant I </w:t>
-      </w:r>
-      <w:proofErr w:type="gramStart"/>
-      <w:r>
-        <w:t>cant</w:t>
-      </w:r>
-      <w:proofErr w:type="gramEnd"/>
-      <w:r>
-        <w:t xml:space="preserve"> raise it at runtime</w:t>
+        <w:t>Since action timeout is NOT a module constant I cant raise it at runtime</w:t>
       </w:r>
       <w:r>
         <w:t xml:space="preserve">. This means its </w:t>
@@ -4011,26 +3940,10 @@
         <w:t xml:space="preserve"> So instead, ill need to stop the false error misleading the agent. </w:t>
       </w:r>
       <w:r>
-        <w:t xml:space="preserve">The click </w:t>
-      </w:r>
-      <w:proofErr w:type="gramStart"/>
-      <w:r>
-        <w:t>actually lands</w:t>
-      </w:r>
-      <w:proofErr w:type="gramEnd"/>
-      <w:r>
-        <w:t>; the timeout is Playwright giving up on the post-click navigation wait.</w:t>
-      </w:r>
-      <w:r>
-        <w:t xml:space="preserve"> The prompt tells the agent </w:t>
-      </w:r>
-      <w:proofErr w:type="gramStart"/>
-      <w:r>
-        <w:t>“error</w:t>
-      </w:r>
-      <w:proofErr w:type="gramEnd"/>
-      <w:r>
-        <w:t>”, so it wastes a step re-</w:t>
+        <w:t>The click actually lands; the timeout is Playwright giving up on the post-click navigation wait.</w:t>
+      </w:r>
+      <w:r>
+        <w:t xml:space="preserve"> The prompt tells the agent “error”, so it wastes a step re-</w:t>
       </w:r>
       <w:proofErr w:type="spellStart"/>
       <w:r>
@@ -4074,15 +3987,7 @@
         <w:t xml:space="preserve">Changing </w:t>
       </w:r>
       <w:r>
-        <w:t xml:space="preserve">timeout set from 60,000 to 10,000 showed no variance. </w:t>
-      </w:r>
-      <w:proofErr w:type="gramStart"/>
-      <w:r>
-        <w:t>So</w:t>
-      </w:r>
-      <w:proofErr w:type="gramEnd"/>
-      <w:r>
-        <w:t xml:space="preserve"> keeping to 10,000. </w:t>
+        <w:t xml:space="preserve">timeout set from 60,000 to 10,000 showed no variance. So keeping to 10,000. </w:t>
       </w:r>
     </w:p>
     <w:p>
@@ -4103,35 +4008,17 @@
       </w:r>
     </w:p>
     <w:p>
-      <w:proofErr w:type="gramStart"/>
-      <w:r>
-        <w:t>So</w:t>
-      </w:r>
-      <w:proofErr w:type="gramEnd"/>
-      <w:r>
-        <w:t xml:space="preserve"> what I can do now is my </w:t>
-      </w:r>
-      <w:r>
-        <w:t xml:space="preserve">RQ2 which is </w:t>
-      </w:r>
-      <w:proofErr w:type="gramStart"/>
-      <w:r>
-        <w:t>actually labelling</w:t>
-      </w:r>
-      <w:proofErr w:type="gramEnd"/>
-      <w:r>
-        <w:t xml:space="preserve"> the tasks </w:t>
+      <w:r>
+        <w:t xml:space="preserve">So what I can do now is my </w:t>
+      </w:r>
+      <w:r>
+        <w:t xml:space="preserve">RQ2 which is actually labelling the tasks </w:t>
       </w:r>
       <w:r>
         <w:t xml:space="preserve">based on difficulty, so in this case task 0 would be classed as easy based on my own rubric scale. </w:t>
       </w:r>
-      <w:proofErr w:type="gramStart"/>
-      <w:r>
-        <w:t>So</w:t>
-      </w:r>
-      <w:proofErr w:type="gramEnd"/>
-      <w:r>
-        <w:t xml:space="preserve"> the way I will score each task will be based on 4 observable properties which will band together to provide </w:t>
+      <w:r>
+        <w:t xml:space="preserve">So the way I will score each task will be based on 4 observable properties which will band together to provide </w:t>
       </w:r>
       <w:r>
         <w:t>the final score (or difficulty):</w:t>
@@ -4452,7 +4339,6 @@
     <w:p/>
     <w:p>
       <w:r>
-        <w:lastRenderedPageBreak/>
         <w:t>Applying the rubric scale above:</w:t>
       </w:r>
     </w:p>
@@ -4486,6 +4372,7 @@
                 <w:b/>
                 <w:bCs/>
               </w:rPr>
+              <w:lastRenderedPageBreak/>
               <w:t>Task</w:t>
             </w:r>
           </w:p>
@@ -4845,15 +4732,7 @@
       </w:r>
       <w:proofErr w:type="spellEnd"/>
       <w:r>
-        <w:t xml:space="preserve"> good I found this before the </w:t>
-      </w:r>
-      <w:proofErr w:type="gramStart"/>
-      <w:r>
-        <w:t>200 task</w:t>
-      </w:r>
-      <w:proofErr w:type="gramEnd"/>
-      <w:r>
-        <w:t xml:space="preserve"> collection. </w:t>
+        <w:t xml:space="preserve"> good I found this before the 200 task collection. </w:t>
       </w:r>
       <w:r>
         <w:t>I confirmed the cause by running the grep command on “</w:t>
@@ -4872,7 +4751,6 @@
         <w:rPr>
           <w:noProof/>
         </w:rPr>
-        <w:lastRenderedPageBreak/>
         <w:drawing>
           <wp:inline distT="0" distB="0" distL="0" distR="0" wp14:anchorId="491ACD46" wp14:editId="5B1BD802">
             <wp:extent cx="5731510" cy="515620"/>
@@ -4912,6 +4790,7 @@
     </w:p>
     <w:p>
       <w:r>
+        <w:lastRenderedPageBreak/>
         <w:t xml:space="preserve">It looks like line 256 </w:t>
       </w:r>
       <w:r>
@@ -4973,15 +4852,7 @@
     </w:p>
     <w:p>
       <w:r>
-        <w:t xml:space="preserve">Ok so now I can match the signature </w:t>
-      </w:r>
-      <w:proofErr w:type="gramStart"/>
-      <w:r>
-        <w:t>exactly</w:t>
-      </w:r>
-      <w:proofErr w:type="gramEnd"/>
-      <w:r>
-        <w:t xml:space="preserve"> but I do need to clarify in the report/here is that evaluation API costs do NOT contribute to the token ladder </w:t>
+        <w:t xml:space="preserve">Ok so now I can match the signature exactly but I do need to clarify in the report/here is that evaluation API costs do NOT contribute to the token ladder </w:t>
       </w:r>
       <w:proofErr w:type="spellStart"/>
       <w:r>
@@ -5043,7 +4914,6 @@
         <w:rPr>
           <w:noProof/>
         </w:rPr>
-        <w:lastRenderedPageBreak/>
         <w:drawing>
           <wp:inline distT="0" distB="0" distL="0" distR="0" wp14:anchorId="2D372AEA" wp14:editId="6A714059">
             <wp:extent cx="5731510" cy="1836420"/>
@@ -5083,6 +4953,7 @@
     </w:p>
     <w:p>
       <w:r>
+        <w:lastRenderedPageBreak/>
         <w:t xml:space="preserve">The patch worked, but it looks like </w:t>
       </w:r>
       <w:r>
@@ -5370,13 +5241,8 @@
             <w:tcW w:w="1418" w:type="dxa"/>
           </w:tcPr>
           <w:p>
-            <w:proofErr w:type="gramStart"/>
-            <w:r>
-              <w:t>Click(</w:t>
-            </w:r>
-            <w:proofErr w:type="gramEnd"/>
-            <w:r>
-              <w:t>‘1075’)</w:t>
+            <w:r>
+              <w:t>Click(‘1075’)</w:t>
             </w:r>
           </w:p>
         </w:tc>
@@ -5407,13 +5273,8 @@
             <w:tcW w:w="1418" w:type="dxa"/>
           </w:tcPr>
           <w:p>
-            <w:proofErr w:type="gramStart"/>
-            <w:r>
-              <w:t>Click(</w:t>
-            </w:r>
-            <w:proofErr w:type="gramEnd"/>
-            <w:r>
-              <w:t>‘1223’)</w:t>
+            <w:r>
+              <w:t>Click(‘1223’)</w:t>
             </w:r>
           </w:p>
         </w:tc>
@@ -5444,13 +5305,8 @@
             <w:tcW w:w="1418" w:type="dxa"/>
           </w:tcPr>
           <w:p>
-            <w:proofErr w:type="gramStart"/>
-            <w:r>
-              <w:t>Click(</w:t>
-            </w:r>
-            <w:proofErr w:type="gramEnd"/>
-            <w:r>
-              <w:t>‘1019’)</w:t>
+            <w:r>
+              <w:t>Click(‘1019’)</w:t>
             </w:r>
           </w:p>
         </w:tc>
@@ -5481,13 +5337,8 @@
             <w:tcW w:w="1418" w:type="dxa"/>
           </w:tcPr>
           <w:p>
-            <w:proofErr w:type="gramStart"/>
-            <w:r>
-              <w:t>Click(</w:t>
-            </w:r>
-            <w:proofErr w:type="gramEnd"/>
-            <w:r>
-              <w:t>‘927’)</w:t>
+            <w:r>
+              <w:t>Click(‘927’)</w:t>
             </w:r>
           </w:p>
         </w:tc>
@@ -5509,15 +5360,7 @@
         <w:t xml:space="preserve">4 visits </w:t>
       </w:r>
       <w:r>
-        <w:t xml:space="preserve">to the same category, and my action-history rule doesn’t catch </w:t>
-      </w:r>
-      <w:proofErr w:type="gramStart"/>
-      <w:r>
-        <w:t>a single one</w:t>
-      </w:r>
-      <w:proofErr w:type="gramEnd"/>
-      <w:r>
-        <w:t xml:space="preserve"> because the bids differ every page </w:t>
+        <w:t xml:space="preserve">to the same category, and my action-history rule doesn’t catch a single one because the bids differ every page </w:t>
       </w:r>
       <w:proofErr w:type="spellStart"/>
       <w:r>
@@ -5527,21 +5370,8 @@
       <w:r>
         <w:t xml:space="preserve">. The strings </w:t>
       </w:r>
-      <w:proofErr w:type="gramStart"/>
-      <w:r>
-        <w:t>click(</w:t>
-      </w:r>
-      <w:proofErr w:type="gramEnd"/>
-      <w:r>
-        <w:t xml:space="preserve">'1075') and </w:t>
-      </w:r>
-      <w:proofErr w:type="gramStart"/>
-      <w:r>
-        <w:t>click(</w:t>
-      </w:r>
-      <w:proofErr w:type="gramEnd"/>
-      <w:r>
-        <w:t>'927') look completely different to the model, so "never repeat an action" is trivially satisfied while the agent goes in circles.</w:t>
+      <w:r>
+        <w:t>click('1075') and click('927') look completely different to the model, so "never repeat an action" is trivially satisfied while the agent goes in circles.</w:t>
       </w:r>
       <w:r>
         <w:t xml:space="preserve"> This burnt around 26,000 tokens and hit the step limit. This means that its not task difficulty, but a </w:t>
@@ -5550,26 +5380,13 @@
         <w:lastRenderedPageBreak/>
         <w:t xml:space="preserve">memory defect in my current history format </w:t>
       </w:r>
-      <w:proofErr w:type="gramStart"/>
-      <w:r>
-        <w:t>cant</w:t>
-      </w:r>
-      <w:proofErr w:type="gramEnd"/>
-      <w:r>
-        <w:t xml:space="preserve"> detect. To fix this, I need to track URL’s and not just actions. </w:t>
-      </w:r>
-    </w:p>
-    <w:p>
-      <w:r>
-        <w:t xml:space="preserve">Another change ill </w:t>
-      </w:r>
-      <w:proofErr w:type="gramStart"/>
-      <w:r>
-        <w:t>need</w:t>
-      </w:r>
-      <w:proofErr w:type="gramEnd"/>
-      <w:r>
-        <w:t xml:space="preserve"> to make is the max steps limit. Since </w:t>
+      <w:r>
+        <w:t xml:space="preserve">cant detect. To fix this, I need to track URL’s and not just actions. </w:t>
+      </w:r>
+    </w:p>
+    <w:p>
+      <w:r>
+        <w:t xml:space="preserve">Another change ill need to make is the max steps limit. Since </w:t>
       </w:r>
       <w:proofErr w:type="spellStart"/>
       <w:r>
@@ -5577,15 +5394,7 @@
       </w:r>
       <w:proofErr w:type="spellEnd"/>
       <w:r>
-        <w:t xml:space="preserve"> binding my 32k token cap with max steps, ill need to raise the steps limit to fit a 32k token cap so the probe measures the unconstrained cost and not the </w:t>
-      </w:r>
-      <w:proofErr w:type="gramStart"/>
-      <w:r>
-        <w:t>12 step</w:t>
-      </w:r>
-      <w:proofErr w:type="gramEnd"/>
-      <w:r>
-        <w:t xml:space="preserve"> cost. </w:t>
+        <w:t xml:space="preserve"> binding my 32k token cap with max steps, ill need to raise the steps limit to fit a 32k token cap so the probe measures the unconstrained cost and not the 12 step cost. </w:t>
       </w:r>
     </w:p>
     <w:p>
@@ -5640,23 +5449,7 @@
       </w:r>
       <w:proofErr w:type="spellEnd"/>
       <w:r>
-        <w:t xml:space="preserve"> file again, the agent is still looping. So ill need </w:t>
-      </w:r>
-      <w:proofErr w:type="gramStart"/>
-      <w:r>
-        <w:t>print</w:t>
-      </w:r>
-      <w:proofErr w:type="gramEnd"/>
-      <w:r>
-        <w:t xml:space="preserve"> the URL each step so I can see whether the history </w:t>
-      </w:r>
-      <w:proofErr w:type="gramStart"/>
-      <w:r>
-        <w:t>actually contains</w:t>
-      </w:r>
-      <w:proofErr w:type="gramEnd"/>
-      <w:r>
-        <w:t xml:space="preserve"> distinguishable URLs or whether magneto is returning the same URL with different bids </w:t>
+        <w:t xml:space="preserve"> file again, the agent is still looping. So ill need print the URL each step so I can see whether the history actually contains distinguishable URLs or whether magneto is returning the same URL with different bids </w:t>
       </w:r>
       <w:r>
         <w:t>(in this case, the model is seeing the repetition and ignoring it)</w:t>
@@ -5768,13 +5561,8 @@
       </w:r>
     </w:p>
     <w:p>
-      <w:proofErr w:type="gramStart"/>
-      <w:r>
-        <w:t>So</w:t>
-      </w:r>
-      <w:proofErr w:type="gramEnd"/>
-      <w:r>
-        <w:t xml:space="preserve"> I added the guard patch, however I receive a consistent error message</w:t>
+      <w:r>
+        <w:t>So I added the guard patch, however I receive a consistent error message</w:t>
       </w:r>
       <w:r>
         <w:t xml:space="preserve"> for task 574</w:t>
@@ -5839,15 +5627,7 @@
       </w:r>
       <w:proofErr w:type="spellEnd"/>
       <w:r>
-        <w:t xml:space="preserve"> is a string it </w:t>
-      </w:r>
-      <w:proofErr w:type="gramStart"/>
-      <w:r>
-        <w:t>can .split</w:t>
-      </w:r>
-      <w:proofErr w:type="gramEnd"/>
-      <w:r>
-        <w:t xml:space="preserve">(" |OR| "), but task 574's config supplies a </w:t>
+        <w:t xml:space="preserve"> is a string it can .split(" |OR| "), but task 574's config supplies a </w:t>
       </w:r>
       <w:proofErr w:type="spellStart"/>
       <w:r>
@@ -5907,13 +5687,8 @@
       </w:r>
       <w:proofErr w:type="spellEnd"/>
       <w:r>
-        <w:t xml:space="preserve"> as a string ("111 Magnolia Path"), and 0 of 480 tasks use a dict. Yet at runtime the evaluator received a dict. Those can't both be true of the same </w:t>
-      </w:r>
-      <w:proofErr w:type="gramStart"/>
-      <w:r>
-        <w:t>file</w:t>
-      </w:r>
-      <w:proofErr w:type="gramEnd"/>
+        <w:t xml:space="preserve"> as a string ("111 Magnolia Path"), and 0 of 480 tasks use a dict. Yet at runtime the evaluator received a dict. Those can't both be true of the same file</w:t>
+      </w:r>
       <w:r>
         <w:t xml:space="preserve"> </w:t>
       </w:r>
@@ -5930,27 +5705,11 @@
       </w:r>
       <w:proofErr w:type="spellStart"/>
       <w:r>
-        <w:t>smoke_</w:t>
-      </w:r>
-      <w:proofErr w:type="gramStart"/>
-      <w:r>
-        <w:t>a.load</w:t>
-      </w:r>
-      <w:proofErr w:type="gramEnd"/>
-      <w:r>
-        <w:t>_</w:t>
-      </w:r>
-      <w:proofErr w:type="gramStart"/>
-      <w:r>
-        <w:t>configs</w:t>
-      </w:r>
-      <w:proofErr w:type="spellEnd"/>
-      <w:r>
-        <w:t>(</w:t>
-      </w:r>
-      <w:proofErr w:type="gramEnd"/>
-      <w:r>
-        <w:t>) reads.</w:t>
+        <w:t>smoke_a.load_configs</w:t>
+      </w:r>
+      <w:proofErr w:type="spellEnd"/>
+      <w:r>
+        <w:t>() reads.</w:t>
       </w:r>
     </w:p>
     <w:p>
@@ -6101,15 +5860,7 @@
       </w:r>
       <w:proofErr w:type="spellEnd"/>
       <w:r>
-        <w:t xml:space="preserve"> evaluator function since I </w:t>
-      </w:r>
-      <w:proofErr w:type="gramStart"/>
-      <w:r>
-        <w:t>wont</w:t>
-      </w:r>
-      <w:proofErr w:type="gramEnd"/>
-      <w:r>
-        <w:t xml:space="preserve"> be needing that anymore</w:t>
+        <w:t xml:space="preserve"> evaluator function since I wont be needing that anymore</w:t>
       </w:r>
       <w:r>
         <w:t>.</w:t>
@@ -6300,15 +6051,7 @@
     <w:p>
       <w:r>
         <w:lastRenderedPageBreak/>
-        <w:t xml:space="preserve">The evaluator fix worked, so note to self: document this in my reproducibility readme as a </w:t>
-      </w:r>
-      <w:proofErr w:type="gramStart"/>
-      <w:r>
-        <w:t>one line</w:t>
-      </w:r>
-      <w:proofErr w:type="gramEnd"/>
-      <w:r>
-        <w:t xml:space="preserve"> fix to a known upstream format mismatch. </w:t>
+        <w:t xml:space="preserve">The evaluator fix worked, so note to self: document this in my reproducibility readme as a one line fix to a known upstream format mismatch. </w:t>
       </w:r>
       <w:r>
         <w:t xml:space="preserve">There is no more </w:t>
@@ -6319,15 +6062,7 @@
       </w:r>
       <w:proofErr w:type="spellEnd"/>
       <w:r>
-        <w:t xml:space="preserve">, the episode ran to </w:t>
-      </w:r>
-      <w:proofErr w:type="gramStart"/>
-      <w:r>
-        <w:t>completion</w:t>
-      </w:r>
-      <w:proofErr w:type="gramEnd"/>
-      <w:r>
-        <w:t xml:space="preserve"> and my stall guard works correctly at step 6. </w:t>
+        <w:t xml:space="preserve">, the episode ran to completion and my stall guard works correctly at step 6. </w:t>
       </w:r>
       <w:r>
         <w:t xml:space="preserve">However, another error is introduced, where the agent receives “previous action timed out – it may have succeeded. Check the current page before retrying”. This means the click is failing </w:t>
@@ -6340,21 +6075,8 @@
       </w:r>
     </w:p>
     <w:p>
-      <w:proofErr w:type="gramStart"/>
-      <w:r>
-        <w:t>So</w:t>
-      </w:r>
-      <w:proofErr w:type="gramEnd"/>
-      <w:r>
-        <w:t xml:space="preserve"> I need to </w:t>
-      </w:r>
-      <w:proofErr w:type="gramStart"/>
-      <w:r>
-        <w:t>actually distinguish</w:t>
-      </w:r>
-      <w:proofErr w:type="gramEnd"/>
-      <w:r>
-        <w:t xml:space="preserve"> between same action and same URL again. </w:t>
+      <w:r>
+        <w:t xml:space="preserve">So I need to actually distinguish between same action and same URL again. </w:t>
       </w:r>
     </w:p>
     <w:p>
@@ -7017,15 +6739,7 @@
         </w:numPr>
       </w:pPr>
       <w:r>
-        <w:t xml:space="preserve">What does a task </w:t>
-      </w:r>
-      <w:proofErr w:type="gramStart"/>
-      <w:r>
-        <w:t>actually cost</w:t>
-      </w:r>
-      <w:proofErr w:type="gramEnd"/>
-      <w:r>
-        <w:t xml:space="preserve"> when budget isn’t the binding constraint</w:t>
+        <w:t>What does a task actually cost when budget isn’t the binding constraint</w:t>
       </w:r>
     </w:p>
     <w:p>
@@ -7058,13 +6772,8 @@
       </w:r>
     </w:p>
     <w:p>
-      <w:proofErr w:type="gramStart"/>
-      <w:r>
-        <w:t>Also</w:t>
-      </w:r>
-      <w:proofErr w:type="gramEnd"/>
-      <w:r>
-        <w:t xml:space="preserve"> I renamed “smoke_a.py” to just “strategy_a.py” since I initially wanted the code to just test a few sites but due to the incompatibility with </w:t>
+      <w:r>
+        <w:t xml:space="preserve">Also I renamed “smoke_a.py” to just “strategy_a.py” since I initially wanted the code to just test a few sites but due to the incompatibility with </w:t>
       </w:r>
       <w:proofErr w:type="spellStart"/>
       <w:r>
@@ -7156,15 +6865,7 @@
         <w:t xml:space="preserve">Ive also removed the old code from the instance. And instead of always pushing 1 file at a time to the instance, ill be cloning the </w:t>
       </w:r>
       <w:r>
-        <w:t xml:space="preserve">project onto the instance so all I </w:t>
-      </w:r>
-      <w:proofErr w:type="gramStart"/>
-      <w:r>
-        <w:t>have to</w:t>
-      </w:r>
-      <w:proofErr w:type="gramEnd"/>
-      <w:r>
-        <w:t xml:space="preserve"> do is pull it once I push the changes locally. </w:t>
+        <w:t xml:space="preserve">project onto the instance so all I have to do is pull it once I push the changes locally. </w:t>
       </w:r>
     </w:p>
     <w:p>
@@ -7219,15 +6920,7 @@
       </w:r>
       <w:proofErr w:type="spellEnd"/>
       <w:r>
-        <w:t xml:space="preserve">. I also stored that token into a credential </w:t>
-      </w:r>
-      <w:proofErr w:type="gramStart"/>
-      <w:r>
-        <w:t>helper</w:t>
-      </w:r>
-      <w:proofErr w:type="gramEnd"/>
-      <w:r>
-        <w:t xml:space="preserve"> so I don’t have to do it </w:t>
+        <w:t xml:space="preserve">. I also stored that token into a credential helper so I don’t have to do it </w:t>
       </w:r>
       <w:proofErr w:type="spellStart"/>
       <w:r>
@@ -7237,13 +6930,8 @@
       <w:r>
         <w:t xml:space="preserve">. </w:t>
       </w:r>
-      <w:proofErr w:type="gramStart"/>
-      <w:r>
-        <w:t>Also</w:t>
-      </w:r>
-      <w:proofErr w:type="gramEnd"/>
-      <w:r>
-        <w:t xml:space="preserve"> </w:t>
+      <w:r>
+        <w:t xml:space="preserve">Also </w:t>
       </w:r>
       <w:proofErr w:type="spellStart"/>
       <w:r>
@@ -7432,15 +7120,7 @@
         <w:t xml:space="preserve">and we can see that the critic caught this navigation cycle and </w:t>
       </w:r>
       <w:r>
-        <w:t xml:space="preserve">revised the action providing </w:t>
-      </w:r>
-      <w:proofErr w:type="gramStart"/>
-      <w:r>
-        <w:t>a</w:t>
-      </w:r>
-      <w:proofErr w:type="gramEnd"/>
-      <w:r>
-        <w:t xml:space="preserve"> alternative action and the strategy would have </w:t>
+        <w:t xml:space="preserve">revised the action providing a alternative action and the strategy would have </w:t>
       </w:r>
       <w:r>
         <w:t>succeeded</w:t>
@@ -7554,15 +7234,7 @@
     </w:p>
     <w:p>
       <w:r>
-        <w:t xml:space="preserve">This is just an ordering bug, easy to fix since I pass the field “plan” to the </w:t>
-      </w:r>
-      <w:proofErr w:type="gramStart"/>
-      <w:r>
-        <w:t>record(</w:t>
-      </w:r>
-      <w:proofErr w:type="gramEnd"/>
-      <w:r>
-        <w:t xml:space="preserve">) </w:t>
+        <w:t xml:space="preserve">This is just an ordering bug, easy to fix since I pass the field “plan” to the record() </w:t>
       </w:r>
       <w:proofErr w:type="spellStart"/>
       <w:r>
@@ -7591,15 +7263,7 @@
       </w:r>
       <w:proofErr w:type="spellEnd"/>
       <w:r>
-        <w:t xml:space="preserve"> for the </w:t>
-      </w:r>
-      <w:proofErr w:type="gramStart"/>
-      <w:r>
-        <w:t>200 task</w:t>
-      </w:r>
-      <w:proofErr w:type="gramEnd"/>
-      <w:r>
-        <w:t xml:space="preserve"> collection script. Next thing is to </w:t>
+        <w:t xml:space="preserve"> for the 200 task collection script. Next thing is to </w:t>
       </w:r>
       <w:r>
         <w:t>create the annotation script</w:t>
@@ -7622,13 +7286,11 @@
       <w:r>
         <w:t xml:space="preserve"> I will </w:t>
       </w:r>
-      <w:proofErr w:type="gramStart"/>
-      <w:r>
-        <w:t>testing</w:t>
-      </w:r>
-      <w:proofErr w:type="gramEnd"/>
-      <w:r>
-        <w:t xml:space="preserve"> this against the pilot run to set the foundation of what difficulty the tasks are. </w:t>
+      <w:r>
+        <w:t xml:space="preserve">be </w:t>
+      </w:r>
+      <w:r>
+        <w:t xml:space="preserve">testing this against the pilot run to set the foundation of what difficulty the tasks are. </w:t>
       </w:r>
       <w:r>
         <w:t>I mentioned the rubric score earlier in this diary.</w:t>
@@ -7637,6 +7299,2373 @@
         <w:t xml:space="preserve"> </w:t>
       </w:r>
     </w:p>
+    <w:p>
+      <w:r>
+        <w:t xml:space="preserve">Ok </w:t>
+      </w:r>
+      <w:proofErr w:type="spellStart"/>
+      <w:r>
+        <w:t>ive</w:t>
+      </w:r>
+      <w:proofErr w:type="spellEnd"/>
+      <w:r>
+        <w:t xml:space="preserve"> done annotation </w:t>
+      </w:r>
+      <w:r>
+        <w:t>script</w:t>
+      </w:r>
+      <w:r>
+        <w:t xml:space="preserve"> (</w:t>
+      </w:r>
+      <w:proofErr w:type="spellStart"/>
+      <w:r>
+        <w:t>github</w:t>
+      </w:r>
+      <w:proofErr w:type="spellEnd"/>
+      <w:r>
+        <w:t xml:space="preserve"> commits)</w:t>
+      </w:r>
+      <w:r>
+        <w:t xml:space="preserve">, which can either be ran after or during the batch process. I will need to </w:t>
+      </w:r>
+      <w:proofErr w:type="spellStart"/>
+      <w:r>
+        <w:t>tmux</w:t>
+      </w:r>
+      <w:proofErr w:type="spellEnd"/>
+      <w:r>
+        <w:t xml:space="preserve"> both of them </w:t>
+      </w:r>
+      <w:proofErr w:type="spellStart"/>
+      <w:r>
+        <w:t>incase</w:t>
+      </w:r>
+      <w:proofErr w:type="spellEnd"/>
+      <w:r>
+        <w:t xml:space="preserve"> I SSH out the instance (</w:t>
+      </w:r>
+      <w:proofErr w:type="spellStart"/>
+      <w:r>
+        <w:t>tmux</w:t>
+      </w:r>
+      <w:proofErr w:type="spellEnd"/>
+      <w:r>
+        <w:t xml:space="preserve"> allows the scripts to continue running in the instance</w:t>
+      </w:r>
+      <w:r>
+        <w:t xml:space="preserve"> without me being </w:t>
+      </w:r>
+      <w:proofErr w:type="spellStart"/>
+      <w:r>
+        <w:t>ssh’d</w:t>
+      </w:r>
+      <w:proofErr w:type="spellEnd"/>
+      <w:r>
+        <w:t xml:space="preserve"> in)</w:t>
+      </w:r>
+      <w:r>
+        <w:t xml:space="preserve">. </w:t>
+      </w:r>
+    </w:p>
+    <w:p>
+      <w:r>
+        <w:t xml:space="preserve">Before running the batch script, I noticed a bug </w:t>
+      </w:r>
+      <w:r>
+        <w:t>where “</w:t>
+      </w:r>
+      <w:proofErr w:type="spellStart"/>
+      <w:r>
+        <w:t>random.shuffle</w:t>
+      </w:r>
+      <w:proofErr w:type="spellEnd"/>
+      <w:r>
+        <w:t>(</w:t>
+      </w:r>
+      <w:proofErr w:type="spellStart"/>
+      <w:r>
+        <w:t>todo</w:t>
+      </w:r>
+      <w:proofErr w:type="spellEnd"/>
+      <w:r>
+        <w:t>)” would break the script if I were to resume the script if there was a crash.</w:t>
+      </w:r>
+      <w:r>
+        <w:t xml:space="preserve"> AND </w:t>
+      </w:r>
+      <w:proofErr w:type="spellStart"/>
+      <w:r>
+        <w:t>AND</w:t>
+      </w:r>
+      <w:proofErr w:type="spellEnd"/>
+      <w:r>
+        <w:t xml:space="preserve"> </w:t>
+      </w:r>
+      <w:proofErr w:type="spellStart"/>
+      <w:r>
+        <w:t>AND</w:t>
+      </w:r>
+      <w:proofErr w:type="spellEnd"/>
+      <w:r>
+        <w:t xml:space="preserve"> if shuffled order </w:t>
+      </w:r>
+      <w:r>
+        <w:t xml:space="preserve">runs it at 8k first (fails, address unchanged) then 16k (succeeds, address updated), and </w:t>
+      </w:r>
+      <w:r>
+        <w:t>I</w:t>
+      </w:r>
+      <w:r>
+        <w:t xml:space="preserve"> resume mid-run, subsequent budgets for the same task see an already-updated site.</w:t>
+      </w:r>
+      <w:r>
+        <w:t xml:space="preserve"> </w:t>
+      </w:r>
+      <w:r>
+        <w:t xml:space="preserve"> </w:t>
+      </w:r>
+      <w:r>
+        <w:t xml:space="preserve">Ill change it by grouping the site and task ID, shuffle </w:t>
+      </w:r>
+      <w:proofErr w:type="spellStart"/>
+      <w:r>
+        <w:t>bugets</w:t>
+      </w:r>
+      <w:proofErr w:type="spellEnd"/>
+      <w:r>
+        <w:t xml:space="preserve"> within each group and then shuffle the group order. So this will keep a tasks budget </w:t>
+      </w:r>
+      <w:r>
+        <w:t>conditions adjacent while still spreading order effects.</w:t>
+      </w:r>
+    </w:p>
+    <w:p>
+      <w:r>
+        <w:rPr>
+          <w:noProof/>
+        </w:rPr>
+        <w:drawing>
+          <wp:inline distT="0" distB="0" distL="0" distR="0" wp14:anchorId="654AB991" wp14:editId="07531650">
+            <wp:extent cx="5731510" cy="3161030"/>
+            <wp:effectExtent l="0" t="0" r="2540" b="1270"/>
+            <wp:docPr id="1412724155" name="Picture 1"/>
+            <wp:cNvGraphicFramePr>
+              <a:graphicFrameLocks xmlns:a="http://schemas.openxmlformats.org/drawingml/2006/main" noChangeAspect="1"/>
+            </wp:cNvGraphicFramePr>
+            <a:graphic xmlns:a="http://schemas.openxmlformats.org/drawingml/2006/main">
+              <a:graphicData uri="http://schemas.openxmlformats.org/drawingml/2006/picture">
+                <pic:pic xmlns:pic="http://schemas.openxmlformats.org/drawingml/2006/picture">
+                  <pic:nvPicPr>
+                    <pic:cNvPr id="1412724155" name=""/>
+                    <pic:cNvPicPr/>
+                  </pic:nvPicPr>
+                  <pic:blipFill>
+                    <a:blip r:embed="rId58"/>
+                    <a:stretch>
+                      <a:fillRect/>
+                    </a:stretch>
+                  </pic:blipFill>
+                  <pic:spPr>
+                    <a:xfrm>
+                      <a:off x="0" y="0"/>
+                      <a:ext cx="5731510" cy="3161030"/>
+                    </a:xfrm>
+                    <a:prstGeom prst="rect">
+                      <a:avLst/>
+                    </a:prstGeom>
+                  </pic:spPr>
+                </pic:pic>
+              </a:graphicData>
+            </a:graphic>
+          </wp:inline>
+        </w:drawing>
+      </w:r>
+      <w:r>
+        <w:t xml:space="preserve">After running the batch script for a bit, I noticed that some tasks use a completely different </w:t>
+      </w:r>
+      <w:r>
+        <w:lastRenderedPageBreak/>
+        <w:t xml:space="preserve">evaluator compared to tasks 47, </w:t>
+      </w:r>
+      <w:r>
+        <w:t xml:space="preserve">276, 623. My current patch </w:t>
+      </w:r>
+      <w:r>
+        <w:t xml:space="preserve">replaces </w:t>
+      </w:r>
+      <w:proofErr w:type="spellStart"/>
+      <w:r>
+        <w:t>generate_from_openai_chat_completion</w:t>
+      </w:r>
+      <w:proofErr w:type="spellEnd"/>
+      <w:r>
+        <w:t xml:space="preserve"> on the module object</w:t>
+      </w:r>
+      <w:r>
+        <w:t xml:space="preserve"> </w:t>
+      </w:r>
+      <w:r>
+        <w:t>“</w:t>
+      </w:r>
+      <w:r>
+        <w:t>(_</w:t>
+      </w:r>
+      <w:proofErr w:type="spellStart"/>
+      <w:r>
+        <w:t>ou.generate_from_openai_chat_completion</w:t>
+      </w:r>
+      <w:proofErr w:type="spellEnd"/>
+      <w:r>
+        <w:t xml:space="preserve"> = _v1_chat)</w:t>
+      </w:r>
+      <w:r>
+        <w:t>”</w:t>
+      </w:r>
+      <w:r>
+        <w:t>. But the evaluator imported the function directly</w:t>
+      </w:r>
+      <w:r>
+        <w:t xml:space="preserve"> (so something like “</w:t>
+      </w:r>
+      <w:r>
+        <w:t xml:space="preserve">from </w:t>
+      </w:r>
+      <w:proofErr w:type="spellStart"/>
+      <w:r>
+        <w:t>llms.providers.openai_utils</w:t>
+      </w:r>
+      <w:proofErr w:type="spellEnd"/>
+      <w:r>
+        <w:t xml:space="preserve"> import </w:t>
+      </w:r>
+      <w:proofErr w:type="spellStart"/>
+      <w:r>
+        <w:t>generate_from_openai_chat_completion</w:t>
+      </w:r>
+      <w:proofErr w:type="spellEnd"/>
+      <w:r>
+        <w:t xml:space="preserve">”. Which means my current patch </w:t>
+      </w:r>
+      <w:r>
+        <w:t>doesn’t actually touch that one. Pretty simple fix, ill just add it the evaluators namespace too it</w:t>
+      </w:r>
+      <w:r>
+        <w:t xml:space="preserve"> in the </w:t>
+      </w:r>
+      <w:proofErr w:type="spellStart"/>
+      <w:r>
+        <w:t>wa_env</w:t>
+      </w:r>
+      <w:proofErr w:type="spellEnd"/>
+      <w:r>
+        <w:t xml:space="preserve"> python script.</w:t>
+      </w:r>
+    </w:p>
+    <w:p>
+      <w:r>
+        <w:t>My patch doesn’t work so ill need to patch the installed copy in the instance. My current patch patches the “</w:t>
+      </w:r>
+      <w:r>
+        <w:t>~/</w:t>
+      </w:r>
+      <w:proofErr w:type="spellStart"/>
+      <w:r>
+        <w:t>webarena-src</w:t>
+      </w:r>
+      <w:proofErr w:type="spellEnd"/>
+      <w:r>
+        <w:t>/</w:t>
+      </w:r>
+      <w:proofErr w:type="spellStart"/>
+      <w:r>
+        <w:t>llms</w:t>
+      </w:r>
+      <w:proofErr w:type="spellEnd"/>
+      <w:r>
+        <w:t>/providers/openai_utils.py</w:t>
+      </w:r>
+      <w:r>
+        <w:t>”</w:t>
+      </w:r>
+      <w:r>
+        <w:t xml:space="preserve"> but the running code is from a completely different copy somewhere in “</w:t>
+      </w:r>
+      <w:r>
+        <w:t>site-packages/</w:t>
+      </w:r>
+      <w:proofErr w:type="spellStart"/>
+      <w:r>
+        <w:t>webarena</w:t>
+      </w:r>
+      <w:proofErr w:type="spellEnd"/>
+      <w:r>
+        <w:t>/</w:t>
+      </w:r>
+      <w:r>
+        <w:t>”</w:t>
+      </w:r>
+    </w:p>
+    <w:p>
+      <w:r>
+        <w:rPr>
+          <w:noProof/>
+        </w:rPr>
+        <w:drawing>
+          <wp:inline distT="0" distB="0" distL="0" distR="0" wp14:anchorId="4FEDD72D" wp14:editId="4159E17A">
+            <wp:extent cx="5731510" cy="3161030"/>
+            <wp:effectExtent l="0" t="0" r="2540" b="1270"/>
+            <wp:docPr id="1438886495" name="Picture 1"/>
+            <wp:cNvGraphicFramePr>
+              <a:graphicFrameLocks xmlns:a="http://schemas.openxmlformats.org/drawingml/2006/main" noChangeAspect="1"/>
+            </wp:cNvGraphicFramePr>
+            <a:graphic xmlns:a="http://schemas.openxmlformats.org/drawingml/2006/main">
+              <a:graphicData uri="http://schemas.openxmlformats.org/drawingml/2006/picture">
+                <pic:pic xmlns:pic="http://schemas.openxmlformats.org/drawingml/2006/picture">
+                  <pic:nvPicPr>
+                    <pic:cNvPr id="1438886495" name=""/>
+                    <pic:cNvPicPr/>
+                  </pic:nvPicPr>
+                  <pic:blipFill>
+                    <a:blip r:embed="rId59"/>
+                    <a:stretch>
+                      <a:fillRect/>
+                    </a:stretch>
+                  </pic:blipFill>
+                  <pic:spPr>
+                    <a:xfrm>
+                      <a:off x="0" y="0"/>
+                      <a:ext cx="5731510" cy="3161030"/>
+                    </a:xfrm>
+                    <a:prstGeom prst="rect">
+                      <a:avLst/>
+                    </a:prstGeom>
+                  </pic:spPr>
+                </pic:pic>
+              </a:graphicData>
+            </a:graphic>
+          </wp:inline>
+        </w:drawing>
+      </w:r>
+    </w:p>
+    <w:p>
+      <w:pPr>
+        <w:rPr>
+          <w:b/>
+          <w:bCs/>
+        </w:rPr>
+      </w:pPr>
+      <w:r>
+        <w:rPr>
+          <w:noProof/>
+        </w:rPr>
+        <w:drawing>
+          <wp:inline distT="0" distB="0" distL="0" distR="0" wp14:anchorId="50B377A5" wp14:editId="01A70A6C">
+            <wp:extent cx="5731510" cy="528320"/>
+            <wp:effectExtent l="0" t="0" r="2540" b="5080"/>
+            <wp:docPr id="1490430342" name="Picture 1"/>
+            <wp:cNvGraphicFramePr>
+              <a:graphicFrameLocks xmlns:a="http://schemas.openxmlformats.org/drawingml/2006/main" noChangeAspect="1"/>
+            </wp:cNvGraphicFramePr>
+            <a:graphic xmlns:a="http://schemas.openxmlformats.org/drawingml/2006/main">
+              <a:graphicData uri="http://schemas.openxmlformats.org/drawingml/2006/picture">
+                <pic:pic xmlns:pic="http://schemas.openxmlformats.org/drawingml/2006/picture">
+                  <pic:nvPicPr>
+                    <pic:cNvPr id="1490430342" name=""/>
+                    <pic:cNvPicPr/>
+                  </pic:nvPicPr>
+                  <pic:blipFill>
+                    <a:blip r:embed="rId60"/>
+                    <a:stretch>
+                      <a:fillRect/>
+                    </a:stretch>
+                  </pic:blipFill>
+                  <pic:spPr>
+                    <a:xfrm>
+                      <a:off x="0" y="0"/>
+                      <a:ext cx="5731510" cy="528320"/>
+                    </a:xfrm>
+                    <a:prstGeom prst="rect">
+                      <a:avLst/>
+                    </a:prstGeom>
+                  </pic:spPr>
+                </pic:pic>
+              </a:graphicData>
+            </a:graphic>
+          </wp:inline>
+        </w:drawing>
+      </w:r>
+    </w:p>
+    <w:p>
+      <w:r>
+        <w:rPr>
+          <w:noProof/>
+        </w:rPr>
+        <w:drawing>
+          <wp:inline distT="0" distB="0" distL="0" distR="0" wp14:anchorId="5208B8FC" wp14:editId="084B83BE">
+            <wp:extent cx="5731510" cy="238125"/>
+            <wp:effectExtent l="0" t="0" r="2540" b="9525"/>
+            <wp:docPr id="935307644" name="Picture 1"/>
+            <wp:cNvGraphicFramePr>
+              <a:graphicFrameLocks xmlns:a="http://schemas.openxmlformats.org/drawingml/2006/main" noChangeAspect="1"/>
+            </wp:cNvGraphicFramePr>
+            <a:graphic xmlns:a="http://schemas.openxmlformats.org/drawingml/2006/main">
+              <a:graphicData uri="http://schemas.openxmlformats.org/drawingml/2006/picture">
+                <pic:pic xmlns:pic="http://schemas.openxmlformats.org/drawingml/2006/picture">
+                  <pic:nvPicPr>
+                    <pic:cNvPr id="935307644" name=""/>
+                    <pic:cNvPicPr/>
+                  </pic:nvPicPr>
+                  <pic:blipFill>
+                    <a:blip r:embed="rId61"/>
+                    <a:stretch>
+                      <a:fillRect/>
+                    </a:stretch>
+                  </pic:blipFill>
+                  <pic:spPr>
+                    <a:xfrm>
+                      <a:off x="0" y="0"/>
+                      <a:ext cx="5731510" cy="238125"/>
+                    </a:xfrm>
+                    <a:prstGeom prst="rect">
+                      <a:avLst/>
+                    </a:prstGeom>
+                  </pic:spPr>
+                </pic:pic>
+              </a:graphicData>
+            </a:graphic>
+          </wp:inline>
+        </w:drawing>
+      </w:r>
+    </w:p>
+    <w:p>
+      <w:r>
+        <w:t xml:space="preserve">After looking at the </w:t>
+      </w:r>
+      <w:proofErr w:type="spellStart"/>
+      <w:r>
+        <w:t>WebArena</w:t>
+      </w:r>
+      <w:proofErr w:type="spellEnd"/>
+      <w:r>
+        <w:t xml:space="preserve"> repository, I found where the models are being called (in the helper functions), so I </w:t>
+      </w:r>
+      <w:r>
+        <w:t>replaced them with the gpt-4o-mini model.</w:t>
+      </w:r>
+    </w:p>
+    <w:p>
+      <w:r>
+        <w:t xml:space="preserve">I’ve also pulled the annotation from the instance onto my local machine, then re-structured it so its readable (initially it was task id/row) now its </w:t>
+      </w:r>
+      <w:r>
+        <w:t xml:space="preserve">more readable (future testing will be done on the original however). </w:t>
+      </w:r>
+    </w:p>
+    <w:p/>
+    <w:p/>
+    <w:p/>
+    <w:p/>
+    <w:p/>
+    <w:p>
+      <w:pPr>
+        <w:pStyle w:val="IntenseQuote"/>
+        <w:rPr>
+          <w:b/>
+          <w:bCs/>
+          <w:color w:val="auto"/>
+          <w:sz w:val="28"/>
+          <w:szCs w:val="28"/>
+        </w:rPr>
+      </w:pPr>
+      <w:r>
+        <w:rPr>
+          <w:b/>
+          <w:bCs/>
+          <w:color w:val="auto"/>
+          <w:sz w:val="28"/>
+          <w:szCs w:val="28"/>
+        </w:rPr>
+        <w:lastRenderedPageBreak/>
+        <w:t>(</w:t>
+      </w:r>
+      <w:r>
+        <w:rPr>
+          <w:b/>
+          <w:bCs/>
+          <w:color w:val="auto"/>
+          <w:sz w:val="28"/>
+          <w:szCs w:val="28"/>
+        </w:rPr>
+        <w:t>30</w:t>
+      </w:r>
+      <w:r>
+        <w:rPr>
+          <w:b/>
+          <w:bCs/>
+          <w:color w:val="auto"/>
+          <w:sz w:val="28"/>
+          <w:szCs w:val="28"/>
+          <w:vertAlign w:val="superscript"/>
+        </w:rPr>
+        <w:t>th</w:t>
+      </w:r>
+      <w:r>
+        <w:rPr>
+          <w:b/>
+          <w:bCs/>
+          <w:color w:val="auto"/>
+          <w:sz w:val="28"/>
+          <w:szCs w:val="28"/>
+        </w:rPr>
+        <w:t xml:space="preserve"> </w:t>
+      </w:r>
+      <w:r>
+        <w:rPr>
+          <w:b/>
+          <w:bCs/>
+          <w:color w:val="auto"/>
+          <w:sz w:val="28"/>
+          <w:szCs w:val="28"/>
+        </w:rPr>
+        <w:t>– 31</w:t>
+      </w:r>
+      <w:r>
+        <w:rPr>
+          <w:b/>
+          <w:bCs/>
+          <w:color w:val="auto"/>
+          <w:sz w:val="28"/>
+          <w:szCs w:val="28"/>
+          <w:vertAlign w:val="superscript"/>
+        </w:rPr>
+        <w:t>st</w:t>
+      </w:r>
+      <w:r>
+        <w:rPr>
+          <w:b/>
+          <w:bCs/>
+          <w:color w:val="auto"/>
+          <w:sz w:val="28"/>
+          <w:szCs w:val="28"/>
+        </w:rPr>
+        <w:t xml:space="preserve"> </w:t>
+      </w:r>
+      <w:r>
+        <w:rPr>
+          <w:b/>
+          <w:bCs/>
+          <w:color w:val="auto"/>
+          <w:sz w:val="28"/>
+          <w:szCs w:val="28"/>
+        </w:rPr>
+        <w:t>July</w:t>
+      </w:r>
+      <w:r>
+        <w:rPr>
+          <w:b/>
+          <w:bCs/>
+          <w:color w:val="auto"/>
+          <w:sz w:val="28"/>
+          <w:szCs w:val="28"/>
+        </w:rPr>
+        <w:t>)</w:t>
+      </w:r>
+    </w:p>
+    <w:p>
+      <w:r>
+        <w:t xml:space="preserve">Strategy A’s </w:t>
+      </w:r>
+      <w:r>
+        <w:t xml:space="preserve">full data collection completed: 1,005 lines in </w:t>
+      </w:r>
+      <w:proofErr w:type="spellStart"/>
+      <w:r>
+        <w:t>strategy_a.jsonl</w:t>
+      </w:r>
+      <w:proofErr w:type="spellEnd"/>
+      <w:r>
+        <w:t>, of which 999 are valid episodes and 6 are error records requiring re-collection. The 201-task subset (67 per site, seed 42) was run across all five budget levels (2k/4k/8k/16k/32k),</w:t>
+      </w:r>
+      <w:r>
+        <w:t xml:space="preserve"> </w:t>
+      </w:r>
+      <w:r>
+        <w:t>producing the dataset that, together with Strategy B's forthcoming collection, will train Strategy C's routing policy.</w:t>
+      </w:r>
+      <w:r>
+        <w:t xml:space="preserve"> (Quick side note: I will be using strategy A’s collection output to determine the difficulty of each task, and hand annotate a few of them if I think they are incorrectly </w:t>
+      </w:r>
+      <w:r>
+        <w:t xml:space="preserve">annotated by the LLM). The total time it took was approximately 15 hours of </w:t>
+      </w:r>
+      <w:proofErr w:type="spellStart"/>
+      <w:r>
+        <w:t>unattened</w:t>
+      </w:r>
+      <w:proofErr w:type="spellEnd"/>
+      <w:r>
+        <w:t xml:space="preserve"> execution under the </w:t>
+      </w:r>
+      <w:proofErr w:type="spellStart"/>
+      <w:r>
+        <w:t>linux</w:t>
+      </w:r>
+      <w:proofErr w:type="spellEnd"/>
+      <w:r>
+        <w:t xml:space="preserve"> command </w:t>
+      </w:r>
+      <w:proofErr w:type="spellStart"/>
+      <w:r>
+        <w:t>tmux</w:t>
+      </w:r>
+      <w:proofErr w:type="spellEnd"/>
+      <w:r>
+        <w:t xml:space="preserve"> (I called the </w:t>
+      </w:r>
+      <w:proofErr w:type="spellStart"/>
+      <w:r>
+        <w:t>tmux</w:t>
+      </w:r>
+      <w:proofErr w:type="spellEnd"/>
+      <w:r>
+        <w:t xml:space="preserve"> terminal “collect” by using the command </w:t>
+      </w:r>
+      <w:r>
+        <w:t>“</w:t>
+      </w:r>
+      <w:proofErr w:type="spellStart"/>
+      <w:r>
+        <w:t>tmux</w:t>
+      </w:r>
+      <w:proofErr w:type="spellEnd"/>
+      <w:r>
+        <w:t xml:space="preserve"> attach -t collect</w:t>
+      </w:r>
+      <w:r>
+        <w:t xml:space="preserve">” then ran the batch within the instance so in case my PC decided to turn off then the script would continue to run within the instance). </w:t>
+      </w:r>
+    </w:p>
+    <w:p>
+      <w:r>
+        <w:rPr>
+          <w:noProof/>
+        </w:rPr>
+        <w:drawing>
+          <wp:anchor distT="0" distB="0" distL="114300" distR="114300" simplePos="0" relativeHeight="251658240" behindDoc="1" locked="0" layoutInCell="1" allowOverlap="1" wp14:anchorId="529127E7" wp14:editId="2F367B98">
+            <wp:simplePos x="0" y="0"/>
+            <wp:positionH relativeFrom="column">
+              <wp:posOffset>0</wp:posOffset>
+            </wp:positionH>
+            <wp:positionV relativeFrom="paragraph">
+              <wp:posOffset>1417</wp:posOffset>
+            </wp:positionV>
+            <wp:extent cx="3406391" cy="1443546"/>
+            <wp:effectExtent l="0" t="0" r="3810" b="4445"/>
+            <wp:wrapTight wrapText="bothSides">
+              <wp:wrapPolygon edited="0">
+                <wp:start x="0" y="0"/>
+                <wp:lineTo x="0" y="21381"/>
+                <wp:lineTo x="21503" y="21381"/>
+                <wp:lineTo x="21503" y="0"/>
+                <wp:lineTo x="0" y="0"/>
+              </wp:wrapPolygon>
+            </wp:wrapTight>
+            <wp:docPr id="1511883927" name="Picture 1"/>
+            <wp:cNvGraphicFramePr>
+              <a:graphicFrameLocks xmlns:a="http://schemas.openxmlformats.org/drawingml/2006/main" noChangeAspect="1"/>
+            </wp:cNvGraphicFramePr>
+            <a:graphic xmlns:a="http://schemas.openxmlformats.org/drawingml/2006/main">
+              <a:graphicData uri="http://schemas.openxmlformats.org/drawingml/2006/picture">
+                <pic:pic xmlns:pic="http://schemas.openxmlformats.org/drawingml/2006/picture">
+                  <pic:nvPicPr>
+                    <pic:cNvPr id="1511883927" name=""/>
+                    <pic:cNvPicPr/>
+                  </pic:nvPicPr>
+                  <pic:blipFill>
+                    <a:blip r:embed="rId62" cstate="print">
+                      <a:extLst>
+                        <a:ext uri="{28A0092B-C50C-407E-A947-70E740481C1C}">
+                          <a14:useLocalDpi xmlns:a14="http://schemas.microsoft.com/office/drawing/2010/main" val="0"/>
+                        </a:ext>
+                      </a:extLst>
+                    </a:blip>
+                    <a:stretch>
+                      <a:fillRect/>
+                    </a:stretch>
+                  </pic:blipFill>
+                  <pic:spPr>
+                    <a:xfrm>
+                      <a:off x="0" y="0"/>
+                      <a:ext cx="3406391" cy="1443546"/>
+                    </a:xfrm>
+                    <a:prstGeom prst="rect">
+                      <a:avLst/>
+                    </a:prstGeom>
+                  </pic:spPr>
+                </pic:pic>
+              </a:graphicData>
+            </a:graphic>
+            <wp14:sizeRelH relativeFrom="page">
+              <wp14:pctWidth>0</wp14:pctWidth>
+            </wp14:sizeRelH>
+            <wp14:sizeRelV relativeFrom="page">
+              <wp14:pctHeight>0</wp14:pctHeight>
+            </wp14:sizeRelV>
+          </wp:anchor>
+        </w:drawing>
+      </w:r>
+      <w:r>
+        <w:t xml:space="preserve">In total, </w:t>
+      </w:r>
+      <w:r>
+        <w:t xml:space="preserve">the collection run took 8 million tokens &amp; 4.4k requests from the OpenAI API. </w:t>
+      </w:r>
+    </w:p>
+    <w:p/>
+    <w:p/>
+    <w:p/>
+    <w:p/>
+    <w:p>
+      <w:r>
+        <w:t>In terms of RQ1 which is “</w:t>
+      </w:r>
+      <w:r>
+        <w:t xml:space="preserve">How does task success rate, token efficiency and error profile vary as a function of a fixed global token budget when comparing the 3 orchestration strategies on </w:t>
+      </w:r>
+      <w:proofErr w:type="spellStart"/>
+      <w:r>
+        <w:t>WebArena</w:t>
+      </w:r>
+      <w:proofErr w:type="spellEnd"/>
+      <w:r>
+        <w:t>?</w:t>
+      </w:r>
+      <w:r>
+        <w:t>”</w:t>
+      </w:r>
+      <w:r>
+        <w:t xml:space="preserve"> a figure/diagram was produced “success rate as a function of token budget” shows a rising curve:</w:t>
+      </w:r>
+    </w:p>
+    <w:p>
+      <w:r>
+        <w:drawing>
+          <wp:anchor distT="0" distB="0" distL="114300" distR="114300" simplePos="0" relativeHeight="251659264" behindDoc="1" locked="0" layoutInCell="1" allowOverlap="1" wp14:anchorId="70F04BDE" wp14:editId="4126746C">
+            <wp:simplePos x="0" y="0"/>
+            <wp:positionH relativeFrom="column">
+              <wp:posOffset>0</wp:posOffset>
+            </wp:positionH>
+            <wp:positionV relativeFrom="paragraph">
+              <wp:posOffset>105</wp:posOffset>
+            </wp:positionV>
+            <wp:extent cx="3424560" cy="2054888"/>
+            <wp:effectExtent l="0" t="0" r="4445" b="2540"/>
+            <wp:wrapTight wrapText="bothSides">
+              <wp:wrapPolygon edited="0">
+                <wp:start x="0" y="0"/>
+                <wp:lineTo x="0" y="21426"/>
+                <wp:lineTo x="21508" y="21426"/>
+                <wp:lineTo x="21508" y="0"/>
+                <wp:lineTo x="0" y="0"/>
+              </wp:wrapPolygon>
+            </wp:wrapTight>
+            <wp:docPr id="1283068621" name="Picture 1"/>
+            <wp:cNvGraphicFramePr>
+              <a:graphicFrameLocks xmlns:a="http://schemas.openxmlformats.org/drawingml/2006/main" noChangeAspect="1"/>
+            </wp:cNvGraphicFramePr>
+            <a:graphic xmlns:a="http://schemas.openxmlformats.org/drawingml/2006/main">
+              <a:graphicData uri="http://schemas.openxmlformats.org/drawingml/2006/picture">
+                <pic:pic xmlns:pic="http://schemas.openxmlformats.org/drawingml/2006/picture">
+                  <pic:nvPicPr>
+                    <pic:cNvPr id="1283068621" name=""/>
+                    <pic:cNvPicPr/>
+                  </pic:nvPicPr>
+                  <pic:blipFill>
+                    <a:blip r:embed="rId63" cstate="print">
+                      <a:extLst>
+                        <a:ext uri="{28A0092B-C50C-407E-A947-70E740481C1C}">
+                          <a14:useLocalDpi xmlns:a14="http://schemas.microsoft.com/office/drawing/2010/main" val="0"/>
+                        </a:ext>
+                      </a:extLst>
+                    </a:blip>
+                    <a:stretch>
+                      <a:fillRect/>
+                    </a:stretch>
+                  </pic:blipFill>
+                  <pic:spPr>
+                    <a:xfrm>
+                      <a:off x="0" y="0"/>
+                      <a:ext cx="3424560" cy="2054888"/>
+                    </a:xfrm>
+                    <a:prstGeom prst="rect">
+                      <a:avLst/>
+                    </a:prstGeom>
+                  </pic:spPr>
+                </pic:pic>
+              </a:graphicData>
+            </a:graphic>
+            <wp14:sizeRelH relativeFrom="page">
+              <wp14:pctWidth>0</wp14:pctWidth>
+            </wp14:sizeRelH>
+            <wp14:sizeRelV relativeFrom="page">
+              <wp14:pctHeight>0</wp14:pctHeight>
+            </wp14:sizeRelV>
+          </wp:anchor>
+        </w:drawing>
+      </w:r>
+      <w:r>
+        <w:t xml:space="preserve">The steepest gain is between 4k and 8k (11.5% to 20.7%) where most solvable tasks </w:t>
+      </w:r>
+      <w:r>
+        <w:t xml:space="preserve">first become affordable. The 16k to 32k budgets start to plateau </w:t>
+      </w:r>
+      <w:r>
+        <w:t xml:space="preserve">which is the diminishing returns region (as I predicted in the proposal) where each additional doubling of budget shows progressively less additional success. </w:t>
+      </w:r>
+    </w:p>
+    <w:p/>
+    <w:p>
+      <w:r>
+        <w:t xml:space="preserve">In terms of task solvability 77 of 201 tasks were successfully completed (38%) </w:t>
+      </w:r>
+      <w:r>
+        <w:t xml:space="preserve">(at least at 1 budget level). The median minimum budget needed to solve a task was 8,000 tokens. </w:t>
+      </w:r>
+    </w:p>
+    <w:p/>
+    <w:p>
+      <w:r>
+        <w:lastRenderedPageBreak/>
+        <w:drawing>
+          <wp:anchor distT="0" distB="0" distL="114300" distR="114300" simplePos="0" relativeHeight="251660288" behindDoc="1" locked="0" layoutInCell="1" allowOverlap="1" wp14:anchorId="14138277" wp14:editId="3F9FD192">
+            <wp:simplePos x="0" y="0"/>
+            <wp:positionH relativeFrom="margin">
+              <wp:align>left</wp:align>
+            </wp:positionH>
+            <wp:positionV relativeFrom="paragraph">
+              <wp:posOffset>366395</wp:posOffset>
+            </wp:positionV>
+            <wp:extent cx="2733675" cy="1640205"/>
+            <wp:effectExtent l="0" t="0" r="9525" b="0"/>
+            <wp:wrapTight wrapText="bothSides">
+              <wp:wrapPolygon edited="0">
+                <wp:start x="0" y="0"/>
+                <wp:lineTo x="0" y="21324"/>
+                <wp:lineTo x="21525" y="21324"/>
+                <wp:lineTo x="21525" y="0"/>
+                <wp:lineTo x="0" y="0"/>
+              </wp:wrapPolygon>
+            </wp:wrapTight>
+            <wp:docPr id="1918823847" name="Picture 1"/>
+            <wp:cNvGraphicFramePr>
+              <a:graphicFrameLocks xmlns:a="http://schemas.openxmlformats.org/drawingml/2006/main" noChangeAspect="1"/>
+            </wp:cNvGraphicFramePr>
+            <a:graphic xmlns:a="http://schemas.openxmlformats.org/drawingml/2006/main">
+              <a:graphicData uri="http://schemas.openxmlformats.org/drawingml/2006/picture">
+                <pic:pic xmlns:pic="http://schemas.openxmlformats.org/drawingml/2006/picture">
+                  <pic:nvPicPr>
+                    <pic:cNvPr id="1918823847" name=""/>
+                    <pic:cNvPicPr/>
+                  </pic:nvPicPr>
+                  <pic:blipFill>
+                    <a:blip r:embed="rId64" cstate="print">
+                      <a:extLst>
+                        <a:ext uri="{28A0092B-C50C-407E-A947-70E740481C1C}">
+                          <a14:useLocalDpi xmlns:a14="http://schemas.microsoft.com/office/drawing/2010/main" val="0"/>
+                        </a:ext>
+                      </a:extLst>
+                    </a:blip>
+                    <a:stretch>
+                      <a:fillRect/>
+                    </a:stretch>
+                  </pic:blipFill>
+                  <pic:spPr>
+                    <a:xfrm>
+                      <a:off x="0" y="0"/>
+                      <a:ext cx="2733675" cy="1640205"/>
+                    </a:xfrm>
+                    <a:prstGeom prst="rect">
+                      <a:avLst/>
+                    </a:prstGeom>
+                  </pic:spPr>
+                </pic:pic>
+              </a:graphicData>
+            </a:graphic>
+            <wp14:sizeRelH relativeFrom="page">
+              <wp14:pctWidth>0</wp14:pctWidth>
+            </wp14:sizeRelH>
+            <wp14:sizeRelV relativeFrom="page">
+              <wp14:pctHeight>0</wp14:pctHeight>
+            </wp14:sizeRelV>
+          </wp:anchor>
+        </w:drawing>
+      </w:r>
+    </w:p>
+    <w:tbl>
+      <w:tblPr>
+        <w:tblStyle w:val="TableGrid"/>
+        <w:tblpPr w:leftFromText="180" w:rightFromText="180" w:vertAnchor="text" w:horzAnchor="page" w:tblpX="5879" w:tblpY="693"/>
+        <w:tblW w:w="0" w:type="auto"/>
+        <w:tblLook w:val="04A0" w:firstRow="1" w:lastRow="0" w:firstColumn="1" w:lastColumn="0" w:noHBand="0" w:noVBand="1"/>
+      </w:tblPr>
+      <w:tblGrid>
+        <w:gridCol w:w="1776"/>
+        <w:gridCol w:w="1132"/>
+        <w:gridCol w:w="814"/>
+        <w:gridCol w:w="1876"/>
+      </w:tblGrid>
+      <w:tr>
+        <w:trPr>
+          <w:trHeight w:val="261"/>
+        </w:trPr>
+        <w:tc>
+          <w:tcPr>
+            <w:tcW w:w="1776" w:type="dxa"/>
+          </w:tcPr>
+          <w:p>
+            <w:pPr>
+              <w:rPr>
+                <w:b/>
+                <w:bCs/>
+              </w:rPr>
+            </w:pPr>
+            <w:r>
+              <w:rPr>
+                <w:b/>
+                <w:bCs/>
+              </w:rPr>
+              <w:t>Site</w:t>
+            </w:r>
+          </w:p>
+        </w:tc>
+        <w:tc>
+          <w:tcPr>
+            <w:tcW w:w="1087" w:type="dxa"/>
+          </w:tcPr>
+          <w:p>
+            <w:pPr>
+              <w:rPr>
+                <w:b/>
+                <w:bCs/>
+              </w:rPr>
+            </w:pPr>
+            <w:r>
+              <w:rPr>
+                <w:b/>
+                <w:bCs/>
+              </w:rPr>
+              <w:t>Episodes</w:t>
+            </w:r>
+          </w:p>
+        </w:tc>
+        <w:tc>
+          <w:tcPr>
+            <w:tcW w:w="784" w:type="dxa"/>
+          </w:tcPr>
+          <w:p>
+            <w:pPr>
+              <w:rPr>
+                <w:b/>
+                <w:bCs/>
+              </w:rPr>
+            </w:pPr>
+            <w:r>
+              <w:rPr>
+                <w:b/>
+                <w:bCs/>
+              </w:rPr>
+              <w:t>SR</w:t>
+            </w:r>
+          </w:p>
+        </w:tc>
+        <w:tc>
+          <w:tcPr>
+            <w:tcW w:w="1778" w:type="dxa"/>
+          </w:tcPr>
+          <w:p>
+            <w:pPr>
+              <w:rPr>
+                <w:b/>
+                <w:bCs/>
+              </w:rPr>
+            </w:pPr>
+            <w:proofErr w:type="spellStart"/>
+            <w:r>
+              <w:rPr>
+                <w:b/>
+                <w:bCs/>
+              </w:rPr>
+              <w:t>MediumTok</w:t>
+            </w:r>
+            <w:proofErr w:type="spellEnd"/>
+            <w:r>
+              <w:rPr>
+                <w:b/>
+                <w:bCs/>
+              </w:rPr>
+              <w:t>/step</w:t>
+            </w:r>
+          </w:p>
+        </w:tc>
+      </w:tr>
+      <w:tr>
+        <w:trPr>
+          <w:trHeight w:val="261"/>
+        </w:trPr>
+        <w:tc>
+          <w:tcPr>
+            <w:tcW w:w="1776" w:type="dxa"/>
+          </w:tcPr>
+          <w:p>
+            <w:r>
+              <w:t>Forum</w:t>
+            </w:r>
+          </w:p>
+        </w:tc>
+        <w:tc>
+          <w:tcPr>
+            <w:tcW w:w="1087" w:type="dxa"/>
+          </w:tcPr>
+          <w:p>
+            <w:r>
+              <w:t>332</w:t>
+            </w:r>
+          </w:p>
+        </w:tc>
+        <w:tc>
+          <w:tcPr>
+            <w:tcW w:w="784" w:type="dxa"/>
+          </w:tcPr>
+          <w:p>
+            <w:r>
+              <w:t>16.6%</w:t>
+            </w:r>
+          </w:p>
+        </w:tc>
+        <w:tc>
+          <w:tcPr>
+            <w:tcW w:w="1778" w:type="dxa"/>
+          </w:tcPr>
+          <w:p>
+            <w:r>
+              <w:t>2852</w:t>
+            </w:r>
+          </w:p>
+        </w:tc>
+      </w:tr>
+      <w:tr>
+        <w:trPr>
+          <w:trHeight w:val="268"/>
+        </w:trPr>
+        <w:tc>
+          <w:tcPr>
+            <w:tcW w:w="1776" w:type="dxa"/>
+          </w:tcPr>
+          <w:p>
+            <w:r>
+              <w:t>Shopping</w:t>
+            </w:r>
+          </w:p>
+        </w:tc>
+        <w:tc>
+          <w:tcPr>
+            <w:tcW w:w="1087" w:type="dxa"/>
+          </w:tcPr>
+          <w:p>
+            <w:r>
+              <w:t>335</w:t>
+            </w:r>
+          </w:p>
+        </w:tc>
+        <w:tc>
+          <w:tcPr>
+            <w:tcW w:w="784" w:type="dxa"/>
+          </w:tcPr>
+          <w:p>
+            <w:r>
+              <w:t>22.4%</w:t>
+            </w:r>
+          </w:p>
+        </w:tc>
+        <w:tc>
+          <w:tcPr>
+            <w:tcW w:w="1778" w:type="dxa"/>
+          </w:tcPr>
+          <w:p>
+            <w:r>
+              <w:t>2304</w:t>
+            </w:r>
+          </w:p>
+        </w:tc>
+      </w:tr>
+      <w:tr>
+        <w:trPr>
+          <w:trHeight w:val="261"/>
+        </w:trPr>
+        <w:tc>
+          <w:tcPr>
+            <w:tcW w:w="1776" w:type="dxa"/>
+          </w:tcPr>
+          <w:p>
+            <w:proofErr w:type="spellStart"/>
+            <w:r>
+              <w:t>Shopping_Admit</w:t>
+            </w:r>
+            <w:proofErr w:type="spellEnd"/>
+          </w:p>
+        </w:tc>
+        <w:tc>
+          <w:tcPr>
+            <w:tcW w:w="1087" w:type="dxa"/>
+          </w:tcPr>
+          <w:p>
+            <w:r>
+              <w:t>332</w:t>
+            </w:r>
+          </w:p>
+        </w:tc>
+        <w:tc>
+          <w:tcPr>
+            <w:tcW w:w="784" w:type="dxa"/>
+          </w:tcPr>
+          <w:p>
+            <w:r>
+              <w:t>19.9%</w:t>
+            </w:r>
+          </w:p>
+        </w:tc>
+        <w:tc>
+          <w:tcPr>
+            <w:tcW w:w="1778" w:type="dxa"/>
+          </w:tcPr>
+          <w:p>
+            <w:r>
+              <w:t>2536</w:t>
+            </w:r>
+          </w:p>
+        </w:tc>
+      </w:tr>
+    </w:tbl>
+    <w:p/>
+    <w:p/>
+    <w:p/>
+    <w:p>
+      <w:r>
+        <w:t>A pattern emerged in the per site breakdown diagram</w:t>
+      </w:r>
+      <w:r>
+        <w:t>. Shopping leads at low budgets (its tasks tend to be simpler, solved in 1-2 steps), but redd</w:t>
+      </w:r>
+      <w:r>
+        <w:t xml:space="preserve">it/forums overtake it at 32k. The CMS admin </w:t>
+      </w:r>
+      <w:r>
+        <w:t xml:space="preserve">overtakes at 16k-32k. This suggests that per site difficulty is not a static ranking but interacts with the budget constraint (hence why the annotations will be based on the medium token usage </w:t>
+      </w:r>
+      <w:r>
+        <w:t xml:space="preserve">as another factor to the rubric scale). </w:t>
+      </w:r>
+    </w:p>
+    <w:p>
+      <w:r>
+        <w:drawing>
+          <wp:anchor distT="0" distB="0" distL="114300" distR="114300" simplePos="0" relativeHeight="251661312" behindDoc="1" locked="0" layoutInCell="1" allowOverlap="1" wp14:anchorId="2357E3A2" wp14:editId="7C8DF43A">
+            <wp:simplePos x="0" y="0"/>
+            <wp:positionH relativeFrom="column">
+              <wp:posOffset>0</wp:posOffset>
+            </wp:positionH>
+            <wp:positionV relativeFrom="paragraph">
+              <wp:posOffset>-2373</wp:posOffset>
+            </wp:positionV>
+            <wp:extent cx="2846215" cy="1707856"/>
+            <wp:effectExtent l="0" t="0" r="0" b="6985"/>
+            <wp:wrapTight wrapText="bothSides">
+              <wp:wrapPolygon edited="0">
+                <wp:start x="0" y="0"/>
+                <wp:lineTo x="0" y="21447"/>
+                <wp:lineTo x="21398" y="21447"/>
+                <wp:lineTo x="21398" y="0"/>
+                <wp:lineTo x="0" y="0"/>
+              </wp:wrapPolygon>
+            </wp:wrapTight>
+            <wp:docPr id="325921810" name="Picture 1"/>
+            <wp:cNvGraphicFramePr>
+              <a:graphicFrameLocks xmlns:a="http://schemas.openxmlformats.org/drawingml/2006/main" noChangeAspect="1"/>
+            </wp:cNvGraphicFramePr>
+            <a:graphic xmlns:a="http://schemas.openxmlformats.org/drawingml/2006/main">
+              <a:graphicData uri="http://schemas.openxmlformats.org/drawingml/2006/picture">
+                <pic:pic xmlns:pic="http://schemas.openxmlformats.org/drawingml/2006/picture">
+                  <pic:nvPicPr>
+                    <pic:cNvPr id="325921810" name=""/>
+                    <pic:cNvPicPr/>
+                  </pic:nvPicPr>
+                  <pic:blipFill>
+                    <a:blip r:embed="rId65" cstate="print">
+                      <a:extLst>
+                        <a:ext uri="{28A0092B-C50C-407E-A947-70E740481C1C}">
+                          <a14:useLocalDpi xmlns:a14="http://schemas.microsoft.com/office/drawing/2010/main" val="0"/>
+                        </a:ext>
+                      </a:extLst>
+                    </a:blip>
+                    <a:stretch>
+                      <a:fillRect/>
+                    </a:stretch>
+                  </pic:blipFill>
+                  <pic:spPr>
+                    <a:xfrm>
+                      <a:off x="0" y="0"/>
+                      <a:ext cx="2846215" cy="1707856"/>
+                    </a:xfrm>
+                    <a:prstGeom prst="rect">
+                      <a:avLst/>
+                    </a:prstGeom>
+                  </pic:spPr>
+                </pic:pic>
+              </a:graphicData>
+            </a:graphic>
+            <wp14:sizeRelH relativeFrom="page">
+              <wp14:pctWidth>0</wp14:pctWidth>
+            </wp14:sizeRelH>
+            <wp14:sizeRelV relativeFrom="page">
+              <wp14:pctHeight>0</wp14:pctHeight>
+            </wp14:sizeRelV>
+          </wp:anchor>
+        </w:drawing>
+      </w:r>
+      <w:r>
+        <w:t>These termination reasons take into account every failure in each budget for each task. For example, if 3 budgets</w:t>
+      </w:r>
+      <w:r>
+        <w:t xml:space="preserve"> (2k, 4k, 8k)</w:t>
+      </w:r>
+      <w:r>
+        <w:t xml:space="preserve"> failed for 1 task, this is 3 failures</w:t>
+      </w:r>
+      <w:r>
+        <w:t xml:space="preserve"> and 2 successes (16k, 32k)</w:t>
+      </w:r>
+      <w:r>
+        <w:t xml:space="preserve">. </w:t>
+      </w:r>
+    </w:p>
+    <w:p/>
+    <w:p/>
+    <w:p/>
+    <w:p>
+      <w:r>
+        <w:t xml:space="preserve">There is a distinction between </w:t>
+      </w:r>
+      <w:r>
+        <w:t>each final state:</w:t>
+      </w:r>
+    </w:p>
+    <w:p>
+      <w:pPr>
+        <w:pStyle w:val="ListParagraph"/>
+        <w:numPr>
+          <w:ilvl w:val="0"/>
+          <w:numId w:val="6"/>
+        </w:numPr>
+      </w:pPr>
+      <w:proofErr w:type="spellStart"/>
+      <w:r>
+        <w:t>safety_token_cap</w:t>
+      </w:r>
+      <w:proofErr w:type="spellEnd"/>
+      <w:r>
+        <w:t xml:space="preserve"> = fires after call when the actual cost exceeded the estimate (typically because reasoning tokens were larger than predicted)</w:t>
+      </w:r>
+    </w:p>
+    <w:p>
+      <w:pPr>
+        <w:pStyle w:val="ListParagraph"/>
+        <w:numPr>
+          <w:ilvl w:val="0"/>
+          <w:numId w:val="6"/>
+        </w:numPr>
+      </w:pPr>
+      <w:proofErr w:type="spellStart"/>
+      <w:r>
+        <w:t>budget_would_exceed</w:t>
+      </w:r>
+      <w:proofErr w:type="spellEnd"/>
+      <w:r>
+        <w:t xml:space="preserve"> = </w:t>
+      </w:r>
+      <w:r>
+        <w:t>fires before the LLM call when the estimated cost would overshoot the cap</w:t>
+      </w:r>
+    </w:p>
+    <w:p>
+      <w:pPr>
+        <w:pStyle w:val="ListParagraph"/>
+        <w:numPr>
+          <w:ilvl w:val="0"/>
+          <w:numId w:val="6"/>
+        </w:numPr>
+      </w:pPr>
+      <w:proofErr w:type="spellStart"/>
+      <w:r>
+        <w:t>env_terminated</w:t>
+      </w:r>
+      <w:proofErr w:type="spellEnd"/>
+      <w:r>
+        <w:t xml:space="preserve"> = The agent submits an answer and is incorrect</w:t>
+      </w:r>
+    </w:p>
+    <w:p>
+      <w:pPr>
+        <w:pStyle w:val="ListParagraph"/>
+        <w:numPr>
+          <w:ilvl w:val="0"/>
+          <w:numId w:val="6"/>
+        </w:numPr>
+      </w:pPr>
+      <w:proofErr w:type="spellStart"/>
+      <w:r>
+        <w:t>Navigation_cycle</w:t>
+      </w:r>
+      <w:proofErr w:type="spellEnd"/>
+      <w:r>
+        <w:t xml:space="preserve"> = </w:t>
+      </w:r>
+      <w:r>
+        <w:t xml:space="preserve">the guard catching circular navigation. </w:t>
+      </w:r>
+    </w:p>
+    <w:p>
+      <w:pPr>
+        <w:pStyle w:val="ListParagraph"/>
+        <w:numPr>
+          <w:ilvl w:val="0"/>
+          <w:numId w:val="6"/>
+        </w:numPr>
+      </w:pPr>
+      <w:proofErr w:type="spellStart"/>
+      <w:r>
+        <w:t>Repeated_action_failure</w:t>
+      </w:r>
+      <w:proofErr w:type="spellEnd"/>
+      <w:r>
+        <w:t xml:space="preserve"> =</w:t>
+      </w:r>
+      <w:r>
+        <w:t xml:space="preserve"> is caused when the action times out (this was much more prominent when it was set to 500ms but now it is 5000ms)</w:t>
+      </w:r>
+    </w:p>
+    <w:tbl>
+      <w:tblPr>
+        <w:tblStyle w:val="TableGrid"/>
+        <w:tblW w:w="0" w:type="auto"/>
+        <w:tblLook w:val="04A0" w:firstRow="1" w:lastRow="0" w:firstColumn="1" w:lastColumn="0" w:noHBand="0" w:noVBand="1"/>
+      </w:tblPr>
+      <w:tblGrid>
+        <w:gridCol w:w="3005"/>
+        <w:gridCol w:w="959"/>
+        <w:gridCol w:w="993"/>
+      </w:tblGrid>
+      <w:tr>
+        <w:tc>
+          <w:tcPr>
+            <w:tcW w:w="3005" w:type="dxa"/>
+          </w:tcPr>
+          <w:p>
+            <w:pPr>
+              <w:rPr>
+                <w:b/>
+                <w:bCs/>
+              </w:rPr>
+            </w:pPr>
+            <w:r>
+              <w:rPr>
+                <w:b/>
+                <w:bCs/>
+              </w:rPr>
+              <w:t>Reason</w:t>
+            </w:r>
+          </w:p>
+        </w:tc>
+        <w:tc>
+          <w:tcPr>
+            <w:tcW w:w="959" w:type="dxa"/>
+          </w:tcPr>
+          <w:p>
+            <w:pPr>
+              <w:rPr>
+                <w:b/>
+                <w:bCs/>
+              </w:rPr>
+            </w:pPr>
+            <w:r>
+              <w:rPr>
+                <w:b/>
+                <w:bCs/>
+              </w:rPr>
+              <w:t>Count</w:t>
+            </w:r>
+          </w:p>
+        </w:tc>
+        <w:tc>
+          <w:tcPr>
+            <w:tcW w:w="993" w:type="dxa"/>
+          </w:tcPr>
+          <w:p>
+            <w:pPr>
+              <w:rPr>
+                <w:b/>
+                <w:bCs/>
+              </w:rPr>
+            </w:pPr>
+            <w:r>
+              <w:rPr>
+                <w:b/>
+                <w:bCs/>
+              </w:rPr>
+              <w:t>Share</w:t>
+            </w:r>
+          </w:p>
+        </w:tc>
+      </w:tr>
+      <w:tr>
+        <w:tc>
+          <w:tcPr>
+            <w:tcW w:w="3005" w:type="dxa"/>
+          </w:tcPr>
+          <w:p>
+            <w:r>
+              <w:t>Safety token cap</w:t>
+            </w:r>
+          </w:p>
+        </w:tc>
+        <w:tc>
+          <w:tcPr>
+            <w:tcW w:w="959" w:type="dxa"/>
+          </w:tcPr>
+          <w:p>
+            <w:r>
+              <w:t>437</w:t>
+            </w:r>
+          </w:p>
+        </w:tc>
+        <w:tc>
+          <w:tcPr>
+            <w:tcW w:w="993" w:type="dxa"/>
+          </w:tcPr>
+          <w:p>
+            <w:r>
+              <w:t>44%</w:t>
+            </w:r>
+          </w:p>
+        </w:tc>
+      </w:tr>
+      <w:tr>
+        <w:tc>
+          <w:tcPr>
+            <w:tcW w:w="3005" w:type="dxa"/>
+          </w:tcPr>
+          <w:p>
+            <w:r>
+              <w:t>Budget would exceed</w:t>
+            </w:r>
+          </w:p>
+        </w:tc>
+        <w:tc>
+          <w:tcPr>
+            <w:tcW w:w="959" w:type="dxa"/>
+          </w:tcPr>
+          <w:p>
+            <w:r>
+              <w:t>219</w:t>
+            </w:r>
+          </w:p>
+        </w:tc>
+        <w:tc>
+          <w:tcPr>
+            <w:tcW w:w="993" w:type="dxa"/>
+          </w:tcPr>
+          <w:p>
+            <w:r>
+              <w:t>22%</w:t>
+            </w:r>
+          </w:p>
+        </w:tc>
+      </w:tr>
+      <w:tr>
+        <w:tc>
+          <w:tcPr>
+            <w:tcW w:w="3005" w:type="dxa"/>
+          </w:tcPr>
+          <w:p>
+            <w:r>
+              <w:t>Success</w:t>
+            </w:r>
+          </w:p>
+        </w:tc>
+        <w:tc>
+          <w:tcPr>
+            <w:tcW w:w="959" w:type="dxa"/>
+          </w:tcPr>
+          <w:p>
+            <w:r>
+              <w:t>196</w:t>
+            </w:r>
+          </w:p>
+        </w:tc>
+        <w:tc>
+          <w:tcPr>
+            <w:tcW w:w="993" w:type="dxa"/>
+          </w:tcPr>
+          <w:p>
+            <w:r>
+              <w:t>20%</w:t>
+            </w:r>
+          </w:p>
+        </w:tc>
+      </w:tr>
+      <w:tr>
+        <w:tc>
+          <w:tcPr>
+            <w:tcW w:w="3005" w:type="dxa"/>
+          </w:tcPr>
+          <w:p>
+            <w:proofErr w:type="spellStart"/>
+            <w:r>
+              <w:t>Env_terminated</w:t>
+            </w:r>
+            <w:proofErr w:type="spellEnd"/>
+          </w:p>
+        </w:tc>
+        <w:tc>
+          <w:tcPr>
+            <w:tcW w:w="959" w:type="dxa"/>
+          </w:tcPr>
+          <w:p>
+            <w:r>
+              <w:t>81</w:t>
+            </w:r>
+          </w:p>
+        </w:tc>
+        <w:tc>
+          <w:tcPr>
+            <w:tcW w:w="993" w:type="dxa"/>
+          </w:tcPr>
+          <w:p>
+            <w:r>
+              <w:t>8%</w:t>
+            </w:r>
+          </w:p>
+        </w:tc>
+      </w:tr>
+      <w:tr>
+        <w:tc>
+          <w:tcPr>
+            <w:tcW w:w="3005" w:type="dxa"/>
+          </w:tcPr>
+          <w:p>
+            <w:r>
+              <w:t>Navigation cycle</w:t>
+            </w:r>
+          </w:p>
+        </w:tc>
+        <w:tc>
+          <w:tcPr>
+            <w:tcW w:w="959" w:type="dxa"/>
+          </w:tcPr>
+          <w:p>
+            <w:r>
+              <w:t>64</w:t>
+            </w:r>
+          </w:p>
+        </w:tc>
+        <w:tc>
+          <w:tcPr>
+            <w:tcW w:w="993" w:type="dxa"/>
+          </w:tcPr>
+          <w:p>
+            <w:r>
+              <w:t>6%</w:t>
+            </w:r>
+          </w:p>
+        </w:tc>
+      </w:tr>
+      <w:tr>
+        <w:tc>
+          <w:tcPr>
+            <w:tcW w:w="3005" w:type="dxa"/>
+          </w:tcPr>
+          <w:p>
+            <w:r>
+              <w:t>Repeated action failure</w:t>
+            </w:r>
+          </w:p>
+        </w:tc>
+        <w:tc>
+          <w:tcPr>
+            <w:tcW w:w="959" w:type="dxa"/>
+          </w:tcPr>
+          <w:p>
+            <w:r>
+              <w:t>2</w:t>
+            </w:r>
+          </w:p>
+        </w:tc>
+        <w:tc>
+          <w:tcPr>
+            <w:tcW w:w="993" w:type="dxa"/>
+          </w:tcPr>
+          <w:p>
+            <w:r>
+              <w:t>&lt;1%</w:t>
+            </w:r>
+          </w:p>
+        </w:tc>
+      </w:tr>
+    </w:tbl>
+    <w:p/>
+    <w:p/>
+    <w:p>
+      <w:r>
+        <w:lastRenderedPageBreak/>
+        <w:t>Budget-driven terminations (</w:t>
+      </w:r>
+      <w:proofErr w:type="spellStart"/>
+      <w:r>
+        <w:t>safety_token_cap</w:t>
+      </w:r>
+      <w:proofErr w:type="spellEnd"/>
+      <w:r>
+        <w:t xml:space="preserve"> + </w:t>
+      </w:r>
+      <w:proofErr w:type="spellStart"/>
+      <w:r>
+        <w:t>budget_would_exceed</w:t>
+      </w:r>
+      <w:proofErr w:type="spellEnd"/>
+      <w:r>
+        <w:t>) account for 66% of all episode endings. This confirms the budget is the binding constraint in the majority of episodes, which is the prerequisite for this study to be measuring budget effects rather than agent incompetence.</w:t>
+      </w:r>
+    </w:p>
+    <w:p>
+      <w:r>
+        <w:t>The token boxplot confirms the budget levels are well-calibrated</w:t>
+      </w:r>
+      <w:r>
+        <w:drawing>
+          <wp:anchor distT="0" distB="0" distL="114300" distR="114300" simplePos="0" relativeHeight="251662336" behindDoc="1" locked="0" layoutInCell="1" allowOverlap="1" wp14:anchorId="4CA03B94" wp14:editId="20FD7D58">
+            <wp:simplePos x="0" y="0"/>
+            <wp:positionH relativeFrom="column">
+              <wp:posOffset>0</wp:posOffset>
+            </wp:positionH>
+            <wp:positionV relativeFrom="paragraph">
+              <wp:posOffset>1472</wp:posOffset>
+            </wp:positionV>
+            <wp:extent cx="3038936" cy="1823496"/>
+            <wp:effectExtent l="0" t="0" r="0" b="5715"/>
+            <wp:wrapTight wrapText="bothSides">
+              <wp:wrapPolygon edited="0">
+                <wp:start x="0" y="0"/>
+                <wp:lineTo x="0" y="21442"/>
+                <wp:lineTo x="21397" y="21442"/>
+                <wp:lineTo x="21397" y="0"/>
+                <wp:lineTo x="0" y="0"/>
+              </wp:wrapPolygon>
+            </wp:wrapTight>
+            <wp:docPr id="538330793" name="Picture 1"/>
+            <wp:cNvGraphicFramePr>
+              <a:graphicFrameLocks xmlns:a="http://schemas.openxmlformats.org/drawingml/2006/main" noChangeAspect="1"/>
+            </wp:cNvGraphicFramePr>
+            <a:graphic xmlns:a="http://schemas.openxmlformats.org/drawingml/2006/main">
+              <a:graphicData uri="http://schemas.openxmlformats.org/drawingml/2006/picture">
+                <pic:pic xmlns:pic="http://schemas.openxmlformats.org/drawingml/2006/picture">
+                  <pic:nvPicPr>
+                    <pic:cNvPr id="538330793" name=""/>
+                    <pic:cNvPicPr/>
+                  </pic:nvPicPr>
+                  <pic:blipFill>
+                    <a:blip r:embed="rId66" cstate="print">
+                      <a:extLst>
+                        <a:ext uri="{28A0092B-C50C-407E-A947-70E740481C1C}">
+                          <a14:useLocalDpi xmlns:a14="http://schemas.microsoft.com/office/drawing/2010/main" val="0"/>
+                        </a:ext>
+                      </a:extLst>
+                    </a:blip>
+                    <a:stretch>
+                      <a:fillRect/>
+                    </a:stretch>
+                  </pic:blipFill>
+                  <pic:spPr>
+                    <a:xfrm>
+                      <a:off x="0" y="0"/>
+                      <a:ext cx="3038936" cy="1823496"/>
+                    </a:xfrm>
+                    <a:prstGeom prst="rect">
+                      <a:avLst/>
+                    </a:prstGeom>
+                  </pic:spPr>
+                </pic:pic>
+              </a:graphicData>
+            </a:graphic>
+            <wp14:sizeRelH relativeFrom="page">
+              <wp14:pctWidth>0</wp14:pctWidth>
+            </wp14:sizeRelH>
+            <wp14:sizeRelV relativeFrom="page">
+              <wp14:pctHeight>0</wp14:pctHeight>
+            </wp14:sizeRelV>
+          </wp:anchor>
+        </w:drawing>
+      </w:r>
+      <w:r>
+        <w:t xml:space="preserve">. </w:t>
+      </w:r>
+      <w:r>
+        <w:t>At 2k and 4k, the boxes are tightly compressed against the cap</w:t>
+      </w:r>
+      <w:r>
+        <w:t xml:space="preserve">, </w:t>
+      </w:r>
+      <w:r>
+        <w:t>episodes are being cut off, not finishing early.</w:t>
+      </w:r>
+      <w:r>
+        <w:t xml:space="preserve"> </w:t>
+      </w:r>
+      <w:r>
+        <w:t>The zero-token minimum at 2k represents episodes where even the first observation exceeded the budget estimate, so the agent was never called.</w:t>
+      </w:r>
+    </w:p>
+    <w:p/>
+    <w:p/>
+    <w:p>
+      <w:r>
+        <w:t>A separate analysis split the results by task type using the original annotation labels:</w:t>
+      </w:r>
+    </w:p>
+    <w:tbl>
+      <w:tblPr>
+        <w:tblStyle w:val="TableGrid"/>
+        <w:tblW w:w="0" w:type="auto"/>
+        <w:tblLook w:val="04A0" w:firstRow="1" w:lastRow="0" w:firstColumn="1" w:lastColumn="0" w:noHBand="0" w:noVBand="1"/>
+      </w:tblPr>
+      <w:tblGrid>
+        <w:gridCol w:w="1696"/>
+        <w:gridCol w:w="1134"/>
+        <w:gridCol w:w="1134"/>
+        <w:gridCol w:w="814"/>
+      </w:tblGrid>
+      <w:tr>
+        <w:tc>
+          <w:tcPr>
+            <w:tcW w:w="1696" w:type="dxa"/>
+          </w:tcPr>
+          <w:p>
+            <w:pPr>
+              <w:rPr>
+                <w:b/>
+                <w:bCs/>
+              </w:rPr>
+            </w:pPr>
+            <w:r>
+              <w:rPr>
+                <w:b/>
+                <w:bCs/>
+              </w:rPr>
+              <w:t>Subset</w:t>
+            </w:r>
+          </w:p>
+        </w:tc>
+        <w:tc>
+          <w:tcPr>
+            <w:tcW w:w="1134" w:type="dxa"/>
+          </w:tcPr>
+          <w:p>
+            <w:pPr>
+              <w:rPr>
+                <w:b/>
+                <w:bCs/>
+              </w:rPr>
+            </w:pPr>
+            <w:r>
+              <w:rPr>
+                <w:b/>
+                <w:bCs/>
+              </w:rPr>
+              <w:t>Tasks</w:t>
+            </w:r>
+          </w:p>
+        </w:tc>
+        <w:tc>
+          <w:tcPr>
+            <w:tcW w:w="1134" w:type="dxa"/>
+          </w:tcPr>
+          <w:p>
+            <w:pPr>
+              <w:rPr>
+                <w:b/>
+                <w:bCs/>
+              </w:rPr>
+            </w:pPr>
+            <w:r>
+              <w:rPr>
+                <w:b/>
+                <w:bCs/>
+              </w:rPr>
+              <w:t>Episode</w:t>
+            </w:r>
+          </w:p>
+        </w:tc>
+        <w:tc>
+          <w:tcPr>
+            <w:tcW w:w="709" w:type="dxa"/>
+          </w:tcPr>
+          <w:p>
+            <w:pPr>
+              <w:rPr>
+                <w:b/>
+                <w:bCs/>
+              </w:rPr>
+            </w:pPr>
+            <w:r>
+              <w:rPr>
+                <w:b/>
+                <w:bCs/>
+              </w:rPr>
+              <w:t>SR</w:t>
+            </w:r>
+          </w:p>
+        </w:tc>
+      </w:tr>
+      <w:tr>
+        <w:tc>
+          <w:tcPr>
+            <w:tcW w:w="1696" w:type="dxa"/>
+          </w:tcPr>
+          <w:p>
+            <w:r>
+              <w:t>Read only</w:t>
+            </w:r>
+          </w:p>
+        </w:tc>
+        <w:tc>
+          <w:tcPr>
+            <w:tcW w:w="1134" w:type="dxa"/>
+          </w:tcPr>
+          <w:p>
+            <w:r>
+              <w:t>105</w:t>
+            </w:r>
+          </w:p>
+        </w:tc>
+        <w:tc>
+          <w:tcPr>
+            <w:tcW w:w="1134" w:type="dxa"/>
+          </w:tcPr>
+          <w:p>
+            <w:r>
+              <w:t>523</w:t>
+            </w:r>
+          </w:p>
+        </w:tc>
+        <w:tc>
+          <w:tcPr>
+            <w:tcW w:w="709" w:type="dxa"/>
+          </w:tcPr>
+          <w:p>
+            <w:r>
+              <w:t>21.8%</w:t>
+            </w:r>
+          </w:p>
+        </w:tc>
+      </w:tr>
+      <w:tr>
+        <w:tc>
+          <w:tcPr>
+            <w:tcW w:w="1696" w:type="dxa"/>
+          </w:tcPr>
+          <w:p>
+            <w:r>
+              <w:t>State Change</w:t>
+            </w:r>
+          </w:p>
+        </w:tc>
+        <w:tc>
+          <w:tcPr>
+            <w:tcW w:w="1134" w:type="dxa"/>
+          </w:tcPr>
+          <w:p>
+            <w:r>
+              <w:t>96</w:t>
+            </w:r>
+          </w:p>
+        </w:tc>
+        <w:tc>
+          <w:tcPr>
+            <w:tcW w:w="1134" w:type="dxa"/>
+          </w:tcPr>
+          <w:p>
+            <w:r>
+              <w:t>476</w:t>
+            </w:r>
+          </w:p>
+        </w:tc>
+        <w:tc>
+          <w:tcPr>
+            <w:tcW w:w="709" w:type="dxa"/>
+          </w:tcPr>
+          <w:p>
+            <w:r>
+              <w:t>17.2%</w:t>
+            </w:r>
+          </w:p>
+        </w:tc>
+      </w:tr>
+    </w:tbl>
+    <w:p/>
+    <w:p>
+      <w:r>
+        <w:t>If state-change tasks were heavily contaminated by earlier budget runs completing them</w:t>
+      </w:r>
+      <w:r>
+        <w:t xml:space="preserve"> (since completed state change tasks are permanent until reset on the instance)</w:t>
+      </w:r>
+      <w:r>
+        <w:t xml:space="preserve">, their success rate would be inflated. </w:t>
+      </w:r>
+      <w:r>
+        <w:t>Instead,</w:t>
+      </w:r>
+      <w:r>
+        <w:t xml:space="preserve"> it is lower than read-only, suggesting the dominant effect is genuine task difficulty rather than contamination.</w:t>
+      </w:r>
+    </w:p>
+    <w:p>
+      <w:r>
+        <w:t>Since 999 episodes were completed, 6 episodes failed with environment errors rather than agent failures:</w:t>
+      </w:r>
+    </w:p>
+    <w:tbl>
+      <w:tblPr>
+        <w:tblStyle w:val="TableGrid"/>
+        <w:tblW w:w="0" w:type="auto"/>
+        <w:tblLook w:val="04A0" w:firstRow="1" w:lastRow="0" w:firstColumn="1" w:lastColumn="0" w:noHBand="0" w:noVBand="1"/>
+      </w:tblPr>
+      <w:tblGrid>
+        <w:gridCol w:w="701"/>
+        <w:gridCol w:w="1121"/>
+        <w:gridCol w:w="1814"/>
+        <w:gridCol w:w="5380"/>
+      </w:tblGrid>
+      <w:tr>
+        <w:tc>
+          <w:tcPr>
+            <w:tcW w:w="704" w:type="dxa"/>
+          </w:tcPr>
+          <w:p>
+            <w:pPr>
+              <w:rPr>
+                <w:b/>
+                <w:bCs/>
+              </w:rPr>
+            </w:pPr>
+            <w:r>
+              <w:rPr>
+                <w:b/>
+                <w:bCs/>
+              </w:rPr>
+              <w:t>Task</w:t>
+            </w:r>
+          </w:p>
+        </w:tc>
+        <w:tc>
+          <w:tcPr>
+            <w:tcW w:w="1134" w:type="dxa"/>
+          </w:tcPr>
+          <w:p>
+            <w:pPr>
+              <w:rPr>
+                <w:b/>
+                <w:bCs/>
+              </w:rPr>
+            </w:pPr>
+            <w:r>
+              <w:rPr>
+                <w:b/>
+                <w:bCs/>
+              </w:rPr>
+              <w:t>Budget</w:t>
+            </w:r>
+          </w:p>
+        </w:tc>
+        <w:tc>
+          <w:tcPr>
+            <w:tcW w:w="1559" w:type="dxa"/>
+          </w:tcPr>
+          <w:p>
+            <w:pPr>
+              <w:rPr>
+                <w:b/>
+                <w:bCs/>
+              </w:rPr>
+            </w:pPr>
+            <w:r>
+              <w:rPr>
+                <w:b/>
+                <w:bCs/>
+              </w:rPr>
+              <w:t>Site</w:t>
+            </w:r>
+          </w:p>
+        </w:tc>
+        <w:tc>
+          <w:tcPr>
+            <w:tcW w:w="5619" w:type="dxa"/>
+          </w:tcPr>
+          <w:p>
+            <w:pPr>
+              <w:rPr>
+                <w:b/>
+                <w:bCs/>
+              </w:rPr>
+            </w:pPr>
+            <w:r>
+              <w:rPr>
+                <w:b/>
+                <w:bCs/>
+              </w:rPr>
+              <w:t>Error</w:t>
+            </w:r>
+          </w:p>
+        </w:tc>
+      </w:tr>
+      <w:tr>
+        <w:tc>
+          <w:tcPr>
+            <w:tcW w:w="704" w:type="dxa"/>
+          </w:tcPr>
+          <w:p>
+            <w:r>
+              <w:t>779</w:t>
+            </w:r>
+          </w:p>
+        </w:tc>
+        <w:tc>
+          <w:tcPr>
+            <w:tcW w:w="1134" w:type="dxa"/>
+          </w:tcPr>
+          <w:p>
+            <w:r>
+              <w:t>32k</w:t>
+            </w:r>
+          </w:p>
+        </w:tc>
+        <w:tc>
+          <w:tcPr>
+            <w:tcW w:w="1559" w:type="dxa"/>
+          </w:tcPr>
+          <w:p>
+            <w:proofErr w:type="spellStart"/>
+            <w:r>
+              <w:t>Shopping_admin</w:t>
+            </w:r>
+            <w:proofErr w:type="spellEnd"/>
+          </w:p>
+        </w:tc>
+        <w:tc>
+          <w:tcPr>
+            <w:tcW w:w="5619" w:type="dxa"/>
+          </w:tcPr>
+          <w:p>
+            <w:proofErr w:type="spellStart"/>
+            <w:r>
+              <w:t>Page.goto</w:t>
+            </w:r>
+            <w:proofErr w:type="spellEnd"/>
+            <w:r>
+              <w:t>: Timeout 10000ms</w:t>
+            </w:r>
+          </w:p>
+        </w:tc>
+      </w:tr>
+      <w:tr>
+        <w:tc>
+          <w:tcPr>
+            <w:tcW w:w="704" w:type="dxa"/>
+          </w:tcPr>
+          <w:p>
+            <w:r>
+              <w:t>607</w:t>
+            </w:r>
+          </w:p>
+        </w:tc>
+        <w:tc>
+          <w:tcPr>
+            <w:tcW w:w="1134" w:type="dxa"/>
+          </w:tcPr>
+          <w:p>
+            <w:r>
+              <w:t>8k</w:t>
+            </w:r>
+          </w:p>
+        </w:tc>
+        <w:tc>
+          <w:tcPr>
+            <w:tcW w:w="1559" w:type="dxa"/>
+          </w:tcPr>
+          <w:p>
+            <w:r>
+              <w:t>Forum</w:t>
+            </w:r>
+          </w:p>
+        </w:tc>
+        <w:tc>
+          <w:tcPr>
+            <w:tcW w:w="5619" w:type="dxa"/>
+          </w:tcPr>
+          <w:p>
+            <w:proofErr w:type="spellStart"/>
+            <w:r>
+              <w:t>Page.goto</w:t>
+            </w:r>
+            <w:proofErr w:type="spellEnd"/>
+            <w:r>
+              <w:t>: Timeout 10000ms</w:t>
+            </w:r>
+          </w:p>
+        </w:tc>
+      </w:tr>
+      <w:tr>
+        <w:tc>
+          <w:tcPr>
+            <w:tcW w:w="704" w:type="dxa"/>
+          </w:tcPr>
+          <w:p>
+            <w:r>
+              <w:t>606</w:t>
+            </w:r>
+          </w:p>
+        </w:tc>
+        <w:tc>
+          <w:tcPr>
+            <w:tcW w:w="1134" w:type="dxa"/>
+          </w:tcPr>
+          <w:p>
+            <w:r>
+              <w:t>32k</w:t>
+            </w:r>
+          </w:p>
+        </w:tc>
+        <w:tc>
+          <w:tcPr>
+            <w:tcW w:w="1559" w:type="dxa"/>
+          </w:tcPr>
+          <w:p>
+            <w:r>
+              <w:t>Forum</w:t>
+            </w:r>
+          </w:p>
+        </w:tc>
+        <w:tc>
+          <w:tcPr>
+            <w:tcW w:w="5619" w:type="dxa"/>
+          </w:tcPr>
+          <w:p>
+            <w:proofErr w:type="spellStart"/>
+            <w:r>
+              <w:t>Page.goto</w:t>
+            </w:r>
+            <w:proofErr w:type="spellEnd"/>
+            <w:r>
+              <w:t>: Timeout 10000ms</w:t>
+            </w:r>
+          </w:p>
+        </w:tc>
+      </w:tr>
+      <w:tr>
+        <w:tc>
+          <w:tcPr>
+            <w:tcW w:w="704" w:type="dxa"/>
+          </w:tcPr>
+          <w:p>
+            <w:r>
+              <w:t>615</w:t>
+            </w:r>
+          </w:p>
+        </w:tc>
+        <w:tc>
+          <w:tcPr>
+            <w:tcW w:w="1134" w:type="dxa"/>
+          </w:tcPr>
+          <w:p>
+            <w:r>
+              <w:t>4k</w:t>
+            </w:r>
+          </w:p>
+        </w:tc>
+        <w:tc>
+          <w:tcPr>
+            <w:tcW w:w="1559" w:type="dxa"/>
+          </w:tcPr>
+          <w:p>
+            <w:r>
+              <w:t>Forum</w:t>
+            </w:r>
+          </w:p>
+        </w:tc>
+        <w:tc>
+          <w:tcPr>
+            <w:tcW w:w="5619" w:type="dxa"/>
+          </w:tcPr>
+          <w:p>
+            <w:proofErr w:type="spellStart"/>
+            <w:r>
+              <w:t>Page.goto</w:t>
+            </w:r>
+            <w:proofErr w:type="spellEnd"/>
+            <w:r>
+              <w:t>: Timeout 10000ms</w:t>
+            </w:r>
+          </w:p>
+        </w:tc>
+      </w:tr>
+      <w:tr>
+        <w:tc>
+          <w:tcPr>
+            <w:tcW w:w="704" w:type="dxa"/>
+          </w:tcPr>
+          <w:p>
+            <w:r>
+              <w:t>213</w:t>
+            </w:r>
+          </w:p>
+        </w:tc>
+        <w:tc>
+          <w:tcPr>
+            <w:tcW w:w="1134" w:type="dxa"/>
+          </w:tcPr>
+          <w:p>
+            <w:r>
+              <w:t>8k</w:t>
+            </w:r>
+          </w:p>
+        </w:tc>
+        <w:tc>
+          <w:tcPr>
+            <w:tcW w:w="1559" w:type="dxa"/>
+          </w:tcPr>
+          <w:p>
+            <w:proofErr w:type="spellStart"/>
+            <w:r>
+              <w:t>Shopping_admin</w:t>
+            </w:r>
+            <w:proofErr w:type="spellEnd"/>
+          </w:p>
+        </w:tc>
+        <w:tc>
+          <w:tcPr>
+            <w:tcW w:w="5619" w:type="dxa"/>
+          </w:tcPr>
+          <w:p>
+            <w:proofErr w:type="spellStart"/>
+            <w:r>
+              <w:t>Frame.evaluate</w:t>
+            </w:r>
+            <w:proofErr w:type="spellEnd"/>
+            <w:r>
+              <w:t>: Target crashed</w:t>
+            </w:r>
+          </w:p>
+        </w:tc>
+      </w:tr>
+      <w:tr>
+        <w:tc>
+          <w:tcPr>
+            <w:tcW w:w="704" w:type="dxa"/>
+          </w:tcPr>
+          <w:p>
+            <w:r>
+              <w:t>455</w:t>
+            </w:r>
+          </w:p>
+        </w:tc>
+        <w:tc>
+          <w:tcPr>
+            <w:tcW w:w="1134" w:type="dxa"/>
+          </w:tcPr>
+          <w:p>
+            <w:r>
+              <w:t>8k</w:t>
+            </w:r>
+          </w:p>
+        </w:tc>
+        <w:tc>
+          <w:tcPr>
+            <w:tcW w:w="1559" w:type="dxa"/>
+          </w:tcPr>
+          <w:p>
+            <w:proofErr w:type="spellStart"/>
+            <w:r>
+              <w:t>Shopping_admin</w:t>
+            </w:r>
+            <w:proofErr w:type="spellEnd"/>
+          </w:p>
+        </w:tc>
+        <w:tc>
+          <w:tcPr>
+            <w:tcW w:w="5619" w:type="dxa"/>
+          </w:tcPr>
+          <w:p>
+            <w:proofErr w:type="spellStart"/>
+            <w:r>
+              <w:t>Frame.evaluate</w:t>
+            </w:r>
+            <w:proofErr w:type="spellEnd"/>
+            <w:r>
+              <w:t>: Target crashed</w:t>
+            </w:r>
+          </w:p>
+        </w:tc>
+      </w:tr>
+    </w:tbl>
+    <w:p/>
+    <w:p>
+      <w:r>
+        <w:t>4/6 errors are page load timeouts (site took longer than 10 seconds to respond). 2/6 errors are chromium crashes</w:t>
+      </w:r>
+      <w:r>
+        <w:t xml:space="preserve">. Simple fix is to remove the error rows from the batch results </w:t>
+      </w:r>
+      <w:proofErr w:type="spellStart"/>
+      <w:r>
+        <w:t>jsonl</w:t>
+      </w:r>
+      <w:proofErr w:type="spellEnd"/>
+      <w:r>
+        <w:t xml:space="preserve"> file and re-run the batch script, which will detect the six missing (</w:t>
+      </w:r>
+      <w:proofErr w:type="spellStart"/>
+      <w:r>
+        <w:t>task_id</w:t>
+      </w:r>
+      <w:proofErr w:type="spellEnd"/>
+      <w:r>
+        <w:t xml:space="preserve">, </w:t>
+      </w:r>
+      <w:proofErr w:type="spellStart"/>
+      <w:r>
+        <w:t>budget_level</w:t>
+      </w:r>
+      <w:proofErr w:type="spellEnd"/>
+      <w:r>
+        <w:t xml:space="preserve">) pairs via its resume logic and collect only those. </w:t>
+      </w:r>
+      <w:r>
+        <w:t xml:space="preserve">After re-collection, a final check should confirm 1,005 lines with 0 error rows. </w:t>
+      </w:r>
+    </w:p>
+    <w:p/>
+    <w:p/>
+    <w:p/>
+    <w:p/>
+    <w:p/>
     <w:p/>
     <w:p>
       <w:pPr>
@@ -7672,7 +9701,7 @@
 </file>
 
 <file path=word/numbering.xml><?xml version="1.0" encoding="utf-8"?>
-<w:numbering xmlns:wpc="http://schemas.microsoft.com/office/word/2010/wordprocessingCanvas" xmlns:cx="http://schemas.microsoft.com/office/drawing/2014/chartex" xmlns:cx1="http://schemas.microsoft.com/office/drawing/2015/9/8/chartex" xmlns:cx2="http://schemas.microsoft.com/office/drawing/2015/10/21/chartex" xmlns:cx3="http://schemas.microsoft.com/office/drawing/2016/5/9/chartex" xmlns:cx4="http://schemas.microsoft.com/office/drawing/2016/5/10/chartex" xmlns:cx5="http://schemas.microsoft.com/office/drawing/2016/5/11/chartex" xmlns:cx6="http://schemas.microsoft.com/office/drawing/2016/5/12/chartex" xmlns:cx7="http://schemas.microsoft.com/office/drawing/2016/5/13/chartex" xmlns:cx8="http://schemas.microsoft.com/office/drawing/2016/5/14/chartex" xmlns:mc="http://schemas.openxmlformats.org/markup-compatibility/2006" xmlns:aink="http://schemas.microsoft.com/office/drawing/2016/ink" xmlns:am3d="http://schemas.microsoft.com/office/drawing/2017/model3d" xmlns:o="urn:schemas-microsoft-com:office:office" xmlns:oel="http://schemas.microsoft.com/office/2019/extlst" xmlns:r="http://schemas.openxmlformats.org/officeDocument/2006/relationships" xmlns:m="http://schemas.openxmlformats.org/officeDocument/2006/math" xmlns:v="urn:schemas-microsoft-com:vml" xmlns:wp14="http://schemas.microsoft.com/office/word/2010/wordprocessingDrawing" xmlns:wp="http://schemas.openxmlformats.org/drawingml/2006/wordprocessingDrawing" xmlns:w10="urn:schemas-microsoft-com:office:word" xmlns:w="http://schemas.openxmlformats.org/wordprocessingml/2006/main" xmlns:w14="http://schemas.microsoft.com/office/word/2010/wordml" xmlns:w15="http://schemas.microsoft.com/office/word/2012/wordml" xmlns:w16cex="http://schemas.microsoft.com/office/word/2018/wordml/cex" xmlns:w16cid="http://schemas.microsoft.com/office/word/2016/wordml/cid" xmlns:w16="http://schemas.microsoft.com/office/word/2018/wordml" xmlns:w16du="http://schemas.microsoft.com/office/word/2023/wordml/word16du" xmlns:w16sdtdh="http://schemas.microsoft.com/office/word/2020/wordml/sdtdatahash" xmlns:w16sdtfl="http://schemas.microsoft.com/office/word/2024/wordml/sdtformatlock" xmlns:w16se="http://schemas.microsoft.com/office/word/2015/wordml/symex" xmlns:wpg="http://schemas.microsoft.com/office/word/2010/wordprocessingGroup" xmlns:wpi="http://schemas.microsoft.com/office/word/2010/wordprocessingInk" xmlns:wne="http://schemas.microsoft.com/office/word/2006/wordml" xmlns:wps="http://schemas.microsoft.com/office/word/2010/wordprocessingShape" mc:Ignorable="w14 w15 w16se w16cid w16 w16cex w16sdtdh w16sdtfl w16du wp14">
+<w:numbering xmlns:wpc="http://schemas.microsoft.com/office/word/2010/wordprocessingCanvas" xmlns:cx="http://schemas.microsoft.com/office/drawing/2014/chartex" xmlns:cx1="http://schemas.microsoft.com/office/drawing/2015/9/8/chartex" xmlns:cx2="http://schemas.microsoft.com/office/drawing/2015/10/21/chartex" xmlns:cx3="http://schemas.microsoft.com/office/drawing/2016/5/9/chartex" xmlns:cx4="http://schemas.microsoft.com/office/drawing/2016/5/10/chartex" xmlns:cx5="http://schemas.microsoft.com/office/drawing/2016/5/11/chartex" xmlns:cx6="http://schemas.microsoft.com/office/drawing/2016/5/12/chartex" xmlns:cx7="http://schemas.microsoft.com/office/drawing/2016/5/13/chartex" xmlns:cx8="http://schemas.microsoft.com/office/drawing/2016/5/14/chartex" xmlns:mc="http://schemas.openxmlformats.org/markup-compatibility/2006" xmlns:aink="http://schemas.microsoft.com/office/drawing/2016/ink" xmlns:am3d="http://schemas.microsoft.com/office/drawing/2017/model3d" xmlns:o="urn:schemas-microsoft-com:office:office" xmlns:oel="http://schemas.microsoft.com/office/2019/extlst" xmlns:r="http://schemas.openxmlformats.org/officeDocument/2006/relationships" xmlns:m="http://schemas.openxmlformats.org/officeDocument/2006/math" xmlns:v="urn:schemas-microsoft-com:vml" xmlns:wp14="http://schemas.microsoft.com/office/word/2010/wordprocessingDrawing" xmlns:wp="http://schemas.openxmlformats.org/drawingml/2006/wordprocessingDrawing" xmlns:w10="urn:schemas-microsoft-com:office:word" xmlns:w="http://schemas.openxmlformats.org/wordprocessingml/2006/main" xmlns:w14="http://schemas.microsoft.com/office/word/2010/wordml" xmlns:w15="http://schemas.microsoft.com/office/word/2012/wordml" xmlns:w16cei="http://schemas.microsoft.com/office/word/2026/wordml/cei" xmlns:w16cex="http://schemas.microsoft.com/office/word/2018/wordml/cex" xmlns:w16cid="http://schemas.microsoft.com/office/word/2016/wordml/cid" xmlns:w16="http://schemas.microsoft.com/office/word/2018/wordml" xmlns:w16du="http://schemas.microsoft.com/office/word/2023/wordml/word16du" xmlns:w16sdtdh="http://schemas.microsoft.com/office/word/2020/wordml/sdtdatahash" xmlns:w16sdtfl="http://schemas.microsoft.com/office/word/2024/wordml/sdtformatlock" xmlns:w16se="http://schemas.microsoft.com/office/word/2015/wordml/symex" xmlns:wpg="http://schemas.microsoft.com/office/word/2010/wordprocessingGroup" xmlns:wpi="http://schemas.microsoft.com/office/word/2010/wordprocessingInk" xmlns:wne="http://schemas.microsoft.com/office/word/2006/wordml" xmlns:wps="http://schemas.microsoft.com/office/word/2010/wordprocessingShape" mc:Ignorable="w14 w15 w16se w16cid w16 w16cex w16sdtdh w16sdtfl w16du wp14">
   <w:abstractNum w:abstractNumId="0" w15:restartNumberingAfterBreak="0">
     <w:nsid w:val="0AF45790"/>
     <w:multiLevelType w:val="hybridMultilevel"/>
@@ -7965,6 +9994,119 @@
     </w:lvl>
   </w:abstractNum>
   <w:abstractNum w:abstractNumId="3" w15:restartNumberingAfterBreak="0">
+    <w:nsid w:val="4E085428"/>
+    <w:multiLevelType w:val="hybridMultilevel"/>
+    <w:tmpl w:val="A2F4E1B4"/>
+    <w:lvl w:ilvl="0" w:tplc="08090001">
+      <w:start w:val="1"/>
+      <w:numFmt w:val="bullet"/>
+      <w:lvlText w:val=""/>
+      <w:lvlJc w:val="left"/>
+      <w:pPr>
+        <w:ind w:left="720" w:hanging="360"/>
+      </w:pPr>
+      <w:rPr>
+        <w:rFonts w:ascii="Symbol" w:hAnsi="Symbol" w:hint="default"/>
+      </w:rPr>
+    </w:lvl>
+    <w:lvl w:ilvl="1" w:tplc="08090003" w:tentative="1">
+      <w:start w:val="1"/>
+      <w:numFmt w:val="bullet"/>
+      <w:lvlText w:val="o"/>
+      <w:lvlJc w:val="left"/>
+      <w:pPr>
+        <w:ind w:left="1440" w:hanging="360"/>
+      </w:pPr>
+      <w:rPr>
+        <w:rFonts w:ascii="Courier New" w:hAnsi="Courier New" w:cs="Courier New" w:hint="default"/>
+      </w:rPr>
+    </w:lvl>
+    <w:lvl w:ilvl="2" w:tplc="08090005" w:tentative="1">
+      <w:start w:val="1"/>
+      <w:numFmt w:val="bullet"/>
+      <w:lvlText w:val=""/>
+      <w:lvlJc w:val="left"/>
+      <w:pPr>
+        <w:ind w:left="2160" w:hanging="360"/>
+      </w:pPr>
+      <w:rPr>
+        <w:rFonts w:ascii="Wingdings" w:hAnsi="Wingdings" w:hint="default"/>
+      </w:rPr>
+    </w:lvl>
+    <w:lvl w:ilvl="3" w:tplc="08090001" w:tentative="1">
+      <w:start w:val="1"/>
+      <w:numFmt w:val="bullet"/>
+      <w:lvlText w:val=""/>
+      <w:lvlJc w:val="left"/>
+      <w:pPr>
+        <w:ind w:left="2880" w:hanging="360"/>
+      </w:pPr>
+      <w:rPr>
+        <w:rFonts w:ascii="Symbol" w:hAnsi="Symbol" w:hint="default"/>
+      </w:rPr>
+    </w:lvl>
+    <w:lvl w:ilvl="4" w:tplc="08090003" w:tentative="1">
+      <w:start w:val="1"/>
+      <w:numFmt w:val="bullet"/>
+      <w:lvlText w:val="o"/>
+      <w:lvlJc w:val="left"/>
+      <w:pPr>
+        <w:ind w:left="3600" w:hanging="360"/>
+      </w:pPr>
+      <w:rPr>
+        <w:rFonts w:ascii="Courier New" w:hAnsi="Courier New" w:cs="Courier New" w:hint="default"/>
+      </w:rPr>
+    </w:lvl>
+    <w:lvl w:ilvl="5" w:tplc="08090005" w:tentative="1">
+      <w:start w:val="1"/>
+      <w:numFmt w:val="bullet"/>
+      <w:lvlText w:val=""/>
+      <w:lvlJc w:val="left"/>
+      <w:pPr>
+        <w:ind w:left="4320" w:hanging="360"/>
+      </w:pPr>
+      <w:rPr>
+        <w:rFonts w:ascii="Wingdings" w:hAnsi="Wingdings" w:hint="default"/>
+      </w:rPr>
+    </w:lvl>
+    <w:lvl w:ilvl="6" w:tplc="08090001" w:tentative="1">
+      <w:start w:val="1"/>
+      <w:numFmt w:val="bullet"/>
+      <w:lvlText w:val=""/>
+      <w:lvlJc w:val="left"/>
+      <w:pPr>
+        <w:ind w:left="5040" w:hanging="360"/>
+      </w:pPr>
+      <w:rPr>
+        <w:rFonts w:ascii="Symbol" w:hAnsi="Symbol" w:hint="default"/>
+      </w:rPr>
+    </w:lvl>
+    <w:lvl w:ilvl="7" w:tplc="08090003" w:tentative="1">
+      <w:start w:val="1"/>
+      <w:numFmt w:val="bullet"/>
+      <w:lvlText w:val="o"/>
+      <w:lvlJc w:val="left"/>
+      <w:pPr>
+        <w:ind w:left="5760" w:hanging="360"/>
+      </w:pPr>
+      <w:rPr>
+        <w:rFonts w:ascii="Courier New" w:hAnsi="Courier New" w:cs="Courier New" w:hint="default"/>
+      </w:rPr>
+    </w:lvl>
+    <w:lvl w:ilvl="8" w:tplc="08090005" w:tentative="1">
+      <w:start w:val="1"/>
+      <w:numFmt w:val="bullet"/>
+      <w:lvlText w:val=""/>
+      <w:lvlJc w:val="left"/>
+      <w:pPr>
+        <w:ind w:left="6480" w:hanging="360"/>
+      </w:pPr>
+      <w:rPr>
+        <w:rFonts w:ascii="Wingdings" w:hAnsi="Wingdings" w:hint="default"/>
+      </w:rPr>
+    </w:lvl>
+  </w:abstractNum>
+  <w:abstractNum w:abstractNumId="4" w15:restartNumberingAfterBreak="0">
     <w:nsid w:val="580C0591"/>
     <w:multiLevelType w:val="hybridMultilevel"/>
     <w:tmpl w:val="B37AEA48"/>
@@ -8053,7 +10195,7 @@
       </w:pPr>
     </w:lvl>
   </w:abstractNum>
-  <w:abstractNum w:abstractNumId="4" w15:restartNumberingAfterBreak="0">
+  <w:abstractNum w:abstractNumId="5" w15:restartNumberingAfterBreak="0">
     <w:nsid w:val="5B441A96"/>
     <w:multiLevelType w:val="hybridMultilevel"/>
     <w:tmpl w:val="2DD6B85C"/>
@@ -8167,19 +10309,22 @@
     </w:lvl>
   </w:abstractNum>
   <w:num w:numId="1" w16cid:durableId="1173379283">
-    <w:abstractNumId w:val="4"/>
+    <w:abstractNumId w:val="5"/>
   </w:num>
   <w:num w:numId="2" w16cid:durableId="2072538169">
     <w:abstractNumId w:val="0"/>
   </w:num>
   <w:num w:numId="3" w16cid:durableId="1717776679">
-    <w:abstractNumId w:val="3"/>
+    <w:abstractNumId w:val="4"/>
   </w:num>
   <w:num w:numId="4" w16cid:durableId="115564954">
     <w:abstractNumId w:val="1"/>
   </w:num>
   <w:num w:numId="5" w16cid:durableId="2107186474">
     <w:abstractNumId w:val="2"/>
+  </w:num>
+  <w:num w:numId="6" w16cid:durableId="2064786345">
+    <w:abstractNumId w:val="3"/>
   </w:num>
 </w:numbering>
 </file>
@@ -8787,7 +10932,6 @@
   <w:style w:type="character" w:default="1" w:styleId="DefaultParagraphFont">
     <w:name w:val="Default Paragraph Font"/>
     <w:uiPriority w:val="1"/>
-    <w:semiHidden/>
     <w:unhideWhenUsed/>
   </w:style>
   <w:style w:type="table" w:default="1" w:styleId="TableNormal">
